--- a/golden/uart/docs/word/03-可编程逻辑器件软件设计说明.docx
+++ b/golden/uart/docs/word/03-可编程逻辑器件软件设计说明.docx
@@ -45,7 +45,7 @@
             <w:r/>
             <w:r>
               <w:rPr>
-                <w:rFonts w:ascii="FangSong_GB2312" w:hAnsi="FangSong_GB2312" w:eastAsia="FangSong_GB2312" w:cs="FangSong_GB2312"/>
+                <w:rFonts w:ascii="Songti SC" w:hAnsi="Songti SC" w:eastAsia="Songti SC" w:cs="Songti SC"/>
                 <w:b/>
                 <w:sz w:val="18"/>
               </w:rPr>
@@ -72,7 +72,7 @@
             <w:r/>
             <w:r>
               <w:rPr>
-                <w:rFonts w:ascii="FangSong_GB2312" w:hAnsi="FangSong_GB2312" w:eastAsia="FangSong_GB2312" w:cs="FangSong_GB2312"/>
+                <w:rFonts w:ascii="Songti SC" w:hAnsi="Songti SC" w:eastAsia="Songti SC" w:cs="Songti SC"/>
                 <w:b/>
                 <w:sz w:val="18"/>
               </w:rPr>
@@ -100,7 +100,7 @@
             <w:r/>
             <w:r>
               <w:rPr>
-                <w:rFonts w:ascii="FangSong_GB2312" w:hAnsi="FangSong_GB2312" w:eastAsia="FangSong_GB2312" w:cs="FangSong_GB2312"/>
+                <w:rFonts w:ascii="Songti SC" w:hAnsi="Songti SC" w:eastAsia="Songti SC" w:cs="Songti SC"/>
                 <w:b w:val="0"/>
                 <w:sz w:val="18"/>
               </w:rPr>
@@ -126,11 +126,11 @@
             <w:r/>
             <w:r>
               <w:rPr>
-                <w:rFonts w:ascii="FangSong_GB2312" w:hAnsi="FangSong_GB2312" w:eastAsia="FangSong_GB2312" w:cs="FangSong_GB2312"/>
+                <w:rFonts w:ascii="Songti SC" w:hAnsi="Songti SC" w:eastAsia="Songti SC" w:cs="Songti SC"/>
                 <w:b w:val="0"/>
                 <w:sz w:val="18"/>
               </w:rPr>
-              <w:t>UART-DOC-003 / v2.3 candidate</w:t>
+              <w:t>UART-DOC-003 / v2.5 candidate</w:t>
             </w:r>
           </w:p>
         </w:tc>
@@ -154,7 +154,7 @@
             <w:r/>
             <w:r>
               <w:rPr>
-                <w:rFonts w:ascii="FangSong_GB2312" w:hAnsi="FangSong_GB2312" w:eastAsia="FangSong_GB2312" w:cs="FangSong_GB2312"/>
+                <w:rFonts w:ascii="Songti SC" w:hAnsi="Songti SC" w:eastAsia="Songti SC" w:cs="Songti SC"/>
                 <w:b w:val="0"/>
                 <w:sz w:val="18"/>
               </w:rPr>
@@ -180,7 +180,7 @@
             <w:r/>
             <w:r>
               <w:rPr>
-                <w:rFonts w:ascii="FangSong_GB2312" w:hAnsi="FangSong_GB2312" w:eastAsia="FangSong_GB2312" w:cs="FangSong_GB2312"/>
+                <w:rFonts w:ascii="Songti SC" w:hAnsi="Songti SC" w:eastAsia="Songti SC" w:cs="Songti SC"/>
                 <w:b w:val="0"/>
                 <w:sz w:val="18"/>
               </w:rPr>
@@ -208,7 +208,7 @@
             <w:r/>
             <w:r>
               <w:rPr>
-                <w:rFonts w:ascii="FangSong_GB2312" w:hAnsi="FangSong_GB2312" w:eastAsia="FangSong_GB2312" w:cs="FangSong_GB2312"/>
+                <w:rFonts w:ascii="Songti SC" w:hAnsi="Songti SC" w:eastAsia="Songti SC" w:cs="Songti SC"/>
                 <w:b w:val="0"/>
                 <w:sz w:val="18"/>
               </w:rPr>
@@ -234,11 +234,11 @@
             <w:r/>
             <w:r>
               <w:rPr>
-                <w:rFonts w:ascii="FangSong_GB2312" w:hAnsi="FangSong_GB2312" w:eastAsia="FangSong_GB2312" w:cs="FangSong_GB2312"/>
+                <w:rFonts w:ascii="Songti SC" w:hAnsi="Songti SC" w:eastAsia="Songti SC" w:cs="Songti SC"/>
                 <w:b w:val="0"/>
                 <w:sz w:val="18"/>
               </w:rPr>
-              <w:t>2026-08-27</w:t>
+              <w:t>2026-08-28</w:t>
             </w:r>
           </w:p>
         </w:tc>
@@ -262,7 +262,7 @@
             <w:r/>
             <w:r>
               <w:rPr>
-                <w:rFonts w:ascii="FangSong_GB2312" w:hAnsi="FangSong_GB2312" w:eastAsia="FangSong_GB2312" w:cs="FangSong_GB2312"/>
+                <w:rFonts w:ascii="Songti SC" w:hAnsi="Songti SC" w:eastAsia="Songti SC" w:cs="Songti SC"/>
                 <w:b w:val="0"/>
                 <w:sz w:val="18"/>
               </w:rPr>
@@ -288,7 +288,7 @@
             <w:r/>
             <w:r>
               <w:rPr>
-                <w:rFonts w:ascii="FangSong_GB2312" w:hAnsi="FangSong_GB2312" w:eastAsia="FangSong_GB2312" w:cs="FangSong_GB2312"/>
+                <w:rFonts w:ascii="Songti SC" w:hAnsi="Songti SC" w:eastAsia="Songti SC" w:cs="Songti SC"/>
                 <w:b w:val="0"/>
                 <w:sz w:val="18"/>
               </w:rPr>
@@ -316,7 +316,7 @@
             <w:r/>
             <w:r>
               <w:rPr>
-                <w:rFonts w:ascii="FangSong_GB2312" w:hAnsi="FangSong_GB2312" w:eastAsia="FangSong_GB2312" w:cs="FangSong_GB2312"/>
+                <w:rFonts w:ascii="Songti SC" w:hAnsi="Songti SC" w:eastAsia="Songti SC" w:cs="Songti SC"/>
                 <w:b w:val="0"/>
                 <w:sz w:val="18"/>
               </w:rPr>
@@ -342,7 +342,7 @@
             <w:r/>
             <w:r>
               <w:rPr>
-                <w:rFonts w:ascii="FangSong_GB2312" w:hAnsi="FangSong_GB2312" w:eastAsia="FangSong_GB2312" w:cs="FangSong_GB2312"/>
+                <w:rFonts w:ascii="Songti SC" w:hAnsi="Songti SC" w:eastAsia="Songti SC" w:cs="Songti SC"/>
                 <w:b w:val="0"/>
                 <w:sz w:val="18"/>
               </w:rPr>
@@ -370,7 +370,7 @@
             <w:r/>
             <w:r>
               <w:rPr>
-                <w:rFonts w:ascii="FangSong_GB2312" w:hAnsi="FangSong_GB2312" w:eastAsia="FangSong_GB2312" w:cs="FangSong_GB2312"/>
+                <w:rFonts w:ascii="Songti SC" w:hAnsi="Songti SC" w:eastAsia="Songti SC" w:cs="Songti SC"/>
                 <w:b w:val="0"/>
                 <w:sz w:val="18"/>
               </w:rPr>
@@ -396,7 +396,7 @@
             <w:r/>
             <w:r>
               <w:rPr>
-                <w:rFonts w:ascii="FangSong_GB2312" w:hAnsi="FangSong_GB2312" w:eastAsia="FangSong_GB2312" w:cs="FangSong_GB2312"/>
+                <w:rFonts w:ascii="Songti SC" w:hAnsi="Songti SC" w:eastAsia="Songti SC" w:cs="Songti SC"/>
                 <w:b w:val="0"/>
                 <w:sz w:val="18"/>
               </w:rPr>
@@ -424,7 +424,7 @@
             <w:r/>
             <w:r>
               <w:rPr>
-                <w:rFonts w:ascii="FangSong_GB2312" w:hAnsi="FangSong_GB2312" w:eastAsia="FangSong_GB2312" w:cs="FangSong_GB2312"/>
+                <w:rFonts w:ascii="Songti SC" w:hAnsi="Songti SC" w:eastAsia="Songti SC" w:cs="Songti SC"/>
                 <w:b w:val="0"/>
                 <w:sz w:val="18"/>
               </w:rPr>
@@ -450,7 +450,7 @@
             <w:r/>
             <w:r>
               <w:rPr>
-                <w:rFonts w:ascii="FangSong_GB2312" w:hAnsi="FangSong_GB2312" w:eastAsia="FangSong_GB2312" w:cs="FangSong_GB2312"/>
+                <w:rFonts w:ascii="Songti SC" w:hAnsi="Songti SC" w:eastAsia="Songti SC" w:cs="Songti SC"/>
                 <w:b w:val="0"/>
                 <w:sz w:val="18"/>
               </w:rPr>
@@ -478,7 +478,7 @@
             <w:r/>
             <w:r>
               <w:rPr>
-                <w:rFonts w:ascii="FangSong_GB2312" w:hAnsi="FangSong_GB2312" w:eastAsia="FangSong_GB2312" w:cs="FangSong_GB2312"/>
+                <w:rFonts w:ascii="Songti SC" w:hAnsi="Songti SC" w:eastAsia="Songti SC" w:cs="Songti SC"/>
                 <w:b w:val="0"/>
                 <w:sz w:val="18"/>
               </w:rPr>
@@ -504,7 +504,7 @@
             <w:r/>
             <w:r>
               <w:rPr>
-                <w:rFonts w:ascii="FangSong_GB2312" w:hAnsi="FangSong_GB2312" w:eastAsia="FangSong_GB2312" w:cs="FangSong_GB2312"/>
+                <w:rFonts w:ascii="Songti SC" w:hAnsi="Songti SC" w:eastAsia="Songti SC" w:cs="Songti SC"/>
                 <w:b w:val="0"/>
                 <w:sz w:val="18"/>
               </w:rPr>
@@ -569,7 +569,7 @@
             <w:r/>
             <w:r>
               <w:rPr>
-                <w:rFonts w:ascii="FangSong_GB2312" w:hAnsi="FangSong_GB2312" w:eastAsia="FangSong_GB2312" w:cs="FangSong_GB2312"/>
+                <w:rFonts w:ascii="Songti SC" w:hAnsi="Songti SC" w:eastAsia="Songti SC" w:cs="Songti SC"/>
                 <w:b/>
                 <w:sz w:val="18"/>
               </w:rPr>
@@ -596,7 +596,7 @@
             <w:r/>
             <w:r>
               <w:rPr>
-                <w:rFonts w:ascii="FangSong_GB2312" w:hAnsi="FangSong_GB2312" w:eastAsia="FangSong_GB2312" w:cs="FangSong_GB2312"/>
+                <w:rFonts w:ascii="Songti SC" w:hAnsi="Songti SC" w:eastAsia="Songti SC" w:cs="Songti SC"/>
                 <w:b/>
                 <w:sz w:val="18"/>
               </w:rPr>
@@ -623,7 +623,7 @@
             <w:r/>
             <w:r>
               <w:rPr>
-                <w:rFonts w:ascii="FangSong_GB2312" w:hAnsi="FangSong_GB2312" w:eastAsia="FangSong_GB2312" w:cs="FangSong_GB2312"/>
+                <w:rFonts w:ascii="Songti SC" w:hAnsi="Songti SC" w:eastAsia="Songti SC" w:cs="Songti SC"/>
                 <w:b/>
                 <w:sz w:val="18"/>
               </w:rPr>
@@ -650,7 +650,7 @@
             <w:r/>
             <w:r>
               <w:rPr>
-                <w:rFonts w:ascii="FangSong_GB2312" w:hAnsi="FangSong_GB2312" w:eastAsia="FangSong_GB2312" w:cs="FangSong_GB2312"/>
+                <w:rFonts w:ascii="Songti SC" w:hAnsi="Songti SC" w:eastAsia="Songti SC" w:cs="Songti SC"/>
                 <w:b/>
                 <w:sz w:val="18"/>
               </w:rPr>
@@ -678,11 +678,11 @@
             <w:r/>
             <w:r>
               <w:rPr>
-                <w:rFonts w:ascii="FangSong_GB2312" w:hAnsi="FangSong_GB2312" w:eastAsia="FangSong_GB2312" w:cs="FangSong_GB2312"/>
+                <w:rFonts w:ascii="Songti SC" w:hAnsi="Songti SC" w:eastAsia="Songti SC" w:cs="Songti SC"/>
                 <w:b w:val="0"/>
                 <w:sz w:val="18"/>
               </w:rPr>
-              <w:t>v2.3 candidate</w:t>
+              <w:t>v2.5 candidate</w:t>
             </w:r>
           </w:p>
         </w:tc>
@@ -704,11 +704,11 @@
             <w:r/>
             <w:r>
               <w:rPr>
-                <w:rFonts w:ascii="FangSong_GB2312" w:hAnsi="FangSong_GB2312" w:eastAsia="FangSong_GB2312" w:cs="FangSong_GB2312"/>
+                <w:rFonts w:ascii="Songti SC" w:hAnsi="Songti SC" w:eastAsia="Songti SC" w:cs="Songti SC"/>
                 <w:b w:val="0"/>
                 <w:sz w:val="18"/>
               </w:rPr>
-              <w:t>2026-08-27</w:t>
+              <w:t>2026-08-28</w:t>
             </w:r>
           </w:p>
         </w:tc>
@@ -730,11 +730,11 @@
             <w:r/>
             <w:r>
               <w:rPr>
-                <w:rFonts w:ascii="FangSong_GB2312" w:hAnsi="FangSong_GB2312" w:eastAsia="FangSong_GB2312" w:cs="FangSong_GB2312"/>
+                <w:rFonts w:ascii="Songti SC" w:hAnsi="Songti SC" w:eastAsia="Songti SC" w:cs="Songti SC"/>
                 <w:b w:val="0"/>
                 <w:sz w:val="18"/>
               </w:rPr>
-              <w:t>切换当前目标到 XC7VX690T，补充板级包装边界、115200 扩展回归与中等保证验证设计；K70T 数据保留为历史 exploratory 证据</w:t>
+              <w:t>在官方 DIFF_SSTL15 约束上经 Mac→66 直连重跑并确认综合、布局布线、methodology/CDC/DRC/STA 与资源结果</w:t>
             </w:r>
           </w:p>
         </w:tc>
@@ -756,7 +756,7 @@
             <w:r/>
             <w:r>
               <w:rPr>
-                <w:rFonts w:ascii="FangSong_GB2312" w:hAnsi="FangSong_GB2312" w:eastAsia="FangSong_GB2312" w:cs="FangSong_GB2312"/>
+                <w:rFonts w:ascii="Songti SC" w:hAnsi="Songti SC" w:eastAsia="Songti SC" w:cs="Songti SC"/>
                 <w:b w:val="0"/>
                 <w:sz w:val="18"/>
               </w:rPr>
@@ -784,11 +784,11 @@
             <w:r/>
             <w:r>
               <w:rPr>
-                <w:rFonts w:ascii="FangSong_GB2312" w:hAnsi="FangSong_GB2312" w:eastAsia="FangSong_GB2312" w:cs="FangSong_GB2312"/>
+                <w:rFonts w:ascii="Songti SC" w:hAnsi="Songti SC" w:eastAsia="Songti SC" w:cs="Songti SC"/>
                 <w:b w:val="0"/>
                 <w:sz w:val="18"/>
               </w:rPr>
-              <w:t>v2.2 candidate</w:t>
+              <w:t>v2.4 candidate</w:t>
             </w:r>
           </w:p>
         </w:tc>
@@ -810,11 +810,11 @@
             <w:r/>
             <w:r>
               <w:rPr>
-                <w:rFonts w:ascii="FangSong_GB2312" w:hAnsi="FangSong_GB2312" w:eastAsia="FangSong_GB2312" w:cs="FangSong_GB2312"/>
+                <w:rFonts w:ascii="Songti SC" w:hAnsi="Songti SC" w:eastAsia="Songti SC" w:cs="Songti SC"/>
                 <w:b w:val="0"/>
                 <w:sz w:val="18"/>
               </w:rPr>
-              <w:t>2026-08-26</w:t>
+              <w:t>2026-08-27</w:t>
             </w:r>
           </w:p>
         </w:tc>
@@ -836,11 +836,11 @@
             <w:r/>
             <w:r>
               <w:rPr>
-                <w:rFonts w:ascii="FangSong_GB2312" w:hAnsi="FangSong_GB2312" w:eastAsia="FangSong_GB2312" w:cs="FangSong_GB2312"/>
+                <w:rFonts w:ascii="Songti SC" w:hAnsi="Songti SC" w:eastAsia="Songti SC" w:cs="Songti SC"/>
                 <w:b w:val="0"/>
                 <w:sz w:val="18"/>
               </w:rPr>
-              <w:t>同步完整标准参考清单、来源边界和上游 v2.2；设计与 RTL 不变</w:t>
+              <w:t>实现 VC709 板级包装、MMCM/复位/CP2103 回显与候选 XDC，纳入真实 methodology/CDC/DRC/STA 结果</w:t>
             </w:r>
           </w:p>
         </w:tc>
@@ -862,7 +862,7 @@
             <w:r/>
             <w:r>
               <w:rPr>
-                <w:rFonts w:ascii="FangSong_GB2312" w:hAnsi="FangSong_GB2312" w:eastAsia="FangSong_GB2312" w:cs="FangSong_GB2312"/>
+                <w:rFonts w:ascii="Songti SC" w:hAnsi="Songti SC" w:eastAsia="Songti SC" w:cs="Songti SC"/>
                 <w:b w:val="0"/>
                 <w:sz w:val="18"/>
               </w:rPr>
@@ -890,11 +890,11 @@
             <w:r/>
             <w:r>
               <w:rPr>
-                <w:rFonts w:ascii="FangSong_GB2312" w:hAnsi="FangSong_GB2312" w:eastAsia="FangSong_GB2312" w:cs="FangSong_GB2312"/>
+                <w:rFonts w:ascii="Songti SC" w:hAnsi="Songti SC" w:eastAsia="Songti SC" w:cs="Songti SC"/>
                 <w:b w:val="0"/>
                 <w:sz w:val="18"/>
               </w:rPr>
-              <w:t>v2.1 candidate</w:t>
+              <w:t>v2.3 candidate</w:t>
             </w:r>
           </w:p>
         </w:tc>
@@ -916,11 +916,11 @@
             <w:r/>
             <w:r>
               <w:rPr>
-                <w:rFonts w:ascii="FangSong_GB2312" w:hAnsi="FangSong_GB2312" w:eastAsia="FangSong_GB2312" w:cs="FangSong_GB2312"/>
+                <w:rFonts w:ascii="Songti SC" w:hAnsi="Songti SC" w:eastAsia="Songti SC" w:cs="Songti SC"/>
                 <w:b w:val="0"/>
                 <w:sz w:val="18"/>
               </w:rPr>
-              <w:t>2026-08-26</w:t>
+              <w:t>2026-08-27</w:t>
             </w:r>
           </w:p>
         </w:tc>
@@ -942,11 +942,11 @@
             <w:r/>
             <w:r>
               <w:rPr>
-                <w:rFonts w:ascii="FangSong_GB2312" w:hAnsi="FangSong_GB2312" w:eastAsia="FangSong_GB2312" w:cs="FangSong_GB2312"/>
+                <w:rFonts w:ascii="Songti SC" w:hAnsi="Songti SC" w:eastAsia="Songti SC" w:cs="Songti SC"/>
                 <w:b w:val="0"/>
                 <w:sz w:val="18"/>
               </w:rPr>
-              <w:t>同步 GJB 438B-2009 参考集和上游候选文档版本；设计与 RTL 不变</w:t>
+              <w:t>切换当前目标到 XC7VX690T，补充板级包装边界、115200 扩展回归与中等保证验证设计；K70T 数据保留为历史 exploratory 证据</w:t>
             </w:r>
           </w:p>
         </w:tc>
@@ -968,7 +968,7 @@
             <w:r/>
             <w:r>
               <w:rPr>
-                <w:rFonts w:ascii="FangSong_GB2312" w:hAnsi="FangSong_GB2312" w:eastAsia="FangSong_GB2312" w:cs="FangSong_GB2312"/>
+                <w:rFonts w:ascii="Songti SC" w:hAnsi="Songti SC" w:eastAsia="Songti SC" w:cs="Songti SC"/>
                 <w:b w:val="0"/>
                 <w:sz w:val="18"/>
               </w:rPr>
@@ -996,11 +996,11 @@
             <w:r/>
             <w:r>
               <w:rPr>
-                <w:rFonts w:ascii="FangSong_GB2312" w:hAnsi="FangSong_GB2312" w:eastAsia="FangSong_GB2312" w:cs="FangSong_GB2312"/>
+                <w:rFonts w:ascii="Songti SC" w:hAnsi="Songti SC" w:eastAsia="Songti SC" w:cs="Songti SC"/>
                 <w:b w:val="0"/>
                 <w:sz w:val="18"/>
               </w:rPr>
-              <w:t>v2.0 candidate</w:t>
+              <w:t>v2.2 candidate</w:t>
             </w:r>
           </w:p>
         </w:tc>
@@ -1022,7 +1022,7 @@
             <w:r/>
             <w:r>
               <w:rPr>
-                <w:rFonts w:ascii="FangSong_GB2312" w:hAnsi="FangSong_GB2312" w:eastAsia="FangSong_GB2312" w:cs="FangSong_GB2312"/>
+                <w:rFonts w:ascii="Songti SC" w:hAnsi="Songti SC" w:eastAsia="Songti SC" w:cs="Songti SC"/>
                 <w:b w:val="0"/>
                 <w:sz w:val="18"/>
               </w:rPr>
@@ -1048,11 +1048,11 @@
             <w:r/>
             <w:r>
               <w:rPr>
-                <w:rFonts w:ascii="FangSong_GB2312" w:hAnsi="FangSong_GB2312" w:eastAsia="FangSong_GB2312" w:cs="FangSong_GB2312"/>
+                <w:rFonts w:ascii="Songti SC" w:hAnsi="Songti SC" w:eastAsia="Songti SC" w:cs="Songti SC"/>
                 <w:b w:val="0"/>
                 <w:sz w:val="18"/>
               </w:rPr>
-              <w:t>依据 GJB 9764-2020 附录 D 合并原结构设计和详细设计，补齐验证设计与模块追踪</w:t>
+              <w:t>同步完整标准参考清单、来源边界和上游 v2.2；设计与 RTL 不变</w:t>
             </w:r>
           </w:p>
         </w:tc>
@@ -1074,7 +1074,219 @@
             <w:r/>
             <w:r>
               <w:rPr>
-                <w:rFonts w:ascii="FangSong_GB2312" w:hAnsi="FangSong_GB2312" w:eastAsia="FangSong_GB2312" w:cs="FangSong_GB2312"/>
+                <w:rFonts w:ascii="Songti SC" w:hAnsi="Songti SC" w:eastAsia="Songti SC" w:cs="Songti SC"/>
+                <w:b w:val="0"/>
+                <w:sz w:val="18"/>
+              </w:rPr>
+              <w:t>Agent 辅助拟制，待授权角色确认</w:t>
+            </w:r>
+          </w:p>
+        </w:tc>
+      </w:tr>
+      <w:tr>
+        <w:tc>
+          <w:tcPr>
+            <w:tcW w:type="dxa" w:w="1354"/>
+            <w:vAlign w:val="center"/>
+            <w:tcMar>
+              <w:top w:w="80" w:type="dxa"/>
+              <w:start w:w="120" w:type="dxa"/>
+              <w:bottom w:w="80" w:type="dxa"/>
+              <w:end w:w="120" w:type="dxa"/>
+            </w:tcMar>
+          </w:tcPr>
+          <w:p>
+            <w:pPr>
+              <w:spacing w:after="0"/>
+            </w:pPr>
+            <w:r/>
+            <w:r>
+              <w:rPr>
+                <w:rFonts w:ascii="Songti SC" w:hAnsi="Songti SC" w:eastAsia="Songti SC" w:cs="Songti SC"/>
+                <w:b w:val="0"/>
+                <w:sz w:val="18"/>
+              </w:rPr>
+              <w:t>v2.1 candidate</w:t>
+            </w:r>
+          </w:p>
+        </w:tc>
+        <w:tc>
+          <w:tcPr>
+            <w:tcW w:type="dxa" w:w="1805"/>
+            <w:vAlign w:val="center"/>
+            <w:tcMar>
+              <w:top w:w="80" w:type="dxa"/>
+              <w:start w:w="120" w:type="dxa"/>
+              <w:bottom w:w="80" w:type="dxa"/>
+              <w:end w:w="120" w:type="dxa"/>
+            </w:tcMar>
+          </w:tcPr>
+          <w:p>
+            <w:pPr>
+              <w:spacing w:after="0"/>
+            </w:pPr>
+            <w:r/>
+            <w:r>
+              <w:rPr>
+                <w:rFonts w:ascii="Songti SC" w:hAnsi="Songti SC" w:eastAsia="Songti SC" w:cs="Songti SC"/>
+                <w:b w:val="0"/>
+                <w:sz w:val="18"/>
+              </w:rPr>
+              <w:t>2026-08-26</w:t>
+            </w:r>
+          </w:p>
+        </w:tc>
+        <w:tc>
+          <w:tcPr>
+            <w:tcW w:type="dxa" w:w="4059"/>
+            <w:vAlign w:val="center"/>
+            <w:tcMar>
+              <w:top w:w="80" w:type="dxa"/>
+              <w:start w:w="120" w:type="dxa"/>
+              <w:bottom w:w="80" w:type="dxa"/>
+              <w:end w:w="120" w:type="dxa"/>
+            </w:tcMar>
+          </w:tcPr>
+          <w:p>
+            <w:pPr>
+              <w:spacing w:after="0"/>
+            </w:pPr>
+            <w:r/>
+            <w:r>
+              <w:rPr>
+                <w:rFonts w:ascii="Songti SC" w:hAnsi="Songti SC" w:eastAsia="Songti SC" w:cs="Songti SC"/>
+                <w:b w:val="0"/>
+                <w:sz w:val="18"/>
+              </w:rPr>
+              <w:t>同步 GJB 438B-2009 参考集和上游候选文档版本；设计与 RTL 不变</w:t>
+            </w:r>
+          </w:p>
+        </w:tc>
+        <w:tc>
+          <w:tcPr>
+            <w:tcW w:type="dxa" w:w="1807"/>
+            <w:vAlign w:val="center"/>
+            <w:tcMar>
+              <w:top w:w="80" w:type="dxa"/>
+              <w:start w:w="120" w:type="dxa"/>
+              <w:bottom w:w="80" w:type="dxa"/>
+              <w:end w:w="120" w:type="dxa"/>
+            </w:tcMar>
+          </w:tcPr>
+          <w:p>
+            <w:pPr>
+              <w:spacing w:after="0"/>
+            </w:pPr>
+            <w:r/>
+            <w:r>
+              <w:rPr>
+                <w:rFonts w:ascii="Songti SC" w:hAnsi="Songti SC" w:eastAsia="Songti SC" w:cs="Songti SC"/>
+                <w:b w:val="0"/>
+                <w:sz w:val="18"/>
+              </w:rPr>
+              <w:t>Agent 辅助拟制，待授权角色确认</w:t>
+            </w:r>
+          </w:p>
+        </w:tc>
+      </w:tr>
+      <w:tr>
+        <w:tc>
+          <w:tcPr>
+            <w:tcW w:type="dxa" w:w="1354"/>
+            <w:vAlign w:val="center"/>
+            <w:tcMar>
+              <w:top w:w="80" w:type="dxa"/>
+              <w:start w:w="120" w:type="dxa"/>
+              <w:bottom w:w="80" w:type="dxa"/>
+              <w:end w:w="120" w:type="dxa"/>
+            </w:tcMar>
+          </w:tcPr>
+          <w:p>
+            <w:pPr>
+              <w:spacing w:after="0"/>
+            </w:pPr>
+            <w:r/>
+            <w:r>
+              <w:rPr>
+                <w:rFonts w:ascii="Songti SC" w:hAnsi="Songti SC" w:eastAsia="Songti SC" w:cs="Songti SC"/>
+                <w:b w:val="0"/>
+                <w:sz w:val="18"/>
+              </w:rPr>
+              <w:t>v2.0 candidate</w:t>
+            </w:r>
+          </w:p>
+        </w:tc>
+        <w:tc>
+          <w:tcPr>
+            <w:tcW w:type="dxa" w:w="1805"/>
+            <w:vAlign w:val="center"/>
+            <w:tcMar>
+              <w:top w:w="80" w:type="dxa"/>
+              <w:start w:w="120" w:type="dxa"/>
+              <w:bottom w:w="80" w:type="dxa"/>
+              <w:end w:w="120" w:type="dxa"/>
+            </w:tcMar>
+          </w:tcPr>
+          <w:p>
+            <w:pPr>
+              <w:spacing w:after="0"/>
+            </w:pPr>
+            <w:r/>
+            <w:r>
+              <w:rPr>
+                <w:rFonts w:ascii="Songti SC" w:hAnsi="Songti SC" w:eastAsia="Songti SC" w:cs="Songti SC"/>
+                <w:b w:val="0"/>
+                <w:sz w:val="18"/>
+              </w:rPr>
+              <w:t>2026-08-26</w:t>
+            </w:r>
+          </w:p>
+        </w:tc>
+        <w:tc>
+          <w:tcPr>
+            <w:tcW w:type="dxa" w:w="4059"/>
+            <w:vAlign w:val="center"/>
+            <w:tcMar>
+              <w:top w:w="80" w:type="dxa"/>
+              <w:start w:w="120" w:type="dxa"/>
+              <w:bottom w:w="80" w:type="dxa"/>
+              <w:end w:w="120" w:type="dxa"/>
+            </w:tcMar>
+          </w:tcPr>
+          <w:p>
+            <w:pPr>
+              <w:spacing w:after="0"/>
+            </w:pPr>
+            <w:r/>
+            <w:r>
+              <w:rPr>
+                <w:rFonts w:ascii="Songti SC" w:hAnsi="Songti SC" w:eastAsia="Songti SC" w:cs="Songti SC"/>
+                <w:b w:val="0"/>
+                <w:sz w:val="18"/>
+              </w:rPr>
+              <w:t>依据 GJB 9764-2020 附录 D 合并原结构设计和详细设计，补齐验证设计与模块追踪</w:t>
+            </w:r>
+          </w:p>
+        </w:tc>
+        <w:tc>
+          <w:tcPr>
+            <w:tcW w:type="dxa" w:w="1807"/>
+            <w:vAlign w:val="center"/>
+            <w:tcMar>
+              <w:top w:w="80" w:type="dxa"/>
+              <w:start w:w="120" w:type="dxa"/>
+              <w:bottom w:w="80" w:type="dxa"/>
+              <w:end w:w="120" w:type="dxa"/>
+            </w:tcMar>
+          </w:tcPr>
+          <w:p>
+            <w:pPr>
+              <w:spacing w:after="0"/>
+            </w:pPr>
+            <w:r/>
+            <w:r>
+              <w:rPr>
+                <w:rFonts w:ascii="Songti SC" w:hAnsi="Songti SC" w:eastAsia="Songti SC" w:cs="Songti SC"/>
                 <w:b w:val="0"/>
                 <w:sz w:val="18"/>
               </w:rPr>
@@ -1112,7 +1324,7 @@
       </w:pPr>
       <w:r>
         <w:rPr>
-          <w:rFonts w:ascii="FangSong_GB2312" w:hAnsi="FangSong_GB2312" w:eastAsia="FangSong_GB2312" w:cs="FangSong_GB2312"/>
+          <w:rFonts w:ascii="Songti SC" w:hAnsi="Songti SC" w:eastAsia="Songti SC" w:cs="Songti SC"/>
           <w:b w:val="0"/>
           <w:sz w:val="22"/>
         </w:rPr>
@@ -1129,7 +1341,7 @@
       </w:pPr>
       <w:r>
         <w:rPr>
-          <w:rFonts w:ascii="FangSong_GB2312" w:hAnsi="FangSong_GB2312" w:eastAsia="FangSong_GB2312" w:cs="FangSong_GB2312"/>
+          <w:rFonts w:ascii="Songti SC" w:hAnsi="Songti SC" w:eastAsia="Songti SC" w:cs="Songti SC"/>
           <w:b w:val="0"/>
           <w:sz w:val="22"/>
         </w:rPr>
@@ -1146,7 +1358,7 @@
       </w:pPr>
       <w:r>
         <w:rPr>
-          <w:rFonts w:ascii="FangSong_GB2312" w:hAnsi="FangSong_GB2312" w:eastAsia="FangSong_GB2312" w:cs="FangSong_GB2312"/>
+          <w:rFonts w:ascii="Songti SC" w:hAnsi="Songti SC" w:eastAsia="Songti SC" w:cs="Songti SC"/>
           <w:b w:val="0"/>
           <w:sz w:val="22"/>
         </w:rPr>
@@ -1163,7 +1375,7 @@
       </w:pPr>
       <w:r>
         <w:rPr>
-          <w:rFonts w:ascii="FangSong_GB2312" w:hAnsi="FangSong_GB2312" w:eastAsia="FangSong_GB2312" w:cs="FangSong_GB2312"/>
+          <w:rFonts w:ascii="Songti SC" w:hAnsi="Songti SC" w:eastAsia="Songti SC" w:cs="Songti SC"/>
           <w:b w:val="0"/>
           <w:sz w:val="22"/>
         </w:rPr>
@@ -1180,7 +1392,7 @@
       </w:pPr>
       <w:r>
         <w:rPr>
-          <w:rFonts w:ascii="FangSong_GB2312" w:hAnsi="FangSong_GB2312" w:eastAsia="FangSong_GB2312" w:cs="FangSong_GB2312"/>
+          <w:rFonts w:ascii="Songti SC" w:hAnsi="Songti SC" w:eastAsia="Songti SC" w:cs="Songti SC"/>
           <w:b w:val="0"/>
           <w:sz w:val="22"/>
         </w:rPr>
@@ -1197,7 +1409,7 @@
       </w:pPr>
       <w:r>
         <w:rPr>
-          <w:rFonts w:ascii="FangSong_GB2312" w:hAnsi="FangSong_GB2312" w:eastAsia="FangSong_GB2312" w:cs="FangSong_GB2312"/>
+          <w:rFonts w:ascii="Songti SC" w:hAnsi="Songti SC" w:eastAsia="Songti SC" w:cs="Songti SC"/>
           <w:b w:val="0"/>
           <w:sz w:val="22"/>
         </w:rPr>
@@ -1231,7 +1443,7 @@
       </w:pPr>
       <w:r>
         <w:rPr>
-          <w:rFonts w:ascii="FangSong_GB2312" w:hAnsi="FangSong_GB2312" w:eastAsia="FangSong_GB2312" w:cs="FangSong_GB2312"/>
+          <w:rFonts w:ascii="Songti SC" w:hAnsi="Songti SC" w:eastAsia="Songti SC" w:cs="Songti SC"/>
           <w:b w:val="0"/>
           <w:sz w:val="22"/>
         </w:rPr>
@@ -1248,11 +1460,11 @@
       </w:r>
       <w:r>
         <w:rPr>
-          <w:rFonts w:ascii="FangSong_GB2312" w:hAnsi="FangSong_GB2312" w:eastAsia="FangSong_GB2312" w:cs="FangSong_GB2312"/>
+          <w:rFonts w:ascii="Songti SC" w:hAnsi="Songti SC" w:eastAsia="Songti SC" w:cs="Songti SC"/>
           <w:b w:val="0"/>
           <w:sz w:val="22"/>
         </w:rPr>
-        <w:t xml:space="preserve">，规划的板级包装为 </w:t>
+        <w:t xml:space="preserve">，板级包装为 </w:t>
       </w:r>
       <w:r>
         <w:rPr>
@@ -1265,11 +1477,11 @@
       </w:r>
       <w:r>
         <w:rPr>
-          <w:rFonts w:ascii="FangSong_GB2312" w:hAnsi="FangSong_GB2312" w:eastAsia="FangSong_GB2312" w:cs="FangSong_GB2312"/>
+          <w:rFonts w:ascii="Songti SC" w:hAnsi="Songti SC" w:eastAsia="Songti SC" w:cs="Songti SC"/>
           <w:b w:val="0"/>
           <w:sz w:val="22"/>
         </w:rPr>
-        <w:t xml:space="preserve">；目标器件为 XC7VX690T，候选 part </w:t>
+        <w:t xml:space="preserve">；目标为 VC709 / </w:t>
       </w:r>
       <w:r>
         <w:rPr>
@@ -1282,11 +1494,28 @@
       </w:r>
       <w:r>
         <w:rPr>
-          <w:rFonts w:ascii="FangSong_GB2312" w:hAnsi="FangSong_GB2312" w:eastAsia="FangSong_GB2312" w:cs="FangSong_GB2312"/>
+          <w:rFonts w:ascii="Songti SC" w:hAnsi="Songti SC" w:eastAsia="Songti SC" w:cs="Songti SC"/>
           <w:b w:val="0"/>
           <w:sz w:val="22"/>
         </w:rPr>
-        <w:t xml:space="preserve"> 尚未由真实 Connector/Vivado 确认。设计版本 v2.3 candidate，无发布号或批准基线。</w:t>
+        <w:t xml:space="preserve">，已由真实 Connector/Vivado 2021.1 通过 Mac→66 直连查询并完成修订后 </w:t>
+      </w:r>
+      <w:r>
+        <w:rPr>
+          <w:rFonts w:ascii="Courier New" w:hAnsi="Courier New" w:eastAsia="Courier New" w:cs="Courier New"/>
+          <w:b w:val="0"/>
+          <w:color w:val="1F3A5F"/>
+          <w:sz w:val="21"/>
+        </w:rPr>
+        <w:t>DIFF_SSTL15</w:t>
+      </w:r>
+      <w:r>
+        <w:rPr>
+          <w:rFonts w:ascii="Songti SC" w:hAnsi="Songti SC" w:eastAsia="Songti SC" w:cs="Songti SC"/>
+          <w:b w:val="0"/>
+          <w:sz w:val="22"/>
+        </w:rPr>
+        <w:t xml:space="preserve"> 预码流实现。设计版本 v2.5 candidate，无发布号或批准基线。</w:t>
       </w:r>
     </w:p>
     <w:p>
@@ -1303,7 +1532,7 @@
       </w:pPr>
       <w:r>
         <w:rPr>
-          <w:rFonts w:ascii="FangSong_GB2312" w:hAnsi="FangSong_GB2312" w:eastAsia="FangSong_GB2312" w:cs="FangSong_GB2312"/>
+          <w:rFonts w:ascii="Songti SC" w:hAnsi="Songti SC" w:eastAsia="Songti SC" w:cs="Songti SC"/>
           <w:b w:val="0"/>
           <w:sz w:val="22"/>
         </w:rPr>
@@ -1324,7 +1553,7 @@
       </w:pPr>
       <w:r>
         <w:rPr>
-          <w:rFonts w:ascii="FangSong_GB2312" w:hAnsi="FangSong_GB2312" w:eastAsia="FangSong_GB2312" w:cs="FangSong_GB2312"/>
+          <w:rFonts w:ascii="Songti SC" w:hAnsi="Songti SC" w:eastAsia="Songti SC" w:cs="Songti SC"/>
           <w:b w:val="0"/>
           <w:sz w:val="22"/>
         </w:rPr>
@@ -1341,7 +1570,7 @@
       </w:r>
       <w:r>
         <w:rPr>
-          <w:rFonts w:ascii="FangSong_GB2312" w:hAnsi="FangSong_GB2312" w:eastAsia="FangSong_GB2312" w:cs="FangSong_GB2312"/>
+          <w:rFonts w:ascii="Songti SC" w:hAnsi="Songti SC" w:eastAsia="Songti SC" w:cs="Songti SC"/>
           <w:b w:val="0"/>
           <w:sz w:val="22"/>
         </w:rPr>
@@ -1358,7 +1587,7 @@
       </w:r>
       <w:r>
         <w:rPr>
-          <w:rFonts w:ascii="FangSong_GB2312" w:hAnsi="FangSong_GB2312" w:eastAsia="FangSong_GB2312" w:cs="FangSong_GB2312"/>
+          <w:rFonts w:ascii="Songti SC" w:hAnsi="Songti SC" w:eastAsia="Songti SC" w:cs="Songti SC"/>
           <w:b w:val="0"/>
           <w:sz w:val="22"/>
         </w:rPr>
@@ -1409,7 +1638,7 @@
             <w:r/>
             <w:r>
               <w:rPr>
-                <w:rFonts w:ascii="FangSong_GB2312" w:hAnsi="FangSong_GB2312" w:eastAsia="FangSong_GB2312" w:cs="FangSong_GB2312"/>
+                <w:rFonts w:ascii="Songti SC" w:hAnsi="Songti SC" w:eastAsia="Songti SC" w:cs="Songti SC"/>
                 <w:b/>
                 <w:sz w:val="18"/>
               </w:rPr>
@@ -1436,7 +1665,7 @@
             <w:r/>
             <w:r>
               <w:rPr>
-                <w:rFonts w:ascii="FangSong_GB2312" w:hAnsi="FangSong_GB2312" w:eastAsia="FangSong_GB2312" w:cs="FangSong_GB2312"/>
+                <w:rFonts w:ascii="Songti SC" w:hAnsi="Songti SC" w:eastAsia="Songti SC" w:cs="Songti SC"/>
                 <w:b/>
                 <w:sz w:val="18"/>
               </w:rPr>
@@ -1463,7 +1692,7 @@
             <w:r/>
             <w:r>
               <w:rPr>
-                <w:rFonts w:ascii="FangSong_GB2312" w:hAnsi="FangSong_GB2312" w:eastAsia="FangSong_GB2312" w:cs="FangSong_GB2312"/>
+                <w:rFonts w:ascii="Songti SC" w:hAnsi="Songti SC" w:eastAsia="Songti SC" w:cs="Songti SC"/>
                 <w:b/>
                 <w:sz w:val="18"/>
               </w:rPr>
@@ -1491,7 +1720,7 @@
             <w:r/>
             <w:r>
               <w:rPr>
-                <w:rFonts w:ascii="FangSong_GB2312" w:hAnsi="FangSong_GB2312" w:eastAsia="FangSong_GB2312" w:cs="FangSong_GB2312"/>
+                <w:rFonts w:ascii="Songti SC" w:hAnsi="Songti SC" w:eastAsia="Songti SC" w:cs="Songti SC"/>
                 <w:b w:val="0"/>
                 <w:sz w:val="18"/>
               </w:rPr>
@@ -1517,7 +1746,7 @@
             <w:r/>
             <w:r>
               <w:rPr>
-                <w:rFonts w:ascii="FangSong_GB2312" w:hAnsi="FangSong_GB2312" w:eastAsia="FangSong_GB2312" w:cs="FangSong_GB2312"/>
+                <w:rFonts w:ascii="Songti SC" w:hAnsi="Songti SC" w:eastAsia="Songti SC" w:cs="Songti SC"/>
                 <w:b w:val="0"/>
                 <w:sz w:val="18"/>
               </w:rPr>
@@ -1543,7 +1772,7 @@
             <w:r/>
             <w:r>
               <w:rPr>
-                <w:rFonts w:ascii="FangSong_GB2312" w:hAnsi="FangSong_GB2312" w:eastAsia="FangSong_GB2312" w:cs="FangSong_GB2312"/>
+                <w:rFonts w:ascii="Songti SC" w:hAnsi="Songti SC" w:eastAsia="Songti SC" w:cs="Songti SC"/>
                 <w:b w:val="0"/>
                 <w:sz w:val="18"/>
               </w:rPr>
@@ -1571,7 +1800,7 @@
             <w:r/>
             <w:r>
               <w:rPr>
-                <w:rFonts w:ascii="FangSong_GB2312" w:hAnsi="FangSong_GB2312" w:eastAsia="FangSong_GB2312" w:cs="FangSong_GB2312"/>
+                <w:rFonts w:ascii="Songti SC" w:hAnsi="Songti SC" w:eastAsia="Songti SC" w:cs="Songti SC"/>
                 <w:b w:val="0"/>
                 <w:sz w:val="18"/>
               </w:rPr>
@@ -1597,7 +1826,7 @@
             <w:r/>
             <w:r>
               <w:rPr>
-                <w:rFonts w:ascii="FangSong_GB2312" w:hAnsi="FangSong_GB2312" w:eastAsia="FangSong_GB2312" w:cs="FangSong_GB2312"/>
+                <w:rFonts w:ascii="Songti SC" w:hAnsi="Songti SC" w:eastAsia="Songti SC" w:cs="Songti SC"/>
                 <w:b w:val="0"/>
                 <w:sz w:val="18"/>
               </w:rPr>
@@ -1623,7 +1852,7 @@
             <w:r/>
             <w:r>
               <w:rPr>
-                <w:rFonts w:ascii="FangSong_GB2312" w:hAnsi="FangSong_GB2312" w:eastAsia="FangSong_GB2312" w:cs="FangSong_GB2312"/>
+                <w:rFonts w:ascii="Songti SC" w:hAnsi="Songti SC" w:eastAsia="Songti SC" w:cs="Songti SC"/>
                 <w:b w:val="0"/>
                 <w:sz w:val="18"/>
               </w:rPr>
@@ -1651,7 +1880,7 @@
             <w:r/>
             <w:r>
               <w:rPr>
-                <w:rFonts w:ascii="FangSong_GB2312" w:hAnsi="FangSong_GB2312" w:eastAsia="FangSong_GB2312" w:cs="FangSong_GB2312"/>
+                <w:rFonts w:ascii="Songti SC" w:hAnsi="Songti SC" w:eastAsia="Songti SC" w:cs="Songti SC"/>
                 <w:b w:val="0"/>
                 <w:sz w:val="18"/>
               </w:rPr>
@@ -1677,7 +1906,7 @@
             <w:r/>
             <w:r>
               <w:rPr>
-                <w:rFonts w:ascii="FangSong_GB2312" w:hAnsi="FangSong_GB2312" w:eastAsia="FangSong_GB2312" w:cs="FangSong_GB2312"/>
+                <w:rFonts w:ascii="Songti SC" w:hAnsi="Songti SC" w:eastAsia="Songti SC" w:cs="Songti SC"/>
                 <w:b w:val="0"/>
                 <w:sz w:val="18"/>
               </w:rPr>
@@ -1703,7 +1932,7 @@
             <w:r/>
             <w:r>
               <w:rPr>
-                <w:rFonts w:ascii="FangSong_GB2312" w:hAnsi="FangSong_GB2312" w:eastAsia="FangSong_GB2312" w:cs="FangSong_GB2312"/>
+                <w:rFonts w:ascii="Songti SC" w:hAnsi="Songti SC" w:eastAsia="Songti SC" w:cs="Songti SC"/>
                 <w:b w:val="0"/>
                 <w:sz w:val="18"/>
               </w:rPr>
@@ -1731,7 +1960,7 @@
             <w:r/>
             <w:r>
               <w:rPr>
-                <w:rFonts w:ascii="FangSong_GB2312" w:hAnsi="FangSong_GB2312" w:eastAsia="FangSong_GB2312" w:cs="FangSong_GB2312"/>
+                <w:rFonts w:ascii="Songti SC" w:hAnsi="Songti SC" w:eastAsia="Songti SC" w:cs="Songti SC"/>
                 <w:b w:val="0"/>
                 <w:sz w:val="18"/>
               </w:rPr>
@@ -1757,7 +1986,7 @@
             <w:r/>
             <w:r>
               <w:rPr>
-                <w:rFonts w:ascii="FangSong_GB2312" w:hAnsi="FangSong_GB2312" w:eastAsia="FangSong_GB2312" w:cs="FangSong_GB2312"/>
+                <w:rFonts w:ascii="Songti SC" w:hAnsi="Songti SC" w:eastAsia="Songti SC" w:cs="Songti SC"/>
                 <w:b w:val="0"/>
                 <w:sz w:val="18"/>
               </w:rPr>
@@ -1783,7 +2012,7 @@
             <w:r/>
             <w:r>
               <w:rPr>
-                <w:rFonts w:ascii="FangSong_GB2312" w:hAnsi="FangSong_GB2312" w:eastAsia="FangSong_GB2312" w:cs="FangSong_GB2312"/>
+                <w:rFonts w:ascii="Songti SC" w:hAnsi="Songti SC" w:eastAsia="Songti SC" w:cs="Songti SC"/>
                 <w:b w:val="0"/>
                 <w:sz w:val="18"/>
               </w:rPr>
@@ -1811,7 +2040,7 @@
             <w:r/>
             <w:r>
               <w:rPr>
-                <w:rFonts w:ascii="FangSong_GB2312" w:hAnsi="FangSong_GB2312" w:eastAsia="FangSong_GB2312" w:cs="FangSong_GB2312"/>
+                <w:rFonts w:ascii="Songti SC" w:hAnsi="Songti SC" w:eastAsia="Songti SC" w:cs="Songti SC"/>
                 <w:b w:val="0"/>
                 <w:sz w:val="18"/>
               </w:rPr>
@@ -1837,11 +2066,11 @@
             <w:r/>
             <w:r>
               <w:rPr>
-                <w:rFonts w:ascii="FangSong_GB2312" w:hAnsi="FangSong_GB2312" w:eastAsia="FangSong_GB2312" w:cs="FangSong_GB2312"/>
+                <w:rFonts w:ascii="Songti SC" w:hAnsi="Songti SC" w:eastAsia="Songti SC" w:cs="Songti SC"/>
                 <w:b w:val="0"/>
                 <w:sz w:val="18"/>
               </w:rPr>
-              <w:t>PLDS 研制任务书 v2.3</w:t>
+              <w:t>PLDS 研制任务书 v2.5</w:t>
             </w:r>
           </w:p>
         </w:tc>
@@ -1863,7 +2092,7 @@
             <w:r/>
             <w:r>
               <w:rPr>
-                <w:rFonts w:ascii="FangSong_GB2312" w:hAnsi="FangSong_GB2312" w:eastAsia="FangSong_GB2312" w:cs="FangSong_GB2312"/>
+                <w:rFonts w:ascii="Songti SC" w:hAnsi="Songti SC" w:eastAsia="Songti SC" w:cs="Songti SC"/>
                 <w:b w:val="0"/>
                 <w:sz w:val="18"/>
               </w:rPr>
@@ -1891,7 +2120,7 @@
             <w:r/>
             <w:r>
               <w:rPr>
-                <w:rFonts w:ascii="FangSong_GB2312" w:hAnsi="FangSong_GB2312" w:eastAsia="FangSong_GB2312" w:cs="FangSong_GB2312"/>
+                <w:rFonts w:ascii="Songti SC" w:hAnsi="Songti SC" w:eastAsia="Songti SC" w:cs="Songti SC"/>
                 <w:b w:val="0"/>
                 <w:sz w:val="18"/>
               </w:rPr>
@@ -1917,11 +2146,11 @@
             <w:r/>
             <w:r>
               <w:rPr>
-                <w:rFonts w:ascii="FangSong_GB2312" w:hAnsi="FangSong_GB2312" w:eastAsia="FangSong_GB2312" w:cs="FangSong_GB2312"/>
+                <w:rFonts w:ascii="Songti SC" w:hAnsi="Songti SC" w:eastAsia="Songti SC" w:cs="Songti SC"/>
                 <w:b w:val="0"/>
                 <w:sz w:val="18"/>
               </w:rPr>
-              <w:t>PLDS 需求规格说明 v2.3</w:t>
+              <w:t>PLDS 需求规格说明 v2.5</w:t>
             </w:r>
           </w:p>
         </w:tc>
@@ -1943,7 +2172,7 @@
             <w:r/>
             <w:r>
               <w:rPr>
-                <w:rFonts w:ascii="FangSong_GB2312" w:hAnsi="FangSong_GB2312" w:eastAsia="FangSong_GB2312" w:cs="FangSong_GB2312"/>
+                <w:rFonts w:ascii="Songti SC" w:hAnsi="Songti SC" w:eastAsia="Songti SC" w:cs="Songti SC"/>
                 <w:b w:val="0"/>
                 <w:sz w:val="18"/>
               </w:rPr>
@@ -1981,7 +2210,7 @@
       </w:pPr>
       <w:r>
         <w:rPr>
-          <w:rFonts w:ascii="FangSong_GB2312" w:hAnsi="FangSong_GB2312" w:eastAsia="FangSong_GB2312" w:cs="FangSong_GB2312"/>
+          <w:rFonts w:ascii="Songti SC" w:hAnsi="Songti SC" w:eastAsia="Songti SC" w:cs="Songti SC"/>
           <w:color w:val="1F3A5F"/>
           <w:sz w:val="17"/>
         </w:rPr>
@@ -2011,9 +2240,9 @@
         <w:br/>
         <w:t xml:space="preserve">  RX --&gt; RXOUT[rx_data/rx_done/frame_err]</w:t>
         <w:br/>
-        <w:t xml:space="preserve">  WRAP[uart_board_top / blocked] &lt;--&gt;|clk/rst/txd/rxd| TOP</w:t>
+        <w:t xml:space="preserve">  WRAP[uart_board_top / 200→100 MHz / reset sync] &lt;--&gt;|clk/rst/txd/rxd| TOP</w:t>
         <w:br/>
-        <w:t xml:space="preserve">  BOARD[板载 USB-UART / 权威板级材料待提供] &lt;--&gt; WRAP</w:t>
+        <w:t xml:space="preserve">  BOARD[VC709 CP2103 USB-UART / 115200 echo] &lt;--&gt; WRAP</w:t>
       </w:r>
     </w:p>
     <w:p>
@@ -2022,7 +2251,7 @@
       </w:pPr>
       <w:r>
         <w:rPr>
-          <w:rFonts w:ascii="FangSong_GB2312" w:hAnsi="FangSong_GB2312" w:eastAsia="FangSong_GB2312" w:cs="FangSong_GB2312"/>
+          <w:rFonts w:ascii="Songti SC" w:hAnsi="Songti SC" w:eastAsia="Songti SC" w:cs="Songti SC"/>
           <w:b w:val="0"/>
           <w:sz w:val="22"/>
         </w:rPr>
@@ -2039,11 +2268,11 @@
       </w:r>
       <w:r>
         <w:rPr>
-          <w:rFonts w:ascii="FangSong_GB2312" w:hAnsi="FangSong_GB2312" w:eastAsia="FangSong_GB2312" w:cs="FangSong_GB2312"/>
+          <w:rFonts w:ascii="Songti SC" w:hAnsi="Songti SC" w:eastAsia="Songti SC" w:cs="Songti SC"/>
           <w:b w:val="0"/>
           <w:sz w:val="22"/>
         </w:rPr>
-        <w:t>，数据通路独立。通用核全部为 Verilog-2001 可综合 RTL，无 IP 核、黑盒、BRAM、DSP 或派生时钟；</w:t>
+        <w:t>，数据通路独立。通用核全部为 Verilog-2001 可综合 RTL；</w:t>
       </w:r>
       <w:r>
         <w:rPr>
@@ -2056,7 +2285,7 @@
       </w:r>
       <w:r>
         <w:rPr>
-          <w:rFonts w:ascii="FangSong_GB2312" w:hAnsi="FangSong_GB2312" w:eastAsia="FangSong_GB2312" w:cs="FangSong_GB2312"/>
+          <w:rFonts w:ascii="Songti SC" w:hAnsi="Songti SC" w:eastAsia="Songti SC" w:cs="Songti SC"/>
           <w:b w:val="0"/>
           <w:sz w:val="22"/>
         </w:rPr>
@@ -2073,11 +2302,11 @@
       </w:r>
       <w:r>
         <w:rPr>
-          <w:rFonts w:ascii="FangSong_GB2312" w:hAnsi="FangSong_GB2312" w:eastAsia="FangSong_GB2312" w:cs="FangSong_GB2312"/>
+          <w:rFonts w:ascii="Songti SC" w:hAnsi="Songti SC" w:eastAsia="Songti SC" w:cs="Songti SC"/>
           <w:b w:val="0"/>
           <w:sz w:val="22"/>
         </w:rPr>
-        <w:t xml:space="preserve"> 在板卡身份、原理图和 Master XDC 提供前只保留设计边界，不得猜测实例化或约束。</w:t>
+        <w:t xml:space="preserve"> 例化 IBUFDS、MMCME2_BASE 和 BUFG，将 VC709 的 200 MHz 差分时钟生成 100 MHz，按 MMCM LOCKED 进行无 LUT 毛刺的异步断言/两拍同步释放，并把收到的 115200 字节回显到 CP2103。</w:t>
       </w:r>
     </w:p>
     <w:p>
@@ -2125,7 +2354,7 @@
             <w:r/>
             <w:r>
               <w:rPr>
-                <w:rFonts w:ascii="FangSong_GB2312" w:hAnsi="FangSong_GB2312" w:eastAsia="FangSong_GB2312" w:cs="FangSong_GB2312"/>
+                <w:rFonts w:ascii="Songti SC" w:hAnsi="Songti SC" w:eastAsia="Songti SC" w:cs="Songti SC"/>
                 <w:b/>
                 <w:sz w:val="18"/>
               </w:rPr>
@@ -2152,7 +2381,7 @@
             <w:r/>
             <w:r>
               <w:rPr>
-                <w:rFonts w:ascii="FangSong_GB2312" w:hAnsi="FangSong_GB2312" w:eastAsia="FangSong_GB2312" w:cs="FangSong_GB2312"/>
+                <w:rFonts w:ascii="Songti SC" w:hAnsi="Songti SC" w:eastAsia="Songti SC" w:cs="Songti SC"/>
                 <w:b/>
                 <w:sz w:val="18"/>
               </w:rPr>
@@ -2179,7 +2408,7 @@
             <w:r/>
             <w:r>
               <w:rPr>
-                <w:rFonts w:ascii="FangSong_GB2312" w:hAnsi="FangSong_GB2312" w:eastAsia="FangSong_GB2312" w:cs="FangSong_GB2312"/>
+                <w:rFonts w:ascii="Songti SC" w:hAnsi="Songti SC" w:eastAsia="Songti SC" w:cs="Songti SC"/>
                 <w:b/>
                 <w:sz w:val="18"/>
               </w:rPr>
@@ -2206,7 +2435,7 @@
             <w:r/>
             <w:r>
               <w:rPr>
-                <w:rFonts w:ascii="FangSong_GB2312" w:hAnsi="FangSong_GB2312" w:eastAsia="FangSong_GB2312" w:cs="FangSong_GB2312"/>
+                <w:rFonts w:ascii="Songti SC" w:hAnsi="Songti SC" w:eastAsia="Songti SC" w:cs="Songti SC"/>
                 <w:b/>
                 <w:sz w:val="18"/>
               </w:rPr>
@@ -2234,7 +2463,7 @@
             <w:r/>
             <w:r>
               <w:rPr>
-                <w:rFonts w:ascii="FangSong_GB2312" w:hAnsi="FangSong_GB2312" w:eastAsia="FangSong_GB2312" w:cs="FangSong_GB2312"/>
+                <w:rFonts w:ascii="Songti SC" w:hAnsi="Songti SC" w:eastAsia="Songti SC" w:cs="Songti SC"/>
                 <w:b w:val="0"/>
                 <w:sz w:val="18"/>
               </w:rPr>
@@ -2269,7 +2498,7 @@
             </w:r>
             <w:r>
               <w:rPr>
-                <w:rFonts w:ascii="FangSong_GB2312" w:hAnsi="FangSong_GB2312" w:eastAsia="FangSong_GB2312" w:cs="FangSong_GB2312"/>
+                <w:rFonts w:ascii="Songti SC" w:hAnsi="Songti SC" w:eastAsia="Songti SC" w:cs="Songti SC"/>
                 <w:b w:val="0"/>
                 <w:sz w:val="18"/>
               </w:rPr>
@@ -2304,7 +2533,7 @@
             <w:r/>
             <w:r>
               <w:rPr>
-                <w:rFonts w:ascii="FangSong_GB2312" w:hAnsi="FangSong_GB2312" w:eastAsia="FangSong_GB2312" w:cs="FangSong_GB2312"/>
+                <w:rFonts w:ascii="Songti SC" w:hAnsi="Songti SC" w:eastAsia="Songti SC" w:cs="Songti SC"/>
                 <w:b w:val="0"/>
                 <w:sz w:val="18"/>
               </w:rPr>
@@ -2330,7 +2559,7 @@
             <w:r/>
             <w:r>
               <w:rPr>
-                <w:rFonts w:ascii="FangSong_GB2312" w:hAnsi="FangSong_GB2312" w:eastAsia="FangSong_GB2312" w:cs="FangSong_GB2312"/>
+                <w:rFonts w:ascii="Songti SC" w:hAnsi="Songti SC" w:eastAsia="Songti SC" w:cs="Songti SC"/>
                 <w:b w:val="0"/>
                 <w:sz w:val="18"/>
               </w:rPr>
@@ -2347,7 +2576,7 @@
             </w:r>
             <w:r>
               <w:rPr>
-                <w:rFonts w:ascii="FangSong_GB2312" w:hAnsi="FangSong_GB2312" w:eastAsia="FangSong_GB2312" w:cs="FangSong_GB2312"/>
+                <w:rFonts w:ascii="Songti SC" w:hAnsi="Songti SC" w:eastAsia="Songti SC" w:cs="Songti SC"/>
                 <w:b w:val="0"/>
                 <w:sz w:val="18"/>
               </w:rPr>
@@ -2375,7 +2604,7 @@
             <w:r/>
             <w:r>
               <w:rPr>
-                <w:rFonts w:ascii="FangSong_GB2312" w:hAnsi="FangSong_GB2312" w:eastAsia="FangSong_GB2312" w:cs="FangSong_GB2312"/>
+                <w:rFonts w:ascii="Songti SC" w:hAnsi="Songti SC" w:eastAsia="Songti SC" w:cs="Songti SC"/>
                 <w:b w:val="0"/>
                 <w:sz w:val="18"/>
               </w:rPr>
@@ -2410,7 +2639,7 @@
             </w:r>
             <w:r>
               <w:rPr>
-                <w:rFonts w:ascii="FangSong_GB2312" w:hAnsi="FangSong_GB2312" w:eastAsia="FangSong_GB2312" w:cs="FangSong_GB2312"/>
+                <w:rFonts w:ascii="Songti SC" w:hAnsi="Songti SC" w:eastAsia="Songti SC" w:cs="Songti SC"/>
                 <w:b w:val="0"/>
                 <w:sz w:val="18"/>
               </w:rPr>
@@ -2445,7 +2674,7 @@
             <w:r/>
             <w:r>
               <w:rPr>
-                <w:rFonts w:ascii="FangSong_GB2312" w:hAnsi="FangSong_GB2312" w:eastAsia="FangSong_GB2312" w:cs="FangSong_GB2312"/>
+                <w:rFonts w:ascii="Songti SC" w:hAnsi="Songti SC" w:eastAsia="Songti SC" w:cs="Songti SC"/>
                 <w:b w:val="0"/>
                 <w:sz w:val="18"/>
               </w:rPr>
@@ -2471,7 +2700,7 @@
             <w:r/>
             <w:r>
               <w:rPr>
-                <w:rFonts w:ascii="FangSong_GB2312" w:hAnsi="FangSong_GB2312" w:eastAsia="FangSong_GB2312" w:cs="FangSong_GB2312"/>
+                <w:rFonts w:ascii="Songti SC" w:hAnsi="Songti SC" w:eastAsia="Songti SC" w:cs="Songti SC"/>
                 <w:b w:val="0"/>
                 <w:sz w:val="18"/>
               </w:rPr>
@@ -2488,7 +2717,7 @@
             </w:r>
             <w:r>
               <w:rPr>
-                <w:rFonts w:ascii="FangSong_GB2312" w:hAnsi="FangSong_GB2312" w:eastAsia="FangSong_GB2312" w:cs="FangSong_GB2312"/>
+                <w:rFonts w:ascii="Songti SC" w:hAnsi="Songti SC" w:eastAsia="Songti SC" w:cs="Songti SC"/>
                 <w:b w:val="0"/>
                 <w:sz w:val="18"/>
               </w:rPr>
@@ -2516,7 +2745,7 @@
             <w:r/>
             <w:r>
               <w:rPr>
-                <w:rFonts w:ascii="FangSong_GB2312" w:hAnsi="FangSong_GB2312" w:eastAsia="FangSong_GB2312" w:cs="FangSong_GB2312"/>
+                <w:rFonts w:ascii="Songti SC" w:hAnsi="Songti SC" w:eastAsia="Songti SC" w:cs="Songti SC"/>
                 <w:b w:val="0"/>
                 <w:sz w:val="18"/>
               </w:rPr>
@@ -2551,7 +2780,7 @@
             </w:r>
             <w:r>
               <w:rPr>
-                <w:rFonts w:ascii="FangSong_GB2312" w:hAnsi="FangSong_GB2312" w:eastAsia="FangSong_GB2312" w:cs="FangSong_GB2312"/>
+                <w:rFonts w:ascii="Songti SC" w:hAnsi="Songti SC" w:eastAsia="Songti SC" w:cs="Songti SC"/>
                 <w:b w:val="0"/>
                 <w:sz w:val="18"/>
               </w:rPr>
@@ -2595,7 +2824,7 @@
             </w:r>
             <w:r>
               <w:rPr>
-                <w:rFonts w:ascii="FangSong_GB2312" w:hAnsi="FangSong_GB2312" w:eastAsia="FangSong_GB2312" w:cs="FangSong_GB2312"/>
+                <w:rFonts w:ascii="Songti SC" w:hAnsi="Songti SC" w:eastAsia="Songti SC" w:cs="Songti SC"/>
                 <w:b w:val="0"/>
                 <w:sz w:val="18"/>
               </w:rPr>
@@ -2621,7 +2850,7 @@
             <w:r/>
             <w:r>
               <w:rPr>
-                <w:rFonts w:ascii="FangSong_GB2312" w:hAnsi="FangSong_GB2312" w:eastAsia="FangSong_GB2312" w:cs="FangSong_GB2312"/>
+                <w:rFonts w:ascii="Songti SC" w:hAnsi="Songti SC" w:eastAsia="Songti SC" w:cs="Songti SC"/>
                 <w:b w:val="0"/>
                 <w:sz w:val="18"/>
               </w:rPr>
@@ -2638,7 +2867,7 @@
             </w:r>
             <w:r>
               <w:rPr>
-                <w:rFonts w:ascii="FangSong_GB2312" w:hAnsi="FangSong_GB2312" w:eastAsia="FangSong_GB2312" w:cs="FangSong_GB2312"/>
+                <w:rFonts w:ascii="Songti SC" w:hAnsi="Songti SC" w:eastAsia="Songti SC" w:cs="Songti SC"/>
                 <w:b w:val="0"/>
                 <w:sz w:val="18"/>
               </w:rPr>
@@ -2666,7 +2895,7 @@
             <w:r/>
             <w:r>
               <w:rPr>
-                <w:rFonts w:ascii="FangSong_GB2312" w:hAnsi="FangSong_GB2312" w:eastAsia="FangSong_GB2312" w:cs="FangSong_GB2312"/>
+                <w:rFonts w:ascii="Songti SC" w:hAnsi="Songti SC" w:eastAsia="Songti SC" w:cs="Songti SC"/>
                 <w:b w:val="0"/>
                 <w:sz w:val="18"/>
               </w:rPr>
@@ -2701,7 +2930,7 @@
             </w:r>
             <w:r>
               <w:rPr>
-                <w:rFonts w:ascii="FangSong_GB2312" w:hAnsi="FangSong_GB2312" w:eastAsia="FangSong_GB2312" w:cs="FangSong_GB2312"/>
+                <w:rFonts w:ascii="Songti SC" w:hAnsi="Songti SC" w:eastAsia="Songti SC" w:cs="Songti SC"/>
                 <w:b w:val="0"/>
                 <w:sz w:val="18"/>
               </w:rPr>
@@ -2736,7 +2965,7 @@
             <w:r/>
             <w:r>
               <w:rPr>
-                <w:rFonts w:ascii="FangSong_GB2312" w:hAnsi="FangSong_GB2312" w:eastAsia="FangSong_GB2312" w:cs="FangSong_GB2312"/>
+                <w:rFonts w:ascii="Songti SC" w:hAnsi="Songti SC" w:eastAsia="Songti SC" w:cs="Songti SC"/>
                 <w:b w:val="0"/>
                 <w:sz w:val="18"/>
               </w:rPr>
@@ -2762,7 +2991,7 @@
             <w:r/>
             <w:r>
               <w:rPr>
-                <w:rFonts w:ascii="FangSong_GB2312" w:hAnsi="FangSong_GB2312" w:eastAsia="FangSong_GB2312" w:cs="FangSong_GB2312"/>
+                <w:rFonts w:ascii="Songti SC" w:hAnsi="Songti SC" w:eastAsia="Songti SC" w:cs="Songti SC"/>
                 <w:b w:val="0"/>
                 <w:sz w:val="18"/>
               </w:rPr>
@@ -2779,7 +3008,7 @@
             </w:r>
             <w:r>
               <w:rPr>
-                <w:rFonts w:ascii="FangSong_GB2312" w:hAnsi="FangSong_GB2312" w:eastAsia="FangSong_GB2312" w:cs="FangSong_GB2312"/>
+                <w:rFonts w:ascii="Songti SC" w:hAnsi="Songti SC" w:eastAsia="Songti SC" w:cs="Songti SC"/>
                 <w:b w:val="0"/>
                 <w:sz w:val="18"/>
               </w:rPr>
@@ -2807,7 +3036,7 @@
             <w:r/>
             <w:r>
               <w:rPr>
-                <w:rFonts w:ascii="FangSong_GB2312" w:hAnsi="FangSong_GB2312" w:eastAsia="FangSong_GB2312" w:cs="FangSong_GB2312"/>
+                <w:rFonts w:ascii="Songti SC" w:hAnsi="Songti SC" w:eastAsia="Songti SC" w:cs="Songti SC"/>
                 <w:b w:val="0"/>
                 <w:sz w:val="18"/>
               </w:rPr>
@@ -2842,11 +3071,20 @@
             </w:r>
             <w:r>
               <w:rPr>
-                <w:rFonts w:ascii="FangSong_GB2312" w:hAnsi="FangSong_GB2312" w:eastAsia="FangSong_GB2312" w:cs="FangSong_GB2312"/>
+                <w:rFonts w:ascii="Songti SC" w:hAnsi="Songti SC" w:eastAsia="Songti SC" w:cs="Songti SC"/>
                 <w:b w:val="0"/>
                 <w:sz w:val="18"/>
               </w:rPr>
-              <w:t xml:space="preserve"> / 待建立</w:t>
+              <w:t xml:space="preserve"> / </w:t>
+            </w:r>
+            <w:r>
+              <w:rPr>
+                <w:rFonts w:ascii="Courier New" w:hAnsi="Courier New" w:eastAsia="Courier New" w:cs="Courier New"/>
+                <w:b w:val="0"/>
+                <w:color w:val="1F3A5F"/>
+                <w:sz w:val="17"/>
+              </w:rPr>
+              <w:t>rtl/uart_board_top.v</w:t>
             </w:r>
           </w:p>
         </w:tc>
@@ -2868,11 +3106,11 @@
             <w:r/>
             <w:r>
               <w:rPr>
-                <w:rFonts w:ascii="FangSong_GB2312" w:hAnsi="FangSong_GB2312" w:eastAsia="FangSong_GB2312" w:cs="FangSong_GB2312"/>
+                <w:rFonts w:ascii="Songti SC" w:hAnsi="Songti SC" w:eastAsia="Songti SC" w:cs="Songti SC"/>
                 <w:b w:val="0"/>
                 <w:sz w:val="18"/>
               </w:rPr>
-              <w:t>板级时钟、复位和板载 USB-UART 映射</w:t>
+              <w:t>VC709 时钟、复位和板载 USB-UART 回显</w:t>
             </w:r>
           </w:p>
         </w:tc>
@@ -2894,11 +3132,11 @@
             <w:r/>
             <w:r>
               <w:rPr>
-                <w:rFonts w:ascii="FangSong_GB2312" w:hAnsi="FangSong_GB2312" w:eastAsia="FangSong_GB2312" w:cs="FangSong_GB2312"/>
+                <w:rFonts w:ascii="Songti SC" w:hAnsi="Songti SC" w:eastAsia="Songti SC" w:cs="Songti SC"/>
                 <w:b w:val="0"/>
                 <w:sz w:val="18"/>
               </w:rPr>
-              <w:t>blocked；只能根据权威板级材料实现</w:t>
+              <w:t>按 UG887 v1.6 实现；真实 690T 预码流验证通过</w:t>
             </w:r>
           </w:p>
         </w:tc>
@@ -2915,7 +3153,7 @@
       </w:pPr>
       <w:r>
         <w:rPr>
-          <w:rFonts w:ascii="FangSong_GB2312" w:hAnsi="FangSong_GB2312" w:eastAsia="FangSong_GB2312" w:cs="FangSong_GB2312"/>
+          <w:rFonts w:ascii="Songti SC" w:hAnsi="Songti SC" w:eastAsia="Songti SC" w:cs="Songti SC"/>
           <w:b w:val="0"/>
           <w:sz w:val="22"/>
         </w:rPr>
@@ -2961,7 +3199,7 @@
       </w:r>
       <w:r>
         <w:rPr>
-          <w:rFonts w:ascii="FangSong_GB2312" w:hAnsi="FangSong_GB2312" w:eastAsia="FangSong_GB2312" w:cs="FangSong_GB2312"/>
+          <w:rFonts w:ascii="Songti SC" w:hAnsi="Songti SC" w:eastAsia="Songti SC" w:cs="Songti SC"/>
           <w:b w:val="0"/>
           <w:sz w:val="22"/>
         </w:rPr>
@@ -2978,7 +3216,7 @@
       </w:r>
       <w:r>
         <w:rPr>
-          <w:rFonts w:ascii="FangSong_GB2312" w:hAnsi="FangSong_GB2312" w:eastAsia="FangSong_GB2312" w:cs="FangSong_GB2312"/>
+          <w:rFonts w:ascii="Songti SC" w:hAnsi="Songti SC" w:eastAsia="Songti SC" w:cs="Songti SC"/>
           <w:b w:val="0"/>
           <w:sz w:val="22"/>
         </w:rPr>
@@ -2995,7 +3233,7 @@
       </w:r>
       <w:r>
         <w:rPr>
-          <w:rFonts w:ascii="FangSong_GB2312" w:hAnsi="FangSong_GB2312" w:eastAsia="FangSong_GB2312" w:cs="FangSong_GB2312"/>
+          <w:rFonts w:ascii="Songti SC" w:hAnsi="Songti SC" w:eastAsia="Songti SC" w:cs="Songti SC"/>
           <w:b w:val="0"/>
           <w:sz w:val="22"/>
         </w:rPr>
@@ -3012,7 +3250,7 @@
       </w:r>
       <w:r>
         <w:rPr>
-          <w:rFonts w:ascii="FangSong_GB2312" w:hAnsi="FangSong_GB2312" w:eastAsia="FangSong_GB2312" w:cs="FangSong_GB2312"/>
+          <w:rFonts w:ascii="Songti SC" w:hAnsi="Songti SC" w:eastAsia="Songti SC" w:cs="Songti SC"/>
           <w:b w:val="0"/>
           <w:sz w:val="22"/>
         </w:rPr>
@@ -3065,7 +3303,7 @@
             <w:r/>
             <w:r>
               <w:rPr>
-                <w:rFonts w:ascii="FangSong_GB2312" w:hAnsi="FangSong_GB2312" w:eastAsia="FangSong_GB2312" w:cs="FangSong_GB2312"/>
+                <w:rFonts w:ascii="Songti SC" w:hAnsi="Songti SC" w:eastAsia="Songti SC" w:cs="Songti SC"/>
                 <w:b/>
                 <w:sz w:val="18"/>
               </w:rPr>
@@ -3092,7 +3330,7 @@
             <w:r/>
             <w:r>
               <w:rPr>
-                <w:rFonts w:ascii="FangSong_GB2312" w:hAnsi="FangSong_GB2312" w:eastAsia="FangSong_GB2312" w:cs="FangSong_GB2312"/>
+                <w:rFonts w:ascii="Songti SC" w:hAnsi="Songti SC" w:eastAsia="Songti SC" w:cs="Songti SC"/>
                 <w:b/>
                 <w:sz w:val="18"/>
               </w:rPr>
@@ -3119,7 +3357,7 @@
             <w:r/>
             <w:r>
               <w:rPr>
-                <w:rFonts w:ascii="FangSong_GB2312" w:hAnsi="FangSong_GB2312" w:eastAsia="FangSong_GB2312" w:cs="FangSong_GB2312"/>
+                <w:rFonts w:ascii="Songti SC" w:hAnsi="Songti SC" w:eastAsia="Songti SC" w:cs="Songti SC"/>
                 <w:b/>
                 <w:sz w:val="18"/>
               </w:rPr>
@@ -3146,7 +3384,7 @@
             <w:r/>
             <w:r>
               <w:rPr>
-                <w:rFonts w:ascii="FangSong_GB2312" w:hAnsi="FangSong_GB2312" w:eastAsia="FangSong_GB2312" w:cs="FangSong_GB2312"/>
+                <w:rFonts w:ascii="Songti SC" w:hAnsi="Songti SC" w:eastAsia="Songti SC" w:cs="Songti SC"/>
                 <w:b/>
                 <w:sz w:val="18"/>
               </w:rPr>
@@ -3173,7 +3411,7 @@
             <w:r/>
             <w:r>
               <w:rPr>
-                <w:rFonts w:ascii="FangSong_GB2312" w:hAnsi="FangSong_GB2312" w:eastAsia="FangSong_GB2312" w:cs="FangSong_GB2312"/>
+                <w:rFonts w:ascii="Songti SC" w:hAnsi="Songti SC" w:eastAsia="Songti SC" w:cs="Songti SC"/>
                 <w:b/>
                 <w:sz w:val="18"/>
               </w:rPr>
@@ -3210,7 +3448,7 @@
             </w:r>
             <w:r>
               <w:rPr>
-                <w:rFonts w:ascii="FangSong_GB2312" w:hAnsi="FangSong_GB2312" w:eastAsia="FangSong_GB2312" w:cs="FangSong_GB2312"/>
+                <w:rFonts w:ascii="Songti SC" w:hAnsi="Songti SC" w:eastAsia="Songti SC" w:cs="Songti SC"/>
                 <w:b w:val="0"/>
                 <w:sz w:val="18"/>
               </w:rPr>
@@ -3245,7 +3483,7 @@
             <w:r/>
             <w:r>
               <w:rPr>
-                <w:rFonts w:ascii="FangSong_GB2312" w:hAnsi="FangSong_GB2312" w:eastAsia="FangSong_GB2312" w:cs="FangSong_GB2312"/>
+                <w:rFonts w:ascii="Songti SC" w:hAnsi="Songti SC" w:eastAsia="Songti SC" w:cs="Songti SC"/>
                 <w:b w:val="0"/>
                 <w:sz w:val="18"/>
               </w:rPr>
@@ -3271,7 +3509,7 @@
             <w:r/>
             <w:r>
               <w:rPr>
-                <w:rFonts w:ascii="FangSong_GB2312" w:hAnsi="FangSong_GB2312" w:eastAsia="FangSong_GB2312" w:cs="FangSong_GB2312"/>
+                <w:rFonts w:ascii="Songti SC" w:hAnsi="Songti SC" w:eastAsia="Songti SC" w:cs="Songti SC"/>
                 <w:b w:val="0"/>
                 <w:sz w:val="18"/>
               </w:rPr>
@@ -3297,7 +3535,7 @@
             <w:r/>
             <w:r>
               <w:rPr>
-                <w:rFonts w:ascii="FangSong_GB2312" w:hAnsi="FangSong_GB2312" w:eastAsia="FangSong_GB2312" w:cs="FangSong_GB2312"/>
+                <w:rFonts w:ascii="Songti SC" w:hAnsi="Songti SC" w:eastAsia="Songti SC" w:cs="Songti SC"/>
                 <w:b w:val="0"/>
                 <w:sz w:val="18"/>
               </w:rPr>
@@ -3323,7 +3561,7 @@
             <w:r/>
             <w:r>
               <w:rPr>
-                <w:rFonts w:ascii="FangSong_GB2312" w:hAnsi="FangSong_GB2312" w:eastAsia="FangSong_GB2312" w:cs="FangSong_GB2312"/>
+                <w:rFonts w:ascii="Songti SC" w:hAnsi="Songti SC" w:eastAsia="Songti SC" w:cs="Songti SC"/>
                 <w:b w:val="0"/>
                 <w:sz w:val="18"/>
               </w:rPr>
@@ -3360,7 +3598,7 @@
             </w:r>
             <w:r>
               <w:rPr>
-                <w:rFonts w:ascii="FangSong_GB2312" w:hAnsi="FangSong_GB2312" w:eastAsia="FangSong_GB2312" w:cs="FangSong_GB2312"/>
+                <w:rFonts w:ascii="Songti SC" w:hAnsi="Songti SC" w:eastAsia="Songti SC" w:cs="Songti SC"/>
                 <w:b w:val="0"/>
                 <w:sz w:val="18"/>
               </w:rPr>
@@ -3395,7 +3633,7 @@
             <w:r/>
             <w:r>
               <w:rPr>
-                <w:rFonts w:ascii="FangSong_GB2312" w:hAnsi="FangSong_GB2312" w:eastAsia="FangSong_GB2312" w:cs="FangSong_GB2312"/>
+                <w:rFonts w:ascii="Songti SC" w:hAnsi="Songti SC" w:eastAsia="Songti SC" w:cs="Songti SC"/>
                 <w:b w:val="0"/>
                 <w:sz w:val="18"/>
               </w:rPr>
@@ -3421,7 +3659,7 @@
             <w:r/>
             <w:r>
               <w:rPr>
-                <w:rFonts w:ascii="FangSong_GB2312" w:hAnsi="FangSong_GB2312" w:eastAsia="FangSong_GB2312" w:cs="FangSong_GB2312"/>
+                <w:rFonts w:ascii="Songti SC" w:hAnsi="Songti SC" w:eastAsia="Songti SC" w:cs="Songti SC"/>
                 <w:b w:val="0"/>
                 <w:sz w:val="18"/>
               </w:rPr>
@@ -3447,7 +3685,7 @@
             <w:r/>
             <w:r>
               <w:rPr>
-                <w:rFonts w:ascii="FangSong_GB2312" w:hAnsi="FangSong_GB2312" w:eastAsia="FangSong_GB2312" w:cs="FangSong_GB2312"/>
+                <w:rFonts w:ascii="Songti SC" w:hAnsi="Songti SC" w:eastAsia="Songti SC" w:cs="Songti SC"/>
                 <w:b w:val="0"/>
                 <w:sz w:val="18"/>
               </w:rPr>
@@ -3473,7 +3711,7 @@
             <w:r/>
             <w:r>
               <w:rPr>
-                <w:rFonts w:ascii="FangSong_GB2312" w:hAnsi="FangSong_GB2312" w:eastAsia="FangSong_GB2312" w:cs="FangSong_GB2312"/>
+                <w:rFonts w:ascii="Songti SC" w:hAnsi="Songti SC" w:eastAsia="Songti SC" w:cs="Songti SC"/>
                 <w:b w:val="0"/>
                 <w:sz w:val="18"/>
               </w:rPr>
@@ -3510,7 +3748,7 @@
             </w:r>
             <w:r>
               <w:rPr>
-                <w:rFonts w:ascii="FangSong_GB2312" w:hAnsi="FangSong_GB2312" w:eastAsia="FangSong_GB2312" w:cs="FangSong_GB2312"/>
+                <w:rFonts w:ascii="Songti SC" w:hAnsi="Songti SC" w:eastAsia="Songti SC" w:cs="Songti SC"/>
                 <w:b w:val="0"/>
                 <w:sz w:val="18"/>
               </w:rPr>
@@ -3527,7 +3765,7 @@
             </w:r>
             <w:r>
               <w:rPr>
-                <w:rFonts w:ascii="FangSong_GB2312" w:hAnsi="FangSong_GB2312" w:eastAsia="FangSong_GB2312" w:cs="FangSong_GB2312"/>
+                <w:rFonts w:ascii="Songti SC" w:hAnsi="Songti SC" w:eastAsia="Songti SC" w:cs="Songti SC"/>
                 <w:b w:val="0"/>
                 <w:sz w:val="18"/>
               </w:rPr>
@@ -3562,7 +3800,7 @@
             <w:r/>
             <w:r>
               <w:rPr>
-                <w:rFonts w:ascii="FangSong_GB2312" w:hAnsi="FangSong_GB2312" w:eastAsia="FangSong_GB2312" w:cs="FangSong_GB2312"/>
+                <w:rFonts w:ascii="Songti SC" w:hAnsi="Songti SC" w:eastAsia="Songti SC" w:cs="Songti SC"/>
                 <w:b w:val="0"/>
                 <w:sz w:val="18"/>
               </w:rPr>
@@ -3588,7 +3826,7 @@
             <w:r/>
             <w:r>
               <w:rPr>
-                <w:rFonts w:ascii="FangSong_GB2312" w:hAnsi="FangSong_GB2312" w:eastAsia="FangSong_GB2312" w:cs="FangSong_GB2312"/>
+                <w:rFonts w:ascii="Songti SC" w:hAnsi="Songti SC" w:eastAsia="Songti SC" w:cs="Songti SC"/>
                 <w:b w:val="0"/>
                 <w:sz w:val="18"/>
               </w:rPr>
@@ -3614,7 +3852,7 @@
             <w:r/>
             <w:r>
               <w:rPr>
-                <w:rFonts w:ascii="FangSong_GB2312" w:hAnsi="FangSong_GB2312" w:eastAsia="FangSong_GB2312" w:cs="FangSong_GB2312"/>
+                <w:rFonts w:ascii="Songti SC" w:hAnsi="Songti SC" w:eastAsia="Songti SC" w:cs="Songti SC"/>
                 <w:b w:val="0"/>
                 <w:sz w:val="18"/>
               </w:rPr>
@@ -3640,7 +3878,7 @@
             <w:r/>
             <w:r>
               <w:rPr>
-                <w:rFonts w:ascii="FangSong_GB2312" w:hAnsi="FangSong_GB2312" w:eastAsia="FangSong_GB2312" w:cs="FangSong_GB2312"/>
+                <w:rFonts w:ascii="Songti SC" w:hAnsi="Songti SC" w:eastAsia="Songti SC" w:cs="Songti SC"/>
                 <w:b w:val="0"/>
                 <w:sz w:val="18"/>
               </w:rPr>
@@ -3695,7 +3933,7 @@
             <w:r/>
             <w:r>
               <w:rPr>
-                <w:rFonts w:ascii="FangSong_GB2312" w:hAnsi="FangSong_GB2312" w:eastAsia="FangSong_GB2312" w:cs="FangSong_GB2312"/>
+                <w:rFonts w:ascii="Songti SC" w:hAnsi="Songti SC" w:eastAsia="Songti SC" w:cs="Songti SC"/>
                 <w:b w:val="0"/>
                 <w:sz w:val="18"/>
               </w:rPr>
@@ -3721,7 +3959,7 @@
             <w:r/>
             <w:r>
               <w:rPr>
-                <w:rFonts w:ascii="FangSong_GB2312" w:hAnsi="FangSong_GB2312" w:eastAsia="FangSong_GB2312" w:cs="FangSong_GB2312"/>
+                <w:rFonts w:ascii="Songti SC" w:hAnsi="Songti SC" w:eastAsia="Songti SC" w:cs="Songti SC"/>
                 <w:b w:val="0"/>
                 <w:sz w:val="18"/>
               </w:rPr>
@@ -3747,7 +3985,7 @@
             <w:r/>
             <w:r>
               <w:rPr>
-                <w:rFonts w:ascii="FangSong_GB2312" w:hAnsi="FangSong_GB2312" w:eastAsia="FangSong_GB2312" w:cs="FangSong_GB2312"/>
+                <w:rFonts w:ascii="Songti SC" w:hAnsi="Songti SC" w:eastAsia="Songti SC" w:cs="Songti SC"/>
                 <w:b w:val="0"/>
                 <w:sz w:val="18"/>
               </w:rPr>
@@ -3773,7 +4011,7 @@
             <w:r/>
             <w:r>
               <w:rPr>
-                <w:rFonts w:ascii="FangSong_GB2312" w:hAnsi="FangSong_GB2312" w:eastAsia="FangSong_GB2312" w:cs="FangSong_GB2312"/>
+                <w:rFonts w:ascii="Songti SC" w:hAnsi="Songti SC" w:eastAsia="Songti SC" w:cs="Songti SC"/>
                 <w:b w:val="0"/>
                 <w:sz w:val="18"/>
               </w:rPr>
@@ -3810,7 +4048,7 @@
             </w:r>
             <w:r>
               <w:rPr>
-                <w:rFonts w:ascii="FangSong_GB2312" w:hAnsi="FangSong_GB2312" w:eastAsia="FangSong_GB2312" w:cs="FangSong_GB2312"/>
+                <w:rFonts w:ascii="Songti SC" w:hAnsi="Songti SC" w:eastAsia="Songti SC" w:cs="Songti SC"/>
                 <w:b w:val="0"/>
                 <w:sz w:val="18"/>
               </w:rPr>
@@ -3827,7 +4065,7 @@
             </w:r>
             <w:r>
               <w:rPr>
-                <w:rFonts w:ascii="FangSong_GB2312" w:hAnsi="FangSong_GB2312" w:eastAsia="FangSong_GB2312" w:cs="FangSong_GB2312"/>
+                <w:rFonts w:ascii="Songti SC" w:hAnsi="Songti SC" w:eastAsia="Songti SC" w:cs="Songti SC"/>
                 <w:b w:val="0"/>
                 <w:sz w:val="18"/>
               </w:rPr>
@@ -3862,7 +4100,7 @@
             <w:r/>
             <w:r>
               <w:rPr>
-                <w:rFonts w:ascii="FangSong_GB2312" w:hAnsi="FangSong_GB2312" w:eastAsia="FangSong_GB2312" w:cs="FangSong_GB2312"/>
+                <w:rFonts w:ascii="Songti SC" w:hAnsi="Songti SC" w:eastAsia="Songti SC" w:cs="Songti SC"/>
                 <w:b w:val="0"/>
                 <w:sz w:val="18"/>
               </w:rPr>
@@ -3888,7 +4126,7 @@
             <w:r/>
             <w:r>
               <w:rPr>
-                <w:rFonts w:ascii="FangSong_GB2312" w:hAnsi="FangSong_GB2312" w:eastAsia="FangSong_GB2312" w:cs="FangSong_GB2312"/>
+                <w:rFonts w:ascii="Songti SC" w:hAnsi="Songti SC" w:eastAsia="Songti SC" w:cs="Songti SC"/>
                 <w:b w:val="0"/>
                 <w:sz w:val="18"/>
               </w:rPr>
@@ -3914,7 +4152,7 @@
             <w:r/>
             <w:r>
               <w:rPr>
-                <w:rFonts w:ascii="FangSong_GB2312" w:hAnsi="FangSong_GB2312" w:eastAsia="FangSong_GB2312" w:cs="FangSong_GB2312"/>
+                <w:rFonts w:ascii="Songti SC" w:hAnsi="Songti SC" w:eastAsia="Songti SC" w:cs="Songti SC"/>
                 <w:b w:val="0"/>
                 <w:sz w:val="18"/>
               </w:rPr>
@@ -3940,7 +4178,7 @@
             <w:r/>
             <w:r>
               <w:rPr>
-                <w:rFonts w:ascii="FangSong_GB2312" w:hAnsi="FangSong_GB2312" w:eastAsia="FangSong_GB2312" w:cs="FangSong_GB2312"/>
+                <w:rFonts w:ascii="Songti SC" w:hAnsi="Songti SC" w:eastAsia="Songti SC" w:cs="Songti SC"/>
                 <w:b w:val="0"/>
                 <w:sz w:val="18"/>
               </w:rPr>
@@ -3977,7 +4215,7 @@
       </w:pPr>
       <w:r>
         <w:rPr>
-          <w:rFonts w:ascii="FangSong_GB2312" w:hAnsi="FangSong_GB2312" w:eastAsia="FangSong_GB2312" w:cs="FangSong_GB2312"/>
+          <w:rFonts w:ascii="Songti SC" w:hAnsi="Songti SC" w:eastAsia="Songti SC" w:cs="Songti SC"/>
           <w:b w:val="0"/>
           <w:sz w:val="22"/>
         </w:rPr>
@@ -3998,7 +4236,7 @@
       </w:pPr>
       <w:r>
         <w:rPr>
-          <w:rFonts w:ascii="FangSong_GB2312" w:hAnsi="FangSong_GB2312" w:eastAsia="FangSong_GB2312" w:cs="FangSong_GB2312"/>
+          <w:rFonts w:ascii="Songti SC" w:hAnsi="Songti SC" w:eastAsia="Songti SC" w:cs="Songti SC"/>
           <w:b w:val="0"/>
           <w:sz w:val="22"/>
         </w:rPr>
@@ -4015,7 +4253,7 @@
       </w:r>
       <w:r>
         <w:rPr>
-          <w:rFonts w:ascii="FangSong_GB2312" w:hAnsi="FangSong_GB2312" w:eastAsia="FangSong_GB2312" w:cs="FangSong_GB2312"/>
+          <w:rFonts w:ascii="Songti SC" w:hAnsi="Songti SC" w:eastAsia="Songti SC" w:cs="Songti SC"/>
           <w:b w:val="0"/>
           <w:sz w:val="22"/>
         </w:rPr>
@@ -4032,7 +4270,7 @@
       </w:r>
       <w:r>
         <w:rPr>
-          <w:rFonts w:ascii="FangSong_GB2312" w:hAnsi="FangSong_GB2312" w:eastAsia="FangSong_GB2312" w:cs="FangSong_GB2312"/>
+          <w:rFonts w:ascii="Songti SC" w:hAnsi="Songti SC" w:eastAsia="Songti SC" w:cs="Songti SC"/>
           <w:b w:val="0"/>
           <w:sz w:val="22"/>
         </w:rPr>
@@ -4049,7 +4287,7 @@
       </w:r>
       <w:r>
         <w:rPr>
-          <w:rFonts w:ascii="FangSong_GB2312" w:hAnsi="FangSong_GB2312" w:eastAsia="FangSong_GB2312" w:cs="FangSong_GB2312"/>
+          <w:rFonts w:ascii="Songti SC" w:hAnsi="Songti SC" w:eastAsia="Songti SC" w:cs="Songti SC"/>
           <w:b w:val="0"/>
           <w:sz w:val="22"/>
         </w:rPr>
@@ -4066,7 +4304,7 @@
       </w:r>
       <w:r>
         <w:rPr>
-          <w:rFonts w:ascii="FangSong_GB2312" w:hAnsi="FangSong_GB2312" w:eastAsia="FangSong_GB2312" w:cs="FangSong_GB2312"/>
+          <w:rFonts w:ascii="Songti SC" w:hAnsi="Songti SC" w:eastAsia="Songti SC" w:cs="Songti SC"/>
           <w:b w:val="0"/>
           <w:sz w:val="22"/>
         </w:rPr>
@@ -4083,7 +4321,7 @@
       </w:r>
       <w:r>
         <w:rPr>
-          <w:rFonts w:ascii="FangSong_GB2312" w:hAnsi="FangSong_GB2312" w:eastAsia="FangSong_GB2312" w:cs="FangSong_GB2312"/>
+          <w:rFonts w:ascii="Songti SC" w:hAnsi="Songti SC" w:eastAsia="Songti SC" w:cs="Songti SC"/>
           <w:b w:val="0"/>
           <w:sz w:val="22"/>
         </w:rPr>
@@ -4126,7 +4364,7 @@
             <w:r/>
             <w:r>
               <w:rPr>
-                <w:rFonts w:ascii="FangSong_GB2312" w:hAnsi="FangSong_GB2312" w:eastAsia="FangSong_GB2312" w:cs="FangSong_GB2312"/>
+                <w:rFonts w:ascii="Songti SC" w:hAnsi="Songti SC" w:eastAsia="Songti SC" w:cs="Songti SC"/>
                 <w:b/>
                 <w:sz w:val="18"/>
               </w:rPr>
@@ -4153,7 +4391,7 @@
             <w:r/>
             <w:r>
               <w:rPr>
-                <w:rFonts w:ascii="FangSong_GB2312" w:hAnsi="FangSong_GB2312" w:eastAsia="FangSong_GB2312" w:cs="FangSong_GB2312"/>
+                <w:rFonts w:ascii="Songti SC" w:hAnsi="Songti SC" w:eastAsia="Songti SC" w:cs="Songti SC"/>
                 <w:b/>
                 <w:sz w:val="18"/>
               </w:rPr>
@@ -4180,7 +4418,7 @@
             <w:r/>
             <w:r>
               <w:rPr>
-                <w:rFonts w:ascii="FangSong_GB2312" w:hAnsi="FangSong_GB2312" w:eastAsia="FangSong_GB2312" w:cs="FangSong_GB2312"/>
+                <w:rFonts w:ascii="Songti SC" w:hAnsi="Songti SC" w:eastAsia="Songti SC" w:cs="Songti SC"/>
                 <w:b/>
                 <w:sz w:val="18"/>
               </w:rPr>
@@ -4208,7 +4446,7 @@
             <w:r/>
             <w:r>
               <w:rPr>
-                <w:rFonts w:ascii="FangSong_GB2312" w:hAnsi="FangSong_GB2312" w:eastAsia="FangSong_GB2312" w:cs="FangSong_GB2312"/>
+                <w:rFonts w:ascii="Songti SC" w:hAnsi="Songti SC" w:eastAsia="Songti SC" w:cs="Songti SC"/>
                 <w:b w:val="0"/>
                 <w:sz w:val="18"/>
               </w:rPr>
@@ -4243,7 +4481,7 @@
             </w:r>
             <w:r>
               <w:rPr>
-                <w:rFonts w:ascii="FangSong_GB2312" w:hAnsi="FangSong_GB2312" w:eastAsia="FangSong_GB2312" w:cs="FangSong_GB2312"/>
+                <w:rFonts w:ascii="Songti SC" w:hAnsi="Songti SC" w:eastAsia="Songti SC" w:cs="Songti SC"/>
                 <w:b w:val="0"/>
                 <w:sz w:val="18"/>
               </w:rPr>
@@ -4260,7 +4498,7 @@
             </w:r>
             <w:r>
               <w:rPr>
-                <w:rFonts w:ascii="FangSong_GB2312" w:hAnsi="FangSong_GB2312" w:eastAsia="FangSong_GB2312" w:cs="FangSong_GB2312"/>
+                <w:rFonts w:ascii="Songti SC" w:hAnsi="Songti SC" w:eastAsia="Songti SC" w:cs="Songti SC"/>
                 <w:b w:val="0"/>
                 <w:sz w:val="18"/>
               </w:rPr>
@@ -4295,7 +4533,7 @@
             <w:r/>
             <w:r>
               <w:rPr>
-                <w:rFonts w:ascii="FangSong_GB2312" w:hAnsi="FangSong_GB2312" w:eastAsia="FangSong_GB2312" w:cs="FangSong_GB2312"/>
+                <w:rFonts w:ascii="Songti SC" w:hAnsi="Songti SC" w:eastAsia="Songti SC" w:cs="Songti SC"/>
                 <w:b w:val="0"/>
                 <w:sz w:val="18"/>
               </w:rPr>
@@ -4332,7 +4570,7 @@
             <w:r/>
             <w:r>
               <w:rPr>
-                <w:rFonts w:ascii="FangSong_GB2312" w:hAnsi="FangSong_GB2312" w:eastAsia="FangSong_GB2312" w:cs="FangSong_GB2312"/>
+                <w:rFonts w:ascii="Songti SC" w:hAnsi="Songti SC" w:eastAsia="Songti SC" w:cs="Songti SC"/>
                 <w:b w:val="0"/>
                 <w:sz w:val="18"/>
               </w:rPr>
@@ -4394,7 +4632,7 @@
             </w:r>
             <w:r>
               <w:rPr>
-                <w:rFonts w:ascii="FangSong_GB2312" w:hAnsi="FangSong_GB2312" w:eastAsia="FangSong_GB2312" w:cs="FangSong_GB2312"/>
+                <w:rFonts w:ascii="Songti SC" w:hAnsi="Songti SC" w:eastAsia="Songti SC" w:cs="Songti SC"/>
                 <w:b w:val="0"/>
                 <w:sz w:val="18"/>
               </w:rPr>
@@ -4422,7 +4660,7 @@
             <w:r/>
             <w:r>
               <w:rPr>
-                <w:rFonts w:ascii="FangSong_GB2312" w:hAnsi="FangSong_GB2312" w:eastAsia="FangSong_GB2312" w:cs="FangSong_GB2312"/>
+                <w:rFonts w:ascii="Songti SC" w:hAnsi="Songti SC" w:eastAsia="Songti SC" w:cs="Songti SC"/>
                 <w:b w:val="0"/>
                 <w:sz w:val="18"/>
               </w:rPr>
@@ -4475,7 +4713,7 @@
             <w:r/>
             <w:r>
               <w:rPr>
-                <w:rFonts w:ascii="FangSong_GB2312" w:hAnsi="FangSong_GB2312" w:eastAsia="FangSong_GB2312" w:cs="FangSong_GB2312"/>
+                <w:rFonts w:ascii="Songti SC" w:hAnsi="Songti SC" w:eastAsia="Songti SC" w:cs="Songti SC"/>
                 <w:b w:val="0"/>
                 <w:sz w:val="18"/>
               </w:rPr>
@@ -4503,7 +4741,7 @@
             <w:r/>
             <w:r>
               <w:rPr>
-                <w:rFonts w:ascii="FangSong_GB2312" w:hAnsi="FangSong_GB2312" w:eastAsia="FangSong_GB2312" w:cs="FangSong_GB2312"/>
+                <w:rFonts w:ascii="Songti SC" w:hAnsi="Songti SC" w:eastAsia="Songti SC" w:cs="Songti SC"/>
                 <w:b w:val="0"/>
                 <w:sz w:val="18"/>
               </w:rPr>
@@ -4556,7 +4794,7 @@
             <w:r/>
             <w:r>
               <w:rPr>
-                <w:rFonts w:ascii="FangSong_GB2312" w:hAnsi="FangSong_GB2312" w:eastAsia="FangSong_GB2312" w:cs="FangSong_GB2312"/>
+                <w:rFonts w:ascii="Songti SC" w:hAnsi="Songti SC" w:eastAsia="Songti SC" w:cs="Songti SC"/>
                 <w:b w:val="0"/>
                 <w:sz w:val="18"/>
               </w:rPr>
@@ -4573,7 +4811,7 @@
             </w:r>
             <w:r>
               <w:rPr>
-                <w:rFonts w:ascii="FangSong_GB2312" w:hAnsi="FangSong_GB2312" w:eastAsia="FangSong_GB2312" w:cs="FangSong_GB2312"/>
+                <w:rFonts w:ascii="Songti SC" w:hAnsi="Songti SC" w:eastAsia="Songti SC" w:cs="Songti SC"/>
                 <w:b w:val="0"/>
                 <w:sz w:val="18"/>
               </w:rPr>
@@ -4601,7 +4839,7 @@
             <w:r/>
             <w:r>
               <w:rPr>
-                <w:rFonts w:ascii="FangSong_GB2312" w:hAnsi="FangSong_GB2312" w:eastAsia="FangSong_GB2312" w:cs="FangSong_GB2312"/>
+                <w:rFonts w:ascii="Songti SC" w:hAnsi="Songti SC" w:eastAsia="Songti SC" w:cs="Songti SC"/>
                 <w:b w:val="0"/>
                 <w:sz w:val="18"/>
               </w:rPr>
@@ -4627,7 +4865,7 @@
             <w:r/>
             <w:r>
               <w:rPr>
-                <w:rFonts w:ascii="FangSong_GB2312" w:hAnsi="FangSong_GB2312" w:eastAsia="FangSong_GB2312" w:cs="FangSong_GB2312"/>
+                <w:rFonts w:ascii="Songti SC" w:hAnsi="Songti SC" w:eastAsia="Songti SC" w:cs="Songti SC"/>
                 <w:b w:val="0"/>
                 <w:sz w:val="18"/>
               </w:rPr>
@@ -4653,7 +4891,7 @@
             <w:r/>
             <w:r>
               <w:rPr>
-                <w:rFonts w:ascii="FangSong_GB2312" w:hAnsi="FangSong_GB2312" w:eastAsia="FangSong_GB2312" w:cs="FangSong_GB2312"/>
+                <w:rFonts w:ascii="Songti SC" w:hAnsi="Songti SC" w:eastAsia="Songti SC" w:cs="Songti SC"/>
                 <w:b w:val="0"/>
                 <w:sz w:val="18"/>
               </w:rPr>
@@ -4674,7 +4912,7 @@
       </w:pPr>
       <w:r>
         <w:rPr>
-          <w:rFonts w:ascii="FangSong_GB2312" w:hAnsi="FangSong_GB2312" w:eastAsia="FangSong_GB2312" w:cs="FangSong_GB2312"/>
+          <w:rFonts w:ascii="Songti SC" w:hAnsi="Songti SC" w:eastAsia="Songti SC" w:cs="Songti SC"/>
           <w:b w:val="0"/>
           <w:sz w:val="22"/>
         </w:rPr>
@@ -4691,7 +4929,7 @@
       </w:r>
       <w:r>
         <w:rPr>
-          <w:rFonts w:ascii="FangSong_GB2312" w:hAnsi="FangSong_GB2312" w:eastAsia="FangSong_GB2312" w:cs="FangSong_GB2312"/>
+          <w:rFonts w:ascii="Songti SC" w:hAnsi="Songti SC" w:eastAsia="Songti SC" w:cs="Songti SC"/>
           <w:b w:val="0"/>
           <w:sz w:val="22"/>
         </w:rPr>
@@ -4708,7 +4946,7 @@
       </w:r>
       <w:r>
         <w:rPr>
-          <w:rFonts w:ascii="FangSong_GB2312" w:hAnsi="FangSong_GB2312" w:eastAsia="FangSong_GB2312" w:cs="FangSong_GB2312"/>
+          <w:rFonts w:ascii="Songti SC" w:hAnsi="Songti SC" w:eastAsia="Songti SC" w:cs="Songti SC"/>
           <w:b w:val="0"/>
           <w:sz w:val="22"/>
         </w:rPr>
@@ -4725,7 +4963,7 @@
       </w:r>
       <w:r>
         <w:rPr>
-          <w:rFonts w:ascii="FangSong_GB2312" w:hAnsi="FangSong_GB2312" w:eastAsia="FangSong_GB2312" w:cs="FangSong_GB2312"/>
+          <w:rFonts w:ascii="Songti SC" w:hAnsi="Songti SC" w:eastAsia="Songti SC" w:cs="Songti SC"/>
           <w:b w:val="0"/>
           <w:sz w:val="22"/>
         </w:rPr>
@@ -4742,7 +4980,7 @@
       </w:r>
       <w:r>
         <w:rPr>
-          <w:rFonts w:ascii="FangSong_GB2312" w:hAnsi="FangSong_GB2312" w:eastAsia="FangSong_GB2312" w:cs="FangSong_GB2312"/>
+          <w:rFonts w:ascii="Songti SC" w:hAnsi="Songti SC" w:eastAsia="Songti SC" w:cs="Songti SC"/>
           <w:b w:val="0"/>
           <w:sz w:val="22"/>
         </w:rPr>
@@ -4759,7 +4997,7 @@
       </w:r>
       <w:r>
         <w:rPr>
-          <w:rFonts w:ascii="FangSong_GB2312" w:hAnsi="FangSong_GB2312" w:eastAsia="FangSong_GB2312" w:cs="FangSong_GB2312"/>
+          <w:rFonts w:ascii="Songti SC" w:hAnsi="Songti SC" w:eastAsia="Songti SC" w:cs="Songti SC"/>
           <w:b w:val="0"/>
           <w:sz w:val="22"/>
         </w:rPr>
@@ -4788,7 +5026,7 @@
       </w:pPr>
       <w:r>
         <w:rPr>
-          <w:rFonts w:ascii="FangSong_GB2312" w:hAnsi="FangSong_GB2312" w:eastAsia="FangSong_GB2312" w:cs="FangSong_GB2312"/>
+          <w:rFonts w:ascii="Songti SC" w:hAnsi="Songti SC" w:eastAsia="Songti SC" w:cs="Songti SC"/>
           <w:b w:val="0"/>
           <w:sz w:val="22"/>
         </w:rPr>
@@ -4805,7 +5043,7 @@
       </w:r>
       <w:r>
         <w:rPr>
-          <w:rFonts w:ascii="FangSong_GB2312" w:hAnsi="FangSong_GB2312" w:eastAsia="FangSong_GB2312" w:cs="FangSong_GB2312"/>
+          <w:rFonts w:ascii="Songti SC" w:hAnsi="Songti SC" w:eastAsia="Songti SC" w:cs="Songti SC"/>
           <w:b w:val="0"/>
           <w:sz w:val="22"/>
         </w:rPr>
@@ -4826,7 +5064,7 @@
       </w:pPr>
       <w:r>
         <w:rPr>
-          <w:rFonts w:ascii="FangSong_GB2312" w:hAnsi="FangSong_GB2312" w:eastAsia="FangSong_GB2312" w:cs="FangSong_GB2312"/>
+          <w:rFonts w:ascii="Songti SC" w:hAnsi="Songti SC" w:eastAsia="Songti SC" w:cs="Songti SC"/>
           <w:b w:val="0"/>
           <w:sz w:val="22"/>
         </w:rPr>
@@ -4843,7 +5081,7 @@
       </w:r>
       <w:r>
         <w:rPr>
-          <w:rFonts w:ascii="FangSong_GB2312" w:hAnsi="FangSong_GB2312" w:eastAsia="FangSong_GB2312" w:cs="FangSong_GB2312"/>
+          <w:rFonts w:ascii="Songti SC" w:hAnsi="Songti SC" w:eastAsia="Songti SC" w:cs="Songti SC"/>
           <w:b w:val="0"/>
           <w:sz w:val="22"/>
         </w:rPr>
@@ -4860,7 +5098,7 @@
       </w:r>
       <w:r>
         <w:rPr>
-          <w:rFonts w:ascii="FangSong_GB2312" w:hAnsi="FangSong_GB2312" w:eastAsia="FangSong_GB2312" w:cs="FangSong_GB2312"/>
+          <w:rFonts w:ascii="Songti SC" w:hAnsi="Songti SC" w:eastAsia="Songti SC" w:cs="Songti SC"/>
           <w:b w:val="0"/>
           <w:sz w:val="22"/>
         </w:rPr>
@@ -4877,7 +5115,7 @@
       </w:r>
       <w:r>
         <w:rPr>
-          <w:rFonts w:ascii="FangSong_GB2312" w:hAnsi="FangSong_GB2312" w:eastAsia="FangSong_GB2312" w:cs="FangSong_GB2312"/>
+          <w:rFonts w:ascii="Songti SC" w:hAnsi="Songti SC" w:eastAsia="Songti SC" w:cs="Songti SC"/>
           <w:b w:val="0"/>
           <w:sz w:val="22"/>
         </w:rPr>
@@ -4894,7 +5132,7 @@
       </w:r>
       <w:r>
         <w:rPr>
-          <w:rFonts w:ascii="FangSong_GB2312" w:hAnsi="FangSong_GB2312" w:eastAsia="FangSong_GB2312" w:cs="FangSong_GB2312"/>
+          <w:rFonts w:ascii="Songti SC" w:hAnsi="Songti SC" w:eastAsia="Songti SC" w:cs="Songti SC"/>
           <w:b w:val="0"/>
           <w:sz w:val="22"/>
         </w:rPr>
@@ -4911,7 +5149,7 @@
       </w:r>
       <w:r>
         <w:rPr>
-          <w:rFonts w:ascii="FangSong_GB2312" w:hAnsi="FangSong_GB2312" w:eastAsia="FangSong_GB2312" w:cs="FangSong_GB2312"/>
+          <w:rFonts w:ascii="Songti SC" w:hAnsi="Songti SC" w:eastAsia="Songti SC" w:cs="Songti SC"/>
           <w:b w:val="0"/>
           <w:sz w:val="22"/>
         </w:rPr>
@@ -4924,7 +5162,7 @@
       </w:pPr>
       <w:r>
         <w:rPr>
-          <w:rFonts w:ascii="FangSong_GB2312" w:hAnsi="FangSong_GB2312" w:eastAsia="FangSong_GB2312" w:cs="FangSong_GB2312"/>
+          <w:rFonts w:ascii="Songti SC" w:hAnsi="Songti SC" w:eastAsia="Songti SC" w:cs="Songti SC"/>
           <w:b w:val="0"/>
           <w:sz w:val="22"/>
         </w:rPr>
@@ -4967,7 +5205,7 @@
             <w:r/>
             <w:r>
               <w:rPr>
-                <w:rFonts w:ascii="FangSong_GB2312" w:hAnsi="FangSong_GB2312" w:eastAsia="FangSong_GB2312" w:cs="FangSong_GB2312"/>
+                <w:rFonts w:ascii="Songti SC" w:hAnsi="Songti SC" w:eastAsia="Songti SC" w:cs="Songti SC"/>
                 <w:b/>
                 <w:sz w:val="18"/>
               </w:rPr>
@@ -4994,7 +5232,7 @@
             <w:r/>
             <w:r>
               <w:rPr>
-                <w:rFonts w:ascii="FangSong_GB2312" w:hAnsi="FangSong_GB2312" w:eastAsia="FangSong_GB2312" w:cs="FangSong_GB2312"/>
+                <w:rFonts w:ascii="Songti SC" w:hAnsi="Songti SC" w:eastAsia="Songti SC" w:cs="Songti SC"/>
                 <w:b/>
                 <w:sz w:val="18"/>
               </w:rPr>
@@ -5021,7 +5259,7 @@
             <w:r/>
             <w:r>
               <w:rPr>
-                <w:rFonts w:ascii="FangSong_GB2312" w:hAnsi="FangSong_GB2312" w:eastAsia="FangSong_GB2312" w:cs="FangSong_GB2312"/>
+                <w:rFonts w:ascii="Songti SC" w:hAnsi="Songti SC" w:eastAsia="Songti SC" w:cs="Songti SC"/>
                 <w:b/>
                 <w:sz w:val="18"/>
               </w:rPr>
@@ -5049,7 +5287,7 @@
             <w:r/>
             <w:r>
               <w:rPr>
-                <w:rFonts w:ascii="FangSong_GB2312" w:hAnsi="FangSong_GB2312" w:eastAsia="FangSong_GB2312" w:cs="FangSong_GB2312"/>
+                <w:rFonts w:ascii="Songti SC" w:hAnsi="Songti SC" w:eastAsia="Songti SC" w:cs="Songti SC"/>
                 <w:b w:val="0"/>
                 <w:sz w:val="18"/>
               </w:rPr>
@@ -5075,7 +5313,7 @@
             <w:r/>
             <w:r>
               <w:rPr>
-                <w:rFonts w:ascii="FangSong_GB2312" w:hAnsi="FangSong_GB2312" w:eastAsia="FangSong_GB2312" w:cs="FangSong_GB2312"/>
+                <w:rFonts w:ascii="Songti SC" w:hAnsi="Songti SC" w:eastAsia="Songti SC" w:cs="Songti SC"/>
                 <w:b w:val="0"/>
                 <w:sz w:val="18"/>
               </w:rPr>
@@ -5110,7 +5348,7 @@
             <w:r/>
             <w:r>
               <w:rPr>
-                <w:rFonts w:ascii="FangSong_GB2312" w:hAnsi="FangSong_GB2312" w:eastAsia="FangSong_GB2312" w:cs="FangSong_GB2312"/>
+                <w:rFonts w:ascii="Songti SC" w:hAnsi="Songti SC" w:eastAsia="Songti SC" w:cs="Songti SC"/>
                 <w:b w:val="0"/>
                 <w:sz w:val="18"/>
               </w:rPr>
@@ -5138,7 +5376,7 @@
             <w:r/>
             <w:r>
               <w:rPr>
-                <w:rFonts w:ascii="FangSong_GB2312" w:hAnsi="FangSong_GB2312" w:eastAsia="FangSong_GB2312" w:cs="FangSong_GB2312"/>
+                <w:rFonts w:ascii="Songti SC" w:hAnsi="Songti SC" w:eastAsia="Songti SC" w:cs="Songti SC"/>
                 <w:b w:val="0"/>
                 <w:sz w:val="18"/>
               </w:rPr>
@@ -5164,7 +5402,7 @@
             <w:r/>
             <w:r>
               <w:rPr>
-                <w:rFonts w:ascii="FangSong_GB2312" w:hAnsi="FangSong_GB2312" w:eastAsia="FangSong_GB2312" w:cs="FangSong_GB2312"/>
+                <w:rFonts w:ascii="Songti SC" w:hAnsi="Songti SC" w:eastAsia="Songti SC" w:cs="Songti SC"/>
                 <w:b w:val="0"/>
                 <w:sz w:val="18"/>
               </w:rPr>
@@ -5199,7 +5437,7 @@
             <w:r/>
             <w:r>
               <w:rPr>
-                <w:rFonts w:ascii="FangSong_GB2312" w:hAnsi="FangSong_GB2312" w:eastAsia="FangSong_GB2312" w:cs="FangSong_GB2312"/>
+                <w:rFonts w:ascii="Songti SC" w:hAnsi="Songti SC" w:eastAsia="Songti SC" w:cs="Songti SC"/>
                 <w:b w:val="0"/>
                 <w:sz w:val="18"/>
               </w:rPr>
@@ -5227,7 +5465,7 @@
             <w:r/>
             <w:r>
               <w:rPr>
-                <w:rFonts w:ascii="FangSong_GB2312" w:hAnsi="FangSong_GB2312" w:eastAsia="FangSong_GB2312" w:cs="FangSong_GB2312"/>
+                <w:rFonts w:ascii="Songti SC" w:hAnsi="Songti SC" w:eastAsia="Songti SC" w:cs="Songti SC"/>
                 <w:b w:val="0"/>
                 <w:sz w:val="18"/>
               </w:rPr>
@@ -5253,7 +5491,7 @@
             <w:r/>
             <w:r>
               <w:rPr>
-                <w:rFonts w:ascii="FangSong_GB2312" w:hAnsi="FangSong_GB2312" w:eastAsia="FangSong_GB2312" w:cs="FangSong_GB2312"/>
+                <w:rFonts w:ascii="Songti SC" w:hAnsi="Songti SC" w:eastAsia="Songti SC" w:cs="Songti SC"/>
                 <w:b w:val="0"/>
                 <w:sz w:val="18"/>
               </w:rPr>
@@ -5288,7 +5526,7 @@
             <w:r/>
             <w:r>
               <w:rPr>
-                <w:rFonts w:ascii="FangSong_GB2312" w:hAnsi="FangSong_GB2312" w:eastAsia="FangSong_GB2312" w:cs="FangSong_GB2312"/>
+                <w:rFonts w:ascii="Songti SC" w:hAnsi="Songti SC" w:eastAsia="Songti SC" w:cs="Songti SC"/>
                 <w:b w:val="0"/>
                 <w:sz w:val="18"/>
               </w:rPr>
@@ -5316,7 +5554,7 @@
             <w:r/>
             <w:r>
               <w:rPr>
-                <w:rFonts w:ascii="FangSong_GB2312" w:hAnsi="FangSong_GB2312" w:eastAsia="FangSong_GB2312" w:cs="FangSong_GB2312"/>
+                <w:rFonts w:ascii="Songti SC" w:hAnsi="Songti SC" w:eastAsia="Songti SC" w:cs="Songti SC"/>
                 <w:b w:val="0"/>
                 <w:sz w:val="18"/>
               </w:rPr>
@@ -5342,7 +5580,7 @@
             <w:r/>
             <w:r>
               <w:rPr>
-                <w:rFonts w:ascii="FangSong_GB2312" w:hAnsi="FangSong_GB2312" w:eastAsia="FangSong_GB2312" w:cs="FangSong_GB2312"/>
+                <w:rFonts w:ascii="Songti SC" w:hAnsi="Songti SC" w:eastAsia="Songti SC" w:cs="Songti SC"/>
                 <w:b w:val="0"/>
                 <w:sz w:val="18"/>
               </w:rPr>
@@ -5368,7 +5606,7 @@
             <w:r/>
             <w:r>
               <w:rPr>
-                <w:rFonts w:ascii="FangSong_GB2312" w:hAnsi="FangSong_GB2312" w:eastAsia="FangSong_GB2312" w:cs="FangSong_GB2312"/>
+                <w:rFonts w:ascii="Songti SC" w:hAnsi="Songti SC" w:eastAsia="Songti SC" w:cs="Songti SC"/>
                 <w:b w:val="0"/>
                 <w:sz w:val="18"/>
               </w:rPr>
@@ -5385,7 +5623,7 @@
             </w:r>
             <w:r>
               <w:rPr>
-                <w:rFonts w:ascii="FangSong_GB2312" w:hAnsi="FangSong_GB2312" w:eastAsia="FangSong_GB2312" w:cs="FangSong_GB2312"/>
+                <w:rFonts w:ascii="Songti SC" w:hAnsi="Songti SC" w:eastAsia="Songti SC" w:cs="Songti SC"/>
                 <w:b w:val="0"/>
                 <w:sz w:val="18"/>
               </w:rPr>
@@ -5402,7 +5640,7 @@
             </w:r>
             <w:r>
               <w:rPr>
-                <w:rFonts w:ascii="FangSong_GB2312" w:hAnsi="FangSong_GB2312" w:eastAsia="FangSong_GB2312" w:cs="FangSong_GB2312"/>
+                <w:rFonts w:ascii="Songti SC" w:hAnsi="Songti SC" w:eastAsia="Songti SC" w:cs="Songti SC"/>
                 <w:b w:val="0"/>
                 <w:sz w:val="18"/>
               </w:rPr>
@@ -5419,7 +5657,7 @@
             </w:r>
             <w:r>
               <w:rPr>
-                <w:rFonts w:ascii="FangSong_GB2312" w:hAnsi="FangSong_GB2312" w:eastAsia="FangSong_GB2312" w:cs="FangSong_GB2312"/>
+                <w:rFonts w:ascii="Songti SC" w:hAnsi="Songti SC" w:eastAsia="Songti SC" w:cs="Songti SC"/>
                 <w:b w:val="0"/>
                 <w:sz w:val="18"/>
               </w:rPr>
@@ -5447,7 +5685,7 @@
             <w:r/>
             <w:r>
               <w:rPr>
-                <w:rFonts w:ascii="FangSong_GB2312" w:hAnsi="FangSong_GB2312" w:eastAsia="FangSong_GB2312" w:cs="FangSong_GB2312"/>
+                <w:rFonts w:ascii="Songti SC" w:hAnsi="Songti SC" w:eastAsia="Songti SC" w:cs="Songti SC"/>
                 <w:b w:val="0"/>
                 <w:sz w:val="18"/>
               </w:rPr>
@@ -5473,7 +5711,7 @@
             <w:r/>
             <w:r>
               <w:rPr>
-                <w:rFonts w:ascii="FangSong_GB2312" w:hAnsi="FangSong_GB2312" w:eastAsia="FangSong_GB2312" w:cs="FangSong_GB2312"/>
+                <w:rFonts w:ascii="Songti SC" w:hAnsi="Songti SC" w:eastAsia="Songti SC" w:cs="Songti SC"/>
                 <w:b w:val="0"/>
                 <w:sz w:val="18"/>
               </w:rPr>
@@ -5499,7 +5737,7 @@
             <w:r/>
             <w:r>
               <w:rPr>
-                <w:rFonts w:ascii="FangSong_GB2312" w:hAnsi="FangSong_GB2312" w:eastAsia="FangSong_GB2312" w:cs="FangSong_GB2312"/>
+                <w:rFonts w:ascii="Songti SC" w:hAnsi="Songti SC" w:eastAsia="Songti SC" w:cs="Songti SC"/>
                 <w:b w:val="0"/>
                 <w:sz w:val="18"/>
               </w:rPr>
@@ -5520,7 +5758,7 @@
       </w:pPr>
       <w:r>
         <w:rPr>
-          <w:rFonts w:ascii="FangSong_GB2312" w:hAnsi="FangSong_GB2312" w:eastAsia="FangSong_GB2312" w:cs="FangSong_GB2312"/>
+          <w:rFonts w:ascii="Songti SC" w:hAnsi="Songti SC" w:eastAsia="Songti SC" w:cs="Songti SC"/>
           <w:b w:val="0"/>
           <w:sz w:val="22"/>
         </w:rPr>
@@ -5549,7 +5787,7 @@
       </w:pPr>
       <w:r>
         <w:rPr>
-          <w:rFonts w:ascii="FangSong_GB2312" w:hAnsi="FangSong_GB2312" w:eastAsia="FangSong_GB2312" w:cs="FangSong_GB2312"/>
+          <w:rFonts w:ascii="Songti SC" w:hAnsi="Songti SC" w:eastAsia="Songti SC" w:cs="Songti SC"/>
           <w:b w:val="0"/>
           <w:sz w:val="22"/>
         </w:rPr>
@@ -5579,7 +5817,7 @@
       </w:r>
       <w:r>
         <w:rPr>
-          <w:rFonts w:ascii="FangSong_GB2312" w:hAnsi="FangSong_GB2312" w:eastAsia="FangSong_GB2312" w:cs="FangSong_GB2312"/>
+          <w:rFonts w:ascii="Songti SC" w:hAnsi="Songti SC" w:eastAsia="Songti SC" w:cs="Songti SC"/>
           <w:b w:val="0"/>
           <w:sz w:val="22"/>
         </w:rPr>
@@ -5596,7 +5834,7 @@
       </w:r>
       <w:r>
         <w:rPr>
-          <w:rFonts w:ascii="FangSong_GB2312" w:hAnsi="FangSong_GB2312" w:eastAsia="FangSong_GB2312" w:cs="FangSong_GB2312"/>
+          <w:rFonts w:ascii="Songti SC" w:hAnsi="Songti SC" w:eastAsia="Songti SC" w:cs="Songti SC"/>
           <w:b w:val="0"/>
           <w:sz w:val="22"/>
         </w:rPr>
@@ -5613,7 +5851,7 @@
       </w:r>
       <w:r>
         <w:rPr>
-          <w:rFonts w:ascii="FangSong_GB2312" w:hAnsi="FangSong_GB2312" w:eastAsia="FangSong_GB2312" w:cs="FangSong_GB2312"/>
+          <w:rFonts w:ascii="Songti SC" w:hAnsi="Songti SC" w:eastAsia="Songti SC" w:cs="Songti SC"/>
           <w:b w:val="0"/>
           <w:sz w:val="22"/>
         </w:rPr>
@@ -5664,7 +5902,7 @@
             <w:r/>
             <w:r>
               <w:rPr>
-                <w:rFonts w:ascii="FangSong_GB2312" w:hAnsi="FangSong_GB2312" w:eastAsia="FangSong_GB2312" w:cs="FangSong_GB2312"/>
+                <w:rFonts w:ascii="Songti SC" w:hAnsi="Songti SC" w:eastAsia="Songti SC" w:cs="Songti SC"/>
                 <w:b/>
                 <w:sz w:val="18"/>
               </w:rPr>
@@ -5691,7 +5929,7 @@
             <w:r/>
             <w:r>
               <w:rPr>
-                <w:rFonts w:ascii="FangSong_GB2312" w:hAnsi="FangSong_GB2312" w:eastAsia="FangSong_GB2312" w:cs="FangSong_GB2312"/>
+                <w:rFonts w:ascii="Songti SC" w:hAnsi="Songti SC" w:eastAsia="Songti SC" w:cs="Songti SC"/>
                 <w:b/>
                 <w:sz w:val="18"/>
               </w:rPr>
@@ -5718,7 +5956,7 @@
             <w:r/>
             <w:r>
               <w:rPr>
-                <w:rFonts w:ascii="FangSong_GB2312" w:hAnsi="FangSong_GB2312" w:eastAsia="FangSong_GB2312" w:cs="FangSong_GB2312"/>
+                <w:rFonts w:ascii="Songti SC" w:hAnsi="Songti SC" w:eastAsia="Songti SC" w:cs="Songti SC"/>
                 <w:b/>
                 <w:sz w:val="18"/>
               </w:rPr>
@@ -5773,7 +6011,7 @@
             <w:r/>
             <w:r>
               <w:rPr>
-                <w:rFonts w:ascii="FangSong_GB2312" w:hAnsi="FangSong_GB2312" w:eastAsia="FangSong_GB2312" w:cs="FangSong_GB2312"/>
+                <w:rFonts w:ascii="Songti SC" w:hAnsi="Songti SC" w:eastAsia="Songti SC" w:cs="Songti SC"/>
                 <w:b w:val="0"/>
                 <w:sz w:val="18"/>
               </w:rPr>
@@ -5799,7 +6037,7 @@
             <w:r/>
             <w:r>
               <w:rPr>
-                <w:rFonts w:ascii="FangSong_GB2312" w:hAnsi="FangSong_GB2312" w:eastAsia="FangSong_GB2312" w:cs="FangSong_GB2312"/>
+                <w:rFonts w:ascii="Songti SC" w:hAnsi="Songti SC" w:eastAsia="Songti SC" w:cs="Songti SC"/>
                 <w:b w:val="0"/>
                 <w:sz w:val="18"/>
               </w:rPr>
@@ -5854,7 +6092,7 @@
             <w:r/>
             <w:r>
               <w:rPr>
-                <w:rFonts w:ascii="FangSong_GB2312" w:hAnsi="FangSong_GB2312" w:eastAsia="FangSong_GB2312" w:cs="FangSong_GB2312"/>
+                <w:rFonts w:ascii="Songti SC" w:hAnsi="Songti SC" w:eastAsia="Songti SC" w:cs="Songti SC"/>
                 <w:b w:val="0"/>
                 <w:sz w:val="18"/>
               </w:rPr>
@@ -5880,7 +6118,7 @@
             <w:r/>
             <w:r>
               <w:rPr>
-                <w:rFonts w:ascii="FangSong_GB2312" w:hAnsi="FangSong_GB2312" w:eastAsia="FangSong_GB2312" w:cs="FangSong_GB2312"/>
+                <w:rFonts w:ascii="Songti SC" w:hAnsi="Songti SC" w:eastAsia="Songti SC" w:cs="Songti SC"/>
                 <w:b w:val="0"/>
                 <w:sz w:val="18"/>
               </w:rPr>
@@ -5935,7 +6173,7 @@
             <w:r/>
             <w:r>
               <w:rPr>
-                <w:rFonts w:ascii="FangSong_GB2312" w:hAnsi="FangSong_GB2312" w:eastAsia="FangSong_GB2312" w:cs="FangSong_GB2312"/>
+                <w:rFonts w:ascii="Songti SC" w:hAnsi="Songti SC" w:eastAsia="Songti SC" w:cs="Songti SC"/>
                 <w:b w:val="0"/>
                 <w:sz w:val="18"/>
               </w:rPr>
@@ -5961,7 +6199,7 @@
             <w:r/>
             <w:r>
               <w:rPr>
-                <w:rFonts w:ascii="FangSong_GB2312" w:hAnsi="FangSong_GB2312" w:eastAsia="FangSong_GB2312" w:cs="FangSong_GB2312"/>
+                <w:rFonts w:ascii="Songti SC" w:hAnsi="Songti SC" w:eastAsia="Songti SC" w:cs="Songti SC"/>
                 <w:b w:val="0"/>
                 <w:sz w:val="18"/>
               </w:rPr>
@@ -5989,7 +6227,7 @@
             <w:r/>
             <w:r>
               <w:rPr>
-                <w:rFonts w:ascii="FangSong_GB2312" w:hAnsi="FangSong_GB2312" w:eastAsia="FangSong_GB2312" w:cs="FangSong_GB2312"/>
+                <w:rFonts w:ascii="Songti SC" w:hAnsi="Songti SC" w:eastAsia="Songti SC" w:cs="Songti SC"/>
                 <w:b w:val="0"/>
                 <w:sz w:val="18"/>
               </w:rPr>
@@ -6015,7 +6253,7 @@
             <w:r/>
             <w:r>
               <w:rPr>
-                <w:rFonts w:ascii="FangSong_GB2312" w:hAnsi="FangSong_GB2312" w:eastAsia="FangSong_GB2312" w:cs="FangSong_GB2312"/>
+                <w:rFonts w:ascii="Songti SC" w:hAnsi="Songti SC" w:eastAsia="Songti SC" w:cs="Songti SC"/>
                 <w:b w:val="0"/>
                 <w:sz w:val="18"/>
               </w:rPr>
@@ -6041,7 +6279,7 @@
             <w:r/>
             <w:r>
               <w:rPr>
-                <w:rFonts w:ascii="FangSong_GB2312" w:hAnsi="FangSong_GB2312" w:eastAsia="FangSong_GB2312" w:cs="FangSong_GB2312"/>
+                <w:rFonts w:ascii="Songti SC" w:hAnsi="Songti SC" w:eastAsia="Songti SC" w:cs="Songti SC"/>
                 <w:b w:val="0"/>
                 <w:sz w:val="18"/>
               </w:rPr>
@@ -6069,7 +6307,7 @@
             <w:r/>
             <w:r>
               <w:rPr>
-                <w:rFonts w:ascii="FangSong_GB2312" w:hAnsi="FangSong_GB2312" w:eastAsia="FangSong_GB2312" w:cs="FangSong_GB2312"/>
+                <w:rFonts w:ascii="Songti SC" w:hAnsi="Songti SC" w:eastAsia="Songti SC" w:cs="Songti SC"/>
                 <w:b w:val="0"/>
                 <w:sz w:val="18"/>
               </w:rPr>
@@ -6095,7 +6333,7 @@
             <w:r/>
             <w:r>
               <w:rPr>
-                <w:rFonts w:ascii="FangSong_GB2312" w:hAnsi="FangSong_GB2312" w:eastAsia="FangSong_GB2312" w:cs="FangSong_GB2312"/>
+                <w:rFonts w:ascii="Songti SC" w:hAnsi="Songti SC" w:eastAsia="Songti SC" w:cs="Songti SC"/>
                 <w:b w:val="0"/>
                 <w:sz w:val="18"/>
               </w:rPr>
@@ -6121,7 +6359,7 @@
             <w:r/>
             <w:r>
               <w:rPr>
-                <w:rFonts w:ascii="FangSong_GB2312" w:hAnsi="FangSong_GB2312" w:eastAsia="FangSong_GB2312" w:cs="FangSong_GB2312"/>
+                <w:rFonts w:ascii="Songti SC" w:hAnsi="Songti SC" w:eastAsia="Songti SC" w:cs="Songti SC"/>
                 <w:b w:val="0"/>
                 <w:sz w:val="18"/>
               </w:rPr>
@@ -6173,7 +6411,7 @@
             <w:r/>
             <w:r>
               <w:rPr>
-                <w:rFonts w:ascii="FangSong_GB2312" w:hAnsi="FangSong_GB2312" w:eastAsia="FangSong_GB2312" w:cs="FangSong_GB2312"/>
+                <w:rFonts w:ascii="Songti SC" w:hAnsi="Songti SC" w:eastAsia="Songti SC" w:cs="Songti SC"/>
                 <w:b/>
                 <w:sz w:val="18"/>
               </w:rPr>
@@ -6200,7 +6438,7 @@
             <w:r/>
             <w:r>
               <w:rPr>
-                <w:rFonts w:ascii="FangSong_GB2312" w:hAnsi="FangSong_GB2312" w:eastAsia="FangSong_GB2312" w:cs="FangSong_GB2312"/>
+                <w:rFonts w:ascii="Songti SC" w:hAnsi="Songti SC" w:eastAsia="Songti SC" w:cs="Songti SC"/>
                 <w:b/>
                 <w:sz w:val="18"/>
               </w:rPr>
@@ -6227,7 +6465,7 @@
             <w:r/>
             <w:r>
               <w:rPr>
-                <w:rFonts w:ascii="FangSong_GB2312" w:hAnsi="FangSong_GB2312" w:eastAsia="FangSong_GB2312" w:cs="FangSong_GB2312"/>
+                <w:rFonts w:ascii="Songti SC" w:hAnsi="Songti SC" w:eastAsia="Songti SC" w:cs="Songti SC"/>
                 <w:b/>
                 <w:sz w:val="18"/>
               </w:rPr>
@@ -6254,7 +6492,7 @@
             <w:r/>
             <w:r>
               <w:rPr>
-                <w:rFonts w:ascii="FangSong_GB2312" w:hAnsi="FangSong_GB2312" w:eastAsia="FangSong_GB2312" w:cs="FangSong_GB2312"/>
+                <w:rFonts w:ascii="Songti SC" w:hAnsi="Songti SC" w:eastAsia="Songti SC" w:cs="Songti SC"/>
                 <w:b/>
                 <w:sz w:val="18"/>
               </w:rPr>
@@ -6282,7 +6520,7 @@
             <w:r/>
             <w:r>
               <w:rPr>
-                <w:rFonts w:ascii="FangSong_GB2312" w:hAnsi="FangSong_GB2312" w:eastAsia="FangSong_GB2312" w:cs="FangSong_GB2312"/>
+                <w:rFonts w:ascii="Songti SC" w:hAnsi="Songti SC" w:eastAsia="Songti SC" w:cs="Songti SC"/>
                 <w:b w:val="0"/>
                 <w:sz w:val="18"/>
               </w:rPr>
@@ -6317,7 +6555,7 @@
             <w:r/>
             <w:r>
               <w:rPr>
-                <w:rFonts w:ascii="FangSong_GB2312" w:hAnsi="FangSong_GB2312" w:eastAsia="FangSong_GB2312" w:cs="FangSong_GB2312"/>
+                <w:rFonts w:ascii="Songti SC" w:hAnsi="Songti SC" w:eastAsia="Songti SC" w:cs="Songti SC"/>
                 <w:b w:val="0"/>
                 <w:sz w:val="18"/>
               </w:rPr>
@@ -6343,7 +6581,7 @@
             <w:r/>
             <w:r>
               <w:rPr>
-                <w:rFonts w:ascii="FangSong_GB2312" w:hAnsi="FangSong_GB2312" w:eastAsia="FangSong_GB2312" w:cs="FangSong_GB2312"/>
+                <w:rFonts w:ascii="Songti SC" w:hAnsi="Songti SC" w:eastAsia="Songti SC" w:cs="Songti SC"/>
                 <w:b w:val="0"/>
                 <w:sz w:val="18"/>
               </w:rPr>
@@ -6369,7 +6607,7 @@
             <w:r/>
             <w:r>
               <w:rPr>
-                <w:rFonts w:ascii="FangSong_GB2312" w:hAnsi="FangSong_GB2312" w:eastAsia="FangSong_GB2312" w:cs="FangSong_GB2312"/>
+                <w:rFonts w:ascii="Songti SC" w:hAnsi="Songti SC" w:eastAsia="Songti SC" w:cs="Songti SC"/>
                 <w:b w:val="0"/>
                 <w:sz w:val="18"/>
               </w:rPr>
@@ -6397,7 +6635,7 @@
             <w:r/>
             <w:r>
               <w:rPr>
-                <w:rFonts w:ascii="FangSong_GB2312" w:hAnsi="FangSong_GB2312" w:eastAsia="FangSong_GB2312" w:cs="FangSong_GB2312"/>
+                <w:rFonts w:ascii="Songti SC" w:hAnsi="Songti SC" w:eastAsia="Songti SC" w:cs="Songti SC"/>
                 <w:b w:val="0"/>
                 <w:sz w:val="18"/>
               </w:rPr>
@@ -6432,7 +6670,7 @@
             <w:r/>
             <w:r>
               <w:rPr>
-                <w:rFonts w:ascii="FangSong_GB2312" w:hAnsi="FangSong_GB2312" w:eastAsia="FangSong_GB2312" w:cs="FangSong_GB2312"/>
+                <w:rFonts w:ascii="Songti SC" w:hAnsi="Songti SC" w:eastAsia="Songti SC" w:cs="Songti SC"/>
                 <w:b w:val="0"/>
                 <w:sz w:val="18"/>
               </w:rPr>
@@ -6458,7 +6696,7 @@
             <w:r/>
             <w:r>
               <w:rPr>
-                <w:rFonts w:ascii="FangSong_GB2312" w:hAnsi="FangSong_GB2312" w:eastAsia="FangSong_GB2312" w:cs="FangSong_GB2312"/>
+                <w:rFonts w:ascii="Songti SC" w:hAnsi="Songti SC" w:eastAsia="Songti SC" w:cs="Songti SC"/>
                 <w:b w:val="0"/>
                 <w:sz w:val="18"/>
               </w:rPr>
@@ -6484,7 +6722,7 @@
             <w:r/>
             <w:r>
               <w:rPr>
-                <w:rFonts w:ascii="FangSong_GB2312" w:hAnsi="FangSong_GB2312" w:eastAsia="FangSong_GB2312" w:cs="FangSong_GB2312"/>
+                <w:rFonts w:ascii="Songti SC" w:hAnsi="Songti SC" w:eastAsia="Songti SC" w:cs="Songti SC"/>
                 <w:b w:val="0"/>
                 <w:sz w:val="18"/>
               </w:rPr>
@@ -6512,7 +6750,7 @@
             <w:r/>
             <w:r>
               <w:rPr>
-                <w:rFonts w:ascii="FangSong_GB2312" w:hAnsi="FangSong_GB2312" w:eastAsia="FangSong_GB2312" w:cs="FangSong_GB2312"/>
+                <w:rFonts w:ascii="Songti SC" w:hAnsi="Songti SC" w:eastAsia="Songti SC" w:cs="Songti SC"/>
                 <w:b w:val="0"/>
                 <w:sz w:val="18"/>
               </w:rPr>
@@ -6547,7 +6785,7 @@
             <w:r/>
             <w:r>
               <w:rPr>
-                <w:rFonts w:ascii="FangSong_GB2312" w:hAnsi="FangSong_GB2312" w:eastAsia="FangSong_GB2312" w:cs="FangSong_GB2312"/>
+                <w:rFonts w:ascii="Songti SC" w:hAnsi="Songti SC" w:eastAsia="Songti SC" w:cs="Songti SC"/>
                 <w:b w:val="0"/>
                 <w:sz w:val="18"/>
               </w:rPr>
@@ -6573,7 +6811,7 @@
             <w:r/>
             <w:r>
               <w:rPr>
-                <w:rFonts w:ascii="FangSong_GB2312" w:hAnsi="FangSong_GB2312" w:eastAsia="FangSong_GB2312" w:cs="FangSong_GB2312"/>
+                <w:rFonts w:ascii="Songti SC" w:hAnsi="Songti SC" w:eastAsia="Songti SC" w:cs="Songti SC"/>
                 <w:b w:val="0"/>
                 <w:sz w:val="18"/>
               </w:rPr>
@@ -6599,7 +6837,7 @@
             <w:r/>
             <w:r>
               <w:rPr>
-                <w:rFonts w:ascii="FangSong_GB2312" w:hAnsi="FangSong_GB2312" w:eastAsia="FangSong_GB2312" w:cs="FangSong_GB2312"/>
+                <w:rFonts w:ascii="Songti SC" w:hAnsi="Songti SC" w:eastAsia="Songti SC" w:cs="Songti SC"/>
                 <w:b w:val="0"/>
                 <w:sz w:val="18"/>
               </w:rPr>
@@ -6636,7 +6874,7 @@
             </w:r>
             <w:r>
               <w:rPr>
-                <w:rFonts w:ascii="FangSong_GB2312" w:hAnsi="FangSong_GB2312" w:eastAsia="FangSong_GB2312" w:cs="FangSong_GB2312"/>
+                <w:rFonts w:ascii="Songti SC" w:hAnsi="Songti SC" w:eastAsia="Songti SC" w:cs="Songti SC"/>
                 <w:b w:val="0"/>
                 <w:sz w:val="18"/>
               </w:rPr>
@@ -6671,7 +6909,7 @@
             <w:r/>
             <w:r>
               <w:rPr>
-                <w:rFonts w:ascii="FangSong_GB2312" w:hAnsi="FangSong_GB2312" w:eastAsia="FangSong_GB2312" w:cs="FangSong_GB2312"/>
+                <w:rFonts w:ascii="Songti SC" w:hAnsi="Songti SC" w:eastAsia="Songti SC" w:cs="Songti SC"/>
                 <w:b w:val="0"/>
                 <w:sz w:val="18"/>
               </w:rPr>
@@ -6697,7 +6935,7 @@
             <w:r/>
             <w:r>
               <w:rPr>
-                <w:rFonts w:ascii="FangSong_GB2312" w:hAnsi="FangSong_GB2312" w:eastAsia="FangSong_GB2312" w:cs="FangSong_GB2312"/>
+                <w:rFonts w:ascii="Songti SC" w:hAnsi="Songti SC" w:eastAsia="Songti SC" w:cs="Songti SC"/>
                 <w:b w:val="0"/>
                 <w:sz w:val="18"/>
               </w:rPr>
@@ -6723,7 +6961,7 @@
             <w:r/>
             <w:r>
               <w:rPr>
-                <w:rFonts w:ascii="FangSong_GB2312" w:hAnsi="FangSong_GB2312" w:eastAsia="FangSong_GB2312" w:cs="FangSong_GB2312"/>
+                <w:rFonts w:ascii="Songti SC" w:hAnsi="Songti SC" w:eastAsia="Songti SC" w:cs="Songti SC"/>
                 <w:b w:val="0"/>
                 <w:sz w:val="18"/>
               </w:rPr>
@@ -6778,7 +7016,7 @@
             <w:r/>
             <w:r>
               <w:rPr>
-                <w:rFonts w:ascii="FangSong_GB2312" w:hAnsi="FangSong_GB2312" w:eastAsia="FangSong_GB2312" w:cs="FangSong_GB2312"/>
+                <w:rFonts w:ascii="Songti SC" w:hAnsi="Songti SC" w:eastAsia="Songti SC" w:cs="Songti SC"/>
                 <w:b w:val="0"/>
                 <w:sz w:val="18"/>
               </w:rPr>
@@ -6804,7 +7042,7 @@
             <w:r/>
             <w:r>
               <w:rPr>
-                <w:rFonts w:ascii="FangSong_GB2312" w:hAnsi="FangSong_GB2312" w:eastAsia="FangSong_GB2312" w:cs="FangSong_GB2312"/>
+                <w:rFonts w:ascii="Songti SC" w:hAnsi="Songti SC" w:eastAsia="Songti SC" w:cs="Songti SC"/>
                 <w:b w:val="0"/>
                 <w:sz w:val="18"/>
               </w:rPr>
@@ -6830,7 +7068,7 @@
             <w:r/>
             <w:r>
               <w:rPr>
-                <w:rFonts w:ascii="FangSong_GB2312" w:hAnsi="FangSong_GB2312" w:eastAsia="FangSong_GB2312" w:cs="FangSong_GB2312"/>
+                <w:rFonts w:ascii="Songti SC" w:hAnsi="Songti SC" w:eastAsia="Songti SC" w:cs="Songti SC"/>
                 <w:b w:val="0"/>
                 <w:sz w:val="18"/>
               </w:rPr>
@@ -6851,28 +7089,11 @@
       </w:pPr>
       <w:r>
         <w:rPr>
-          <w:rFonts w:ascii="FangSong_GB2312" w:hAnsi="FangSong_GB2312" w:eastAsia="FangSong_GB2312" w:cs="FangSong_GB2312"/>
+          <w:rFonts w:ascii="Songti SC" w:hAnsi="Songti SC" w:eastAsia="Songti SC" w:cs="Songti SC"/>
           <w:b w:val="0"/>
           <w:sz w:val="22"/>
         </w:rPr>
-        <w:t>本设计无地址映射、存储空间或 IP 核。精确板卡、正式管脚、I/O 时序与电气约束缺失；</w:t>
-      </w:r>
-      <w:r>
-        <w:rPr>
-          <w:rFonts w:ascii="Courier New" w:hAnsi="Courier New" w:eastAsia="Courier New" w:cs="Courier New"/>
-          <w:b w:val="0"/>
-          <w:color w:val="1F3A5F"/>
-          <w:sz w:val="21"/>
-        </w:rPr>
-        <w:t>uart_board_top</w:t>
-      </w:r>
-      <w:r>
-        <w:rPr>
-          <w:rFonts w:ascii="FangSong_GB2312" w:hAnsi="FangSong_GB2312" w:eastAsia="FangSong_GB2312" w:cs="FangSong_GB2312"/>
-          <w:b w:val="0"/>
-          <w:sz w:val="22"/>
-        </w:rPr>
-        <w:t xml:space="preserve"> 和正式 690T XDC 因而阻塞。仓库现有 K70T XDC/STA 仅为历史 exploratory 输入，不得解释为当前目标的约束或时序证据。</w:t>
+        <w:t>本设计无地址映射或存储空间。通用核无厂商 IP、BRAM/DSP；板级包装显式使用 IBUFDS、MMCME2_BASE 和 BUFG。VC709 候选管脚与电气约束已依据 UG887 v1.6 实现并用入库 XTP213/Master XDC 交叉复核，异步 UART 不设置虚构的同步 I/O delay；实物板卡修订和系统 I/O 预算仍未闭合。仓库旧 K70T XDC/STA 只保留为历史 exploratory 输入。</w:t>
       </w:r>
     </w:p>
     <w:p>
@@ -6919,7 +7140,7 @@
             <w:r/>
             <w:r>
               <w:rPr>
-                <w:rFonts w:ascii="FangSong_GB2312" w:hAnsi="FangSong_GB2312" w:eastAsia="FangSong_GB2312" w:cs="FangSong_GB2312"/>
+                <w:rFonts w:ascii="Songti SC" w:hAnsi="Songti SC" w:eastAsia="Songti SC" w:cs="Songti SC"/>
                 <w:b/>
                 <w:sz w:val="18"/>
               </w:rPr>
@@ -6946,7 +7167,7 @@
             <w:r/>
             <w:r>
               <w:rPr>
-                <w:rFonts w:ascii="FangSong_GB2312" w:hAnsi="FangSong_GB2312" w:eastAsia="FangSong_GB2312" w:cs="FangSong_GB2312"/>
+                <w:rFonts w:ascii="Songti SC" w:hAnsi="Songti SC" w:eastAsia="Songti SC" w:cs="Songti SC"/>
                 <w:b/>
                 <w:sz w:val="18"/>
               </w:rPr>
@@ -6973,7 +7194,7 @@
             <w:r/>
             <w:r>
               <w:rPr>
-                <w:rFonts w:ascii="FangSong_GB2312" w:hAnsi="FangSong_GB2312" w:eastAsia="FangSong_GB2312" w:cs="FangSong_GB2312"/>
+                <w:rFonts w:ascii="Songti SC" w:hAnsi="Songti SC" w:eastAsia="Songti SC" w:cs="Songti SC"/>
                 <w:b/>
                 <w:sz w:val="18"/>
               </w:rPr>
@@ -7001,7 +7222,7 @@
             <w:r/>
             <w:r>
               <w:rPr>
-                <w:rFonts w:ascii="FangSong_GB2312" w:hAnsi="FangSong_GB2312" w:eastAsia="FangSong_GB2312" w:cs="FangSong_GB2312"/>
+                <w:rFonts w:ascii="Songti SC" w:hAnsi="Songti SC" w:eastAsia="Songti SC" w:cs="Songti SC"/>
                 <w:b w:val="0"/>
                 <w:sz w:val="18"/>
               </w:rPr>
@@ -7027,7 +7248,7 @@
             <w:r/>
             <w:r>
               <w:rPr>
-                <w:rFonts w:ascii="FangSong_GB2312" w:hAnsi="FangSong_GB2312" w:eastAsia="FangSong_GB2312" w:cs="FangSong_GB2312"/>
+                <w:rFonts w:ascii="Songti SC" w:hAnsi="Songti SC" w:eastAsia="Songti SC" w:cs="Songti SC"/>
                 <w:b w:val="0"/>
                 <w:sz w:val="18"/>
               </w:rPr>
@@ -7053,7 +7274,7 @@
             <w:r/>
             <w:r>
               <w:rPr>
-                <w:rFonts w:ascii="FangSong_GB2312" w:hAnsi="FangSong_GB2312" w:eastAsia="FangSong_GB2312" w:cs="FangSong_GB2312"/>
+                <w:rFonts w:ascii="Songti SC" w:hAnsi="Songti SC" w:eastAsia="Songti SC" w:cs="Songti SC"/>
                 <w:b w:val="0"/>
                 <w:sz w:val="18"/>
               </w:rPr>
@@ -7081,7 +7302,7 @@
             <w:r/>
             <w:r>
               <w:rPr>
-                <w:rFonts w:ascii="FangSong_GB2312" w:hAnsi="FangSong_GB2312" w:eastAsia="FangSong_GB2312" w:cs="FangSong_GB2312"/>
+                <w:rFonts w:ascii="Songti SC" w:hAnsi="Songti SC" w:eastAsia="Songti SC" w:cs="Songti SC"/>
                 <w:b w:val="0"/>
                 <w:sz w:val="18"/>
               </w:rPr>
@@ -7107,7 +7328,7 @@
             <w:r/>
             <w:r>
               <w:rPr>
-                <w:rFonts w:ascii="FangSong_GB2312" w:hAnsi="FangSong_GB2312" w:eastAsia="FangSong_GB2312" w:cs="FangSong_GB2312"/>
+                <w:rFonts w:ascii="Songti SC" w:hAnsi="Songti SC" w:eastAsia="Songti SC" w:cs="Songti SC"/>
                 <w:b w:val="0"/>
                 <w:sz w:val="18"/>
               </w:rPr>
@@ -7133,7 +7354,7 @@
             <w:r/>
             <w:r>
               <w:rPr>
-                <w:rFonts w:ascii="FangSong_GB2312" w:hAnsi="FangSong_GB2312" w:eastAsia="FangSong_GB2312" w:cs="FangSong_GB2312"/>
+                <w:rFonts w:ascii="Songti SC" w:hAnsi="Songti SC" w:eastAsia="Songti SC" w:cs="Songti SC"/>
                 <w:b w:val="0"/>
                 <w:sz w:val="18"/>
               </w:rPr>
@@ -7150,7 +7371,7 @@
             </w:r>
             <w:r>
               <w:rPr>
-                <w:rFonts w:ascii="FangSong_GB2312" w:hAnsi="FangSong_GB2312" w:eastAsia="FangSong_GB2312" w:cs="FangSong_GB2312"/>
+                <w:rFonts w:ascii="Songti SC" w:hAnsi="Songti SC" w:eastAsia="Songti SC" w:cs="Songti SC"/>
                 <w:b w:val="0"/>
                 <w:sz w:val="18"/>
               </w:rPr>
@@ -7178,7 +7399,7 @@
             <w:r/>
             <w:r>
               <w:rPr>
-                <w:rFonts w:ascii="FangSong_GB2312" w:hAnsi="FangSong_GB2312" w:eastAsia="FangSong_GB2312" w:cs="FangSong_GB2312"/>
+                <w:rFonts w:ascii="Songti SC" w:hAnsi="Songti SC" w:eastAsia="Songti SC" w:cs="Songti SC"/>
                 <w:b w:val="0"/>
                 <w:sz w:val="18"/>
               </w:rPr>
@@ -7204,7 +7425,7 @@
             <w:r/>
             <w:r>
               <w:rPr>
-                <w:rFonts w:ascii="FangSong_GB2312" w:hAnsi="FangSong_GB2312" w:eastAsia="FangSong_GB2312" w:cs="FangSong_GB2312"/>
+                <w:rFonts w:ascii="Songti SC" w:hAnsi="Songti SC" w:eastAsia="Songti SC" w:cs="Songti SC"/>
                 <w:b w:val="0"/>
                 <w:sz w:val="18"/>
               </w:rPr>
@@ -7230,7 +7451,7 @@
             <w:r/>
             <w:r>
               <w:rPr>
-                <w:rFonts w:ascii="FangSong_GB2312" w:hAnsi="FangSong_GB2312" w:eastAsia="FangSong_GB2312" w:cs="FangSong_GB2312"/>
+                <w:rFonts w:ascii="Songti SC" w:hAnsi="Songti SC" w:eastAsia="Songti SC" w:cs="Songti SC"/>
                 <w:b w:val="0"/>
                 <w:sz w:val="18"/>
               </w:rPr>
@@ -7258,7 +7479,7 @@
             <w:r/>
             <w:r>
               <w:rPr>
-                <w:rFonts w:ascii="FangSong_GB2312" w:hAnsi="FangSong_GB2312" w:eastAsia="FangSong_GB2312" w:cs="FangSong_GB2312"/>
+                <w:rFonts w:ascii="Songti SC" w:hAnsi="Songti SC" w:eastAsia="Songti SC" w:cs="Songti SC"/>
                 <w:b w:val="0"/>
                 <w:sz w:val="18"/>
               </w:rPr>
@@ -7284,7 +7505,7 @@
             <w:r/>
             <w:r>
               <w:rPr>
-                <w:rFonts w:ascii="FangSong_GB2312" w:hAnsi="FangSong_GB2312" w:eastAsia="FangSong_GB2312" w:cs="FangSong_GB2312"/>
+                <w:rFonts w:ascii="Songti SC" w:hAnsi="Songti SC" w:eastAsia="Songti SC" w:cs="Songti SC"/>
                 <w:b w:val="0"/>
                 <w:sz w:val="18"/>
               </w:rPr>
@@ -7310,7 +7531,7 @@
             <w:r/>
             <w:r>
               <w:rPr>
-                <w:rFonts w:ascii="FangSong_GB2312" w:hAnsi="FangSong_GB2312" w:eastAsia="FangSong_GB2312" w:cs="FangSong_GB2312"/>
+                <w:rFonts w:ascii="Songti SC" w:hAnsi="Songti SC" w:eastAsia="Songti SC" w:cs="Songti SC"/>
                 <w:b w:val="0"/>
                 <w:sz w:val="18"/>
               </w:rPr>
@@ -7338,7 +7559,7 @@
             <w:r/>
             <w:r>
               <w:rPr>
-                <w:rFonts w:ascii="FangSong_GB2312" w:hAnsi="FangSong_GB2312" w:eastAsia="FangSong_GB2312" w:cs="FangSong_GB2312"/>
+                <w:rFonts w:ascii="Songti SC" w:hAnsi="Songti SC" w:eastAsia="Songti SC" w:cs="Songti SC"/>
                 <w:b w:val="0"/>
                 <w:sz w:val="18"/>
               </w:rPr>
@@ -7364,7 +7585,7 @@
             <w:r/>
             <w:r>
               <w:rPr>
-                <w:rFonts w:ascii="FangSong_GB2312" w:hAnsi="FangSong_GB2312" w:eastAsia="FangSong_GB2312" w:cs="FangSong_GB2312"/>
+                <w:rFonts w:ascii="Songti SC" w:hAnsi="Songti SC" w:eastAsia="Songti SC" w:cs="Songti SC"/>
                 <w:b w:val="0"/>
                 <w:sz w:val="18"/>
               </w:rPr>
@@ -7399,7 +7620,7 @@
             <w:r/>
             <w:r>
               <w:rPr>
-                <w:rFonts w:ascii="FangSong_GB2312" w:hAnsi="FangSong_GB2312" w:eastAsia="FangSong_GB2312" w:cs="FangSong_GB2312"/>
+                <w:rFonts w:ascii="Songti SC" w:hAnsi="Songti SC" w:eastAsia="Songti SC" w:cs="Songti SC"/>
                 <w:b w:val="0"/>
                 <w:sz w:val="18"/>
               </w:rPr>
@@ -7458,7 +7679,7 @@
             <w:r/>
             <w:r>
               <w:rPr>
-                <w:rFonts w:ascii="FangSong_GB2312" w:hAnsi="FangSong_GB2312" w:eastAsia="FangSong_GB2312" w:cs="FangSong_GB2312"/>
+                <w:rFonts w:ascii="Songti SC" w:hAnsi="Songti SC" w:eastAsia="Songti SC" w:cs="Songti SC"/>
                 <w:b/>
                 <w:sz w:val="18"/>
               </w:rPr>
@@ -7485,7 +7706,7 @@
             <w:r/>
             <w:r>
               <w:rPr>
-                <w:rFonts w:ascii="FangSong_GB2312" w:hAnsi="FangSong_GB2312" w:eastAsia="FangSong_GB2312" w:cs="FangSong_GB2312"/>
+                <w:rFonts w:ascii="Songti SC" w:hAnsi="Songti SC" w:eastAsia="Songti SC" w:cs="Songti SC"/>
                 <w:b/>
                 <w:sz w:val="18"/>
               </w:rPr>
@@ -7512,7 +7733,7 @@
             <w:r/>
             <w:r>
               <w:rPr>
-                <w:rFonts w:ascii="FangSong_GB2312" w:hAnsi="FangSong_GB2312" w:eastAsia="FangSong_GB2312" w:cs="FangSong_GB2312"/>
+                <w:rFonts w:ascii="Songti SC" w:hAnsi="Songti SC" w:eastAsia="Songti SC" w:cs="Songti SC"/>
                 <w:b/>
                 <w:sz w:val="18"/>
               </w:rPr>
@@ -7540,7 +7761,7 @@
             <w:r/>
             <w:r>
               <w:rPr>
-                <w:rFonts w:ascii="FangSong_GB2312" w:hAnsi="FangSong_GB2312" w:eastAsia="FangSong_GB2312" w:cs="FangSong_GB2312"/>
+                <w:rFonts w:ascii="Songti SC" w:hAnsi="Songti SC" w:eastAsia="Songti SC" w:cs="Songti SC"/>
                 <w:b w:val="0"/>
                 <w:sz w:val="18"/>
               </w:rPr>
@@ -7566,7 +7787,7 @@
             <w:r/>
             <w:r>
               <w:rPr>
-                <w:rFonts w:ascii="FangSong_GB2312" w:hAnsi="FangSong_GB2312" w:eastAsia="FangSong_GB2312" w:cs="FangSong_GB2312"/>
+                <w:rFonts w:ascii="Songti SC" w:hAnsi="Songti SC" w:eastAsia="Songti SC" w:cs="Songti SC"/>
                 <w:b w:val="0"/>
                 <w:sz w:val="18"/>
               </w:rPr>
@@ -7592,11 +7813,11 @@
             <w:r/>
             <w:r>
               <w:rPr>
-                <w:rFonts w:ascii="FangSong_GB2312" w:hAnsi="FangSong_GB2312" w:eastAsia="FangSong_GB2312" w:cs="FangSong_GB2312"/>
+                <w:rFonts w:ascii="Songti SC" w:hAnsi="Songti SC" w:eastAsia="Songti SC" w:cs="Songti SC"/>
                 <w:b w:val="0"/>
                 <w:sz w:val="18"/>
               </w:rPr>
-              <w:t>9600 历史 10 个内部用例、9 个外部用例 exploratory 通过；115200 全量扩展回归待执行</w:t>
+              <w:t>VC709/690T 9600 与 115200 均完成 10/10 exploratory 回归；旧外部 9 用例仅作历史交叉证据</w:t>
             </w:r>
           </w:p>
         </w:tc>
@@ -7620,7 +7841,7 @@
             <w:r/>
             <w:r>
               <w:rPr>
-                <w:rFonts w:ascii="FangSong_GB2312" w:hAnsi="FangSong_GB2312" w:eastAsia="FangSong_GB2312" w:cs="FangSong_GB2312"/>
+                <w:rFonts w:ascii="Songti SC" w:hAnsi="Songti SC" w:eastAsia="Songti SC" w:cs="Songti SC"/>
                 <w:b w:val="0"/>
                 <w:sz w:val="18"/>
               </w:rPr>
@@ -7646,7 +7867,7 @@
             <w:r/>
             <w:r>
               <w:rPr>
-                <w:rFonts w:ascii="FangSong_GB2312" w:hAnsi="FangSong_GB2312" w:eastAsia="FangSong_GB2312" w:cs="FangSong_GB2312"/>
+                <w:rFonts w:ascii="Songti SC" w:hAnsi="Songti SC" w:eastAsia="Songti SC" w:cs="Songti SC"/>
                 <w:b w:val="0"/>
                 <w:sz w:val="18"/>
               </w:rPr>
@@ -7672,11 +7893,20 @@
             <w:r/>
             <w:r>
               <w:rPr>
-                <w:rFonts w:ascii="FangSong_GB2312" w:hAnsi="FangSong_GB2312" w:eastAsia="FangSong_GB2312" w:cs="FangSong_GB2312"/>
+                <w:rFonts w:ascii="Courier New" w:hAnsi="Courier New" w:eastAsia="Courier New" w:cs="Courier New"/>
+                <w:b w:val="0"/>
+                <w:color w:val="1F3A5F"/>
+                <w:sz w:val="17"/>
+              </w:rPr>
+              <w:t>xc7vx690tffg1761-2</w:t>
+            </w:r>
+            <w:r>
+              <w:rPr>
+                <w:rFonts w:ascii="Songti SC" w:hAnsi="Songti SC" w:eastAsia="Songti SC" w:cs="Songti SC"/>
                 <w:b w:val="0"/>
                 <w:sz w:val="18"/>
               </w:rPr>
-              <w:t>K70T 历史 exploratory 通过；690T 待精确 part 确认后重跑</w:t>
+              <w:t xml:space="preserve"> 真实 Connector 校验成功</w:t>
             </w:r>
           </w:p>
         </w:tc>
@@ -7700,7 +7930,7 @@
             <w:r/>
             <w:r>
               <w:rPr>
-                <w:rFonts w:ascii="FangSong_GB2312" w:hAnsi="FangSong_GB2312" w:eastAsia="FangSong_GB2312" w:cs="FangSong_GB2312"/>
+                <w:rFonts w:ascii="Songti SC" w:hAnsi="Songti SC" w:eastAsia="Songti SC" w:cs="Songti SC"/>
                 <w:b w:val="0"/>
                 <w:sz w:val="18"/>
               </w:rPr>
@@ -7726,11 +7956,11 @@
             <w:r/>
             <w:r>
               <w:rPr>
-                <w:rFonts w:ascii="FangSong_GB2312" w:hAnsi="FangSong_GB2312" w:eastAsia="FangSong_GB2312" w:cs="FangSong_GB2312"/>
+                <w:rFonts w:ascii="Songti SC" w:hAnsi="Songti SC" w:eastAsia="Songti SC" w:cs="Songti SC"/>
                 <w:b w:val="0"/>
                 <w:sz w:val="18"/>
               </w:rPr>
-              <w:t>Vivado 综合</w:t>
+              <w:t>Vivado 综合/实现</w:t>
             </w:r>
           </w:p>
         </w:tc>
@@ -7752,11 +7982,11 @@
             <w:r/>
             <w:r>
               <w:rPr>
-                <w:rFonts w:ascii="FangSong_GB2312" w:hAnsi="FangSong_GB2312" w:eastAsia="FangSong_GB2312" w:cs="FangSong_GB2312"/>
+                <w:rFonts w:ascii="Songti SC" w:hAnsi="Songti SC" w:eastAsia="Songti SC" w:cs="Songti SC"/>
                 <w:b w:val="0"/>
                 <w:sz w:val="18"/>
               </w:rPr>
-              <w:t>K70T 历史 exploratory：63 LUT/70 FF，BRAM/DSP=0；非 690T 证据</w:t>
+              <w:t>55 LUT、62 FF、0 BRAM、0 DSP</w:t>
             </w:r>
           </w:p>
         </w:tc>
@@ -7780,7 +8010,7 @@
             <w:r/>
             <w:r>
               <w:rPr>
-                <w:rFonts w:ascii="FangSong_GB2312" w:hAnsi="FangSong_GB2312" w:eastAsia="FangSong_GB2312" w:cs="FangSong_GB2312"/>
+                <w:rFonts w:ascii="Songti SC" w:hAnsi="Songti SC" w:eastAsia="Songti SC" w:cs="Songti SC"/>
                 <w:b w:val="0"/>
                 <w:sz w:val="18"/>
               </w:rPr>
@@ -7806,11 +8036,11 @@
             <w:r/>
             <w:r>
               <w:rPr>
-                <w:rFonts w:ascii="FangSong_GB2312" w:hAnsi="FangSong_GB2312" w:eastAsia="FangSong_GB2312" w:cs="FangSong_GB2312"/>
+                <w:rFonts w:ascii="Songti SC" w:hAnsi="Songti SC" w:eastAsia="Songti SC" w:cs="Songti SC"/>
                 <w:b w:val="0"/>
                 <w:sz w:val="18"/>
               </w:rPr>
-              <w:t>Vivado 实现阶段 STA</w:t>
+              <w:t>Vivado route 后 STA</w:t>
             </w:r>
           </w:p>
         </w:tc>
@@ -7832,11 +8062,11 @@
             <w:r/>
             <w:r>
               <w:rPr>
-                <w:rFonts w:ascii="FangSong_GB2312" w:hAnsi="FangSong_GB2312" w:eastAsia="FangSong_GB2312" w:cs="FangSong_GB2312"/>
+                <w:rFonts w:ascii="Songti SC" w:hAnsi="Songti SC" w:eastAsia="Songti SC" w:cs="Songti SC"/>
                 <w:b w:val="0"/>
                 <w:sz w:val="18"/>
               </w:rPr>
-              <w:t>K70T 历史 exploratory：Setup WNS 6.699 ns、Hold WHS 0.114 ns；690T 与正式 I/O 未闭合</w:t>
+              <w:t>WNS 7.630 ns、WHS 0.093 ns、TNS/THS 0；异步 UART I/O 不作同步预算结论</w:t>
             </w:r>
           </w:p>
         </w:tc>
@@ -7860,11 +8090,11 @@
             <w:r/>
             <w:r>
               <w:rPr>
-                <w:rFonts w:ascii="FangSong_GB2312" w:hAnsi="FangSong_GB2312" w:eastAsia="FangSong_GB2312" w:cs="FangSong_GB2312"/>
+                <w:rFonts w:ascii="Songti SC" w:hAnsi="Songti SC" w:eastAsia="Songti SC" w:cs="Songti SC"/>
                 <w:b w:val="0"/>
                 <w:sz w:val="18"/>
               </w:rPr>
-              <w:t>正式 XDC fail-closed</w:t>
+              <w:t>候选 XDC 与 bitstream 边界</w:t>
             </w:r>
           </w:p>
         </w:tc>
@@ -7886,11 +8116,20 @@
             <w:r/>
             <w:r>
               <w:rPr>
-                <w:rFonts w:ascii="FangSong_GB2312" w:hAnsi="FangSong_GB2312" w:eastAsia="FangSong_GB2312" w:cs="FangSong_GB2312"/>
+                <w:rFonts w:ascii="Songti SC" w:hAnsi="Songti SC" w:eastAsia="Songti SC" w:cs="Songti SC"/>
                 <w:b w:val="0"/>
                 <w:sz w:val="18"/>
               </w:rPr>
-              <w:t>实现/DRC 负向验证</w:t>
+              <w:t xml:space="preserve">route/DRC + </w:t>
+            </w:r>
+            <w:r>
+              <w:rPr>
+                <w:rFonts w:ascii="Courier New" w:hAnsi="Courier New" w:eastAsia="Courier New" w:cs="Courier New"/>
+                <w:b w:val="0"/>
+                <w:color w:val="1F3A5F"/>
+                <w:sz w:val="17"/>
+              </w:rPr>
+              <w:t>stopBeforeBitstream=true</w:t>
             </w:r>
           </w:p>
         </w:tc>
@@ -7912,11 +8151,37 @@
             <w:r/>
             <w:r>
               <w:rPr>
-                <w:rFonts w:ascii="FangSong_GB2312" w:hAnsi="FangSong_GB2312" w:eastAsia="FangSong_GB2312" w:cs="FangSong_GB2312"/>
+                <w:rFonts w:ascii="Songti SC" w:hAnsi="Songti SC" w:eastAsia="Songti SC" w:cs="Songti SC"/>
                 <w:b w:val="0"/>
                 <w:sz w:val="18"/>
               </w:rPr>
-              <w:t>NSTD-1/UCIO-1 阻止 bitstream</w:t>
+              <w:t xml:space="preserve">DRC 0 违规；Tcl 不含 </w:t>
+            </w:r>
+            <w:r>
+              <w:rPr>
+                <w:rFonts w:ascii="Courier New" w:hAnsi="Courier New" w:eastAsia="Courier New" w:cs="Courier New"/>
+                <w:b w:val="0"/>
+                <w:color w:val="1F3A5F"/>
+                <w:sz w:val="17"/>
+              </w:rPr>
+              <w:t>write_bitstream</w:t>
+            </w:r>
+            <w:r>
+              <w:rPr>
+                <w:rFonts w:ascii="Songti SC" w:hAnsi="Songti SC" w:eastAsia="Songti SC" w:cs="Songti SC"/>
+                <w:b w:val="0"/>
+                <w:sz w:val="18"/>
+              </w:rPr>
+              <w:t xml:space="preserve">，结构化结果为 </w:t>
+            </w:r>
+            <w:r>
+              <w:rPr>
+                <w:rFonts w:ascii="Courier New" w:hAnsi="Courier New" w:eastAsia="Courier New" w:cs="Courier New"/>
+                <w:b w:val="0"/>
+                <w:color w:val="1F3A5F"/>
+                <w:sz w:val="17"/>
+              </w:rPr>
+              <w:t>bitstreamGenerated=false</w:t>
             </w:r>
           </w:p>
         </w:tc>
@@ -7940,7 +8205,7 @@
             <w:r/>
             <w:r>
               <w:rPr>
-                <w:rFonts w:ascii="FangSong_GB2312" w:hAnsi="FangSong_GB2312" w:eastAsia="FangSong_GB2312" w:cs="FangSong_GB2312"/>
+                <w:rFonts w:ascii="Songti SC" w:hAnsi="Songti SC" w:eastAsia="Songti SC" w:cs="Songti SC"/>
                 <w:b w:val="0"/>
                 <w:sz w:val="18"/>
               </w:rPr>
@@ -7966,11 +8231,20 @@
             <w:r/>
             <w:r>
               <w:rPr>
-                <w:rFonts w:ascii="FangSong_GB2312" w:hAnsi="FangSong_GB2312" w:eastAsia="FangSong_GB2312" w:cs="FangSong_GB2312"/>
+                <w:rFonts w:ascii="Courier New" w:hAnsi="Courier New" w:eastAsia="Courier New" w:cs="Courier New"/>
+                <w:b w:val="0"/>
+                <w:color w:val="1F3A5F"/>
+                <w:sz w:val="17"/>
+              </w:rPr>
+              <w:t>report_cdc</w:t>
+            </w:r>
+            <w:r>
+              <w:rPr>
+                <w:rFonts w:ascii="Songti SC" w:hAnsi="Songti SC" w:eastAsia="Songti SC" w:cs="Songti SC"/>
                 <w:b w:val="0"/>
                 <w:sz w:val="18"/>
               </w:rPr>
-              <w:t>结构审查 + 静态工具</w:t>
+              <w:t xml:space="preserve"> + 结构审查</w:t>
             </w:r>
           </w:p>
         </w:tc>
@@ -7992,11 +8266,28 @@
             <w:r/>
             <w:r>
               <w:rPr>
-                <w:rFonts w:ascii="FangSong_GB2312" w:hAnsi="FangSong_GB2312" w:eastAsia="FangSong_GB2312" w:cs="FangSong_GB2312"/>
+                <w:rFonts w:ascii="Songti SC" w:hAnsi="Songti SC" w:eastAsia="Songti SC" w:cs="Songti SC"/>
                 <w:b w:val="0"/>
                 <w:sz w:val="18"/>
               </w:rPr>
-              <w:t>两级同步结构已实现；中等保证要求独立审查，批准报告缺失</w:t>
+              <w:t xml:space="preserve">仅 CDC-3 Info ×1，对应两级 </w:t>
+            </w:r>
+            <w:r>
+              <w:rPr>
+                <w:rFonts w:ascii="Courier New" w:hAnsi="Courier New" w:eastAsia="Courier New" w:cs="Courier New"/>
+                <w:b w:val="0"/>
+                <w:color w:val="1F3A5F"/>
+                <w:sz w:val="17"/>
+              </w:rPr>
+              <w:t>ASYNC_REG</w:t>
+            </w:r>
+            <w:r>
+              <w:rPr>
+                <w:rFonts w:ascii="Songti SC" w:hAnsi="Songti SC" w:eastAsia="Songti SC" w:cs="Songti SC"/>
+                <w:b w:val="0"/>
+                <w:sz w:val="18"/>
+              </w:rPr>
+              <w:t xml:space="preserve"> RX 同步器；独立批准仍缺失</w:t>
             </w:r>
           </w:p>
         </w:tc>
@@ -8020,7 +8311,7 @@
             <w:r/>
             <w:r>
               <w:rPr>
-                <w:rFonts w:ascii="FangSong_GB2312" w:hAnsi="FangSong_GB2312" w:eastAsia="FangSong_GB2312" w:cs="FangSong_GB2312"/>
+                <w:rFonts w:ascii="Songti SC" w:hAnsi="Songti SC" w:eastAsia="Songti SC" w:cs="Songti SC"/>
                 <w:b w:val="0"/>
                 <w:sz w:val="18"/>
               </w:rPr>
@@ -8046,7 +8337,7 @@
             <w:r/>
             <w:r>
               <w:rPr>
-                <w:rFonts w:ascii="FangSong_GB2312" w:hAnsi="FangSong_GB2312" w:eastAsia="FangSong_GB2312" w:cs="FangSong_GB2312"/>
+                <w:rFonts w:ascii="Songti SC" w:hAnsi="Songti SC" w:eastAsia="Songti SC" w:cs="Songti SC"/>
                 <w:b w:val="0"/>
                 <w:sz w:val="18"/>
               </w:rPr>
@@ -8072,7 +8363,7 @@
             <w:r/>
             <w:r>
               <w:rPr>
-                <w:rFonts w:ascii="FangSong_GB2312" w:hAnsi="FangSong_GB2312" w:eastAsia="FangSong_GB2312" w:cs="FangSong_GB2312"/>
+                <w:rFonts w:ascii="Songti SC" w:hAnsi="Songti SC" w:eastAsia="Songti SC" w:cs="Songti SC"/>
                 <w:b w:val="0"/>
                 <w:sz w:val="18"/>
               </w:rPr>
@@ -8100,7 +8391,7 @@
             <w:r/>
             <w:r>
               <w:rPr>
-                <w:rFonts w:ascii="FangSong_GB2312" w:hAnsi="FangSong_GB2312" w:eastAsia="FangSong_GB2312" w:cs="FangSong_GB2312"/>
+                <w:rFonts w:ascii="Songti SC" w:hAnsi="Songti SC" w:eastAsia="Songti SC" w:cs="Songti SC"/>
                 <w:b w:val="0"/>
                 <w:sz w:val="18"/>
               </w:rPr>
@@ -8126,7 +8417,7 @@
             <w:r/>
             <w:r>
               <w:rPr>
-                <w:rFonts w:ascii="FangSong_GB2312" w:hAnsi="FangSong_GB2312" w:eastAsia="FangSong_GB2312" w:cs="FangSong_GB2312"/>
+                <w:rFonts w:ascii="Songti SC" w:hAnsi="Songti SC" w:eastAsia="Songti SC" w:cs="Songti SC"/>
                 <w:b w:val="0"/>
                 <w:sz w:val="18"/>
               </w:rPr>
@@ -8152,11 +8443,11 @@
             <w:r/>
             <w:r>
               <w:rPr>
-                <w:rFonts w:ascii="FangSong_GB2312" w:hAnsi="FangSong_GB2312" w:eastAsia="FangSong_GB2312" w:cs="FangSong_GB2312"/>
+                <w:rFonts w:ascii="Songti SC" w:hAnsi="Songti SC" w:eastAsia="Songti SC" w:cs="Songti SC"/>
                 <w:b w:val="0"/>
                 <w:sz w:val="18"/>
               </w:rPr>
-              <w:t>缺板级事实和仪器，阻塞</w:t>
+              <w:t>XTP213/Master XDC 已入库复核；实物板卡修订确认、仪器、已批 bitstream 和规程缺失，仍阻塞</w:t>
             </w:r>
           </w:p>
         </w:tc>
@@ -8173,7 +8464,7 @@
       </w:pPr>
       <w:r>
         <w:rPr>
-          <w:rFonts w:ascii="FangSong_GB2312" w:hAnsi="FangSong_GB2312" w:eastAsia="FangSong_GB2312" w:cs="FangSong_GB2312"/>
+          <w:rFonts w:ascii="Songti SC" w:hAnsi="Songti SC" w:eastAsia="Songti SC" w:cs="Songti SC"/>
           <w:b w:val="0"/>
           <w:sz w:val="22"/>
         </w:rPr>
@@ -8226,7 +8517,7 @@
             <w:r/>
             <w:r>
               <w:rPr>
-                <w:rFonts w:ascii="FangSong_GB2312" w:hAnsi="FangSong_GB2312" w:eastAsia="FangSong_GB2312" w:cs="FangSong_GB2312"/>
+                <w:rFonts w:ascii="Songti SC" w:hAnsi="Songti SC" w:eastAsia="Songti SC" w:cs="Songti SC"/>
                 <w:b/>
                 <w:sz w:val="18"/>
               </w:rPr>
@@ -8253,7 +8544,7 @@
             <w:r/>
             <w:r>
               <w:rPr>
-                <w:rFonts w:ascii="FangSong_GB2312" w:hAnsi="FangSong_GB2312" w:eastAsia="FangSong_GB2312" w:cs="FangSong_GB2312"/>
+                <w:rFonts w:ascii="Songti SC" w:hAnsi="Songti SC" w:eastAsia="Songti SC" w:cs="Songti SC"/>
                 <w:b/>
                 <w:sz w:val="18"/>
               </w:rPr>
@@ -8280,7 +8571,7 @@
             <w:r/>
             <w:r>
               <w:rPr>
-                <w:rFonts w:ascii="FangSong_GB2312" w:hAnsi="FangSong_GB2312" w:eastAsia="FangSong_GB2312" w:cs="FangSong_GB2312"/>
+                <w:rFonts w:ascii="Songti SC" w:hAnsi="Songti SC" w:eastAsia="Songti SC" w:cs="Songti SC"/>
                 <w:b/>
                 <w:sz w:val="18"/>
               </w:rPr>
@@ -8307,7 +8598,7 @@
             <w:r/>
             <w:r>
               <w:rPr>
-                <w:rFonts w:ascii="FangSong_GB2312" w:hAnsi="FangSong_GB2312" w:eastAsia="FangSong_GB2312" w:cs="FangSong_GB2312"/>
+                <w:rFonts w:ascii="Songti SC" w:hAnsi="Songti SC" w:eastAsia="Songti SC" w:cs="Songti SC"/>
                 <w:b/>
                 <w:sz w:val="18"/>
               </w:rPr>
@@ -8334,7 +8625,7 @@
             <w:r/>
             <w:r>
               <w:rPr>
-                <w:rFonts w:ascii="FangSong_GB2312" w:hAnsi="FangSong_GB2312" w:eastAsia="FangSong_GB2312" w:cs="FangSong_GB2312"/>
+                <w:rFonts w:ascii="Songti SC" w:hAnsi="Songti SC" w:eastAsia="Songti SC" w:cs="Songti SC"/>
                 <w:b/>
                 <w:sz w:val="18"/>
               </w:rPr>
@@ -8362,7 +8653,7 @@
             <w:r/>
             <w:r>
               <w:rPr>
-                <w:rFonts w:ascii="FangSong_GB2312" w:hAnsi="FangSong_GB2312" w:eastAsia="FangSong_GB2312" w:cs="FangSong_GB2312"/>
+                <w:rFonts w:ascii="Songti SC" w:hAnsi="Songti SC" w:eastAsia="Songti SC" w:cs="Songti SC"/>
                 <w:b w:val="0"/>
                 <w:sz w:val="18"/>
               </w:rPr>
@@ -8388,7 +8679,7 @@
             <w:r/>
             <w:r>
               <w:rPr>
-                <w:rFonts w:ascii="FangSong_GB2312" w:hAnsi="FangSong_GB2312" w:eastAsia="FangSong_GB2312" w:cs="FangSong_GB2312"/>
+                <w:rFonts w:ascii="Songti SC" w:hAnsi="Songti SC" w:eastAsia="Songti SC" w:cs="Songti SC"/>
                 <w:b w:val="0"/>
                 <w:sz w:val="18"/>
               </w:rPr>
@@ -8414,7 +8705,7 @@
             <w:r/>
             <w:r>
               <w:rPr>
-                <w:rFonts w:ascii="FangSong_GB2312" w:hAnsi="FangSong_GB2312" w:eastAsia="FangSong_GB2312" w:cs="FangSong_GB2312"/>
+                <w:rFonts w:ascii="Songti SC" w:hAnsi="Songti SC" w:eastAsia="Songti SC" w:cs="Songti SC"/>
                 <w:b w:val="0"/>
                 <w:sz w:val="18"/>
               </w:rPr>
@@ -8440,7 +8731,7 @@
             <w:r/>
             <w:r>
               <w:rPr>
-                <w:rFonts w:ascii="FangSong_GB2312" w:hAnsi="FangSong_GB2312" w:eastAsia="FangSong_GB2312" w:cs="FangSong_GB2312"/>
+                <w:rFonts w:ascii="Songti SC" w:hAnsi="Songti SC" w:eastAsia="Songti SC" w:cs="Songti SC"/>
                 <w:b w:val="0"/>
                 <w:sz w:val="18"/>
               </w:rPr>
@@ -8466,7 +8757,7 @@
             <w:r/>
             <w:r>
               <w:rPr>
-                <w:rFonts w:ascii="FangSong_GB2312" w:hAnsi="FangSong_GB2312" w:eastAsia="FangSong_GB2312" w:cs="FangSong_GB2312"/>
+                <w:rFonts w:ascii="Songti SC" w:hAnsi="Songti SC" w:eastAsia="Songti SC" w:cs="Songti SC"/>
                 <w:b w:val="0"/>
                 <w:sz w:val="18"/>
               </w:rPr>
@@ -8494,7 +8785,7 @@
             <w:r/>
             <w:r>
               <w:rPr>
-                <w:rFonts w:ascii="FangSong_GB2312" w:hAnsi="FangSong_GB2312" w:eastAsia="FangSong_GB2312" w:cs="FangSong_GB2312"/>
+                <w:rFonts w:ascii="Songti SC" w:hAnsi="Songti SC" w:eastAsia="Songti SC" w:cs="Songti SC"/>
                 <w:b w:val="0"/>
                 <w:sz w:val="18"/>
               </w:rPr>
@@ -8520,7 +8811,7 @@
             <w:r/>
             <w:r>
               <w:rPr>
-                <w:rFonts w:ascii="FangSong_GB2312" w:hAnsi="FangSong_GB2312" w:eastAsia="FangSong_GB2312" w:cs="FangSong_GB2312"/>
+                <w:rFonts w:ascii="Songti SC" w:hAnsi="Songti SC" w:eastAsia="Songti SC" w:cs="Songti SC"/>
                 <w:b w:val="0"/>
                 <w:sz w:val="18"/>
               </w:rPr>
@@ -8546,7 +8837,7 @@
             <w:r/>
             <w:r>
               <w:rPr>
-                <w:rFonts w:ascii="FangSong_GB2312" w:hAnsi="FangSong_GB2312" w:eastAsia="FangSong_GB2312" w:cs="FangSong_GB2312"/>
+                <w:rFonts w:ascii="Songti SC" w:hAnsi="Songti SC" w:eastAsia="Songti SC" w:cs="Songti SC"/>
                 <w:b w:val="0"/>
                 <w:sz w:val="18"/>
               </w:rPr>
@@ -8572,7 +8863,7 @@
             <w:r/>
             <w:r>
               <w:rPr>
-                <w:rFonts w:ascii="FangSong_GB2312" w:hAnsi="FangSong_GB2312" w:eastAsia="FangSong_GB2312" w:cs="FangSong_GB2312"/>
+                <w:rFonts w:ascii="Songti SC" w:hAnsi="Songti SC" w:eastAsia="Songti SC" w:cs="Songti SC"/>
                 <w:b w:val="0"/>
                 <w:sz w:val="18"/>
               </w:rPr>
@@ -8598,7 +8889,7 @@
             <w:r/>
             <w:r>
               <w:rPr>
-                <w:rFonts w:ascii="FangSong_GB2312" w:hAnsi="FangSong_GB2312" w:eastAsia="FangSong_GB2312" w:cs="FangSong_GB2312"/>
+                <w:rFonts w:ascii="Songti SC" w:hAnsi="Songti SC" w:eastAsia="Songti SC" w:cs="Songti SC"/>
                 <w:b w:val="0"/>
                 <w:sz w:val="18"/>
               </w:rPr>
@@ -8626,7 +8917,7 @@
             <w:r/>
             <w:r>
               <w:rPr>
-                <w:rFonts w:ascii="FangSong_GB2312" w:hAnsi="FangSong_GB2312" w:eastAsia="FangSong_GB2312" w:cs="FangSong_GB2312"/>
+                <w:rFonts w:ascii="Songti SC" w:hAnsi="Songti SC" w:eastAsia="Songti SC" w:cs="Songti SC"/>
                 <w:b w:val="0"/>
                 <w:sz w:val="18"/>
               </w:rPr>
@@ -8652,7 +8943,7 @@
             <w:r/>
             <w:r>
               <w:rPr>
-                <w:rFonts w:ascii="FangSong_GB2312" w:hAnsi="FangSong_GB2312" w:eastAsia="FangSong_GB2312" w:cs="FangSong_GB2312"/>
+                <w:rFonts w:ascii="Songti SC" w:hAnsi="Songti SC" w:eastAsia="Songti SC" w:cs="Songti SC"/>
                 <w:b w:val="0"/>
                 <w:sz w:val="18"/>
               </w:rPr>
@@ -8678,7 +8969,7 @@
             <w:r/>
             <w:r>
               <w:rPr>
-                <w:rFonts w:ascii="FangSong_GB2312" w:hAnsi="FangSong_GB2312" w:eastAsia="FangSong_GB2312" w:cs="FangSong_GB2312"/>
+                <w:rFonts w:ascii="Songti SC" w:hAnsi="Songti SC" w:eastAsia="Songti SC" w:cs="Songti SC"/>
                 <w:b w:val="0"/>
                 <w:sz w:val="18"/>
               </w:rPr>
@@ -8704,7 +8995,7 @@
             <w:r/>
             <w:r>
               <w:rPr>
-                <w:rFonts w:ascii="FangSong_GB2312" w:hAnsi="FangSong_GB2312" w:eastAsia="FangSong_GB2312" w:cs="FangSong_GB2312"/>
+                <w:rFonts w:ascii="Songti SC" w:hAnsi="Songti SC" w:eastAsia="Songti SC" w:cs="Songti SC"/>
                 <w:b w:val="0"/>
                 <w:sz w:val="18"/>
               </w:rPr>
@@ -8730,7 +9021,7 @@
             <w:r/>
             <w:r>
               <w:rPr>
-                <w:rFonts w:ascii="FangSong_GB2312" w:hAnsi="FangSong_GB2312" w:eastAsia="FangSong_GB2312" w:cs="FangSong_GB2312"/>
+                <w:rFonts w:ascii="Songti SC" w:hAnsi="Songti SC" w:eastAsia="Songti SC" w:cs="Songti SC"/>
                 <w:b w:val="0"/>
                 <w:sz w:val="18"/>
               </w:rPr>
@@ -8758,7 +9049,7 @@
             <w:r/>
             <w:r>
               <w:rPr>
-                <w:rFonts w:ascii="FangSong_GB2312" w:hAnsi="FangSong_GB2312" w:eastAsia="FangSong_GB2312" w:cs="FangSong_GB2312"/>
+                <w:rFonts w:ascii="Songti SC" w:hAnsi="Songti SC" w:eastAsia="Songti SC" w:cs="Songti SC"/>
                 <w:b w:val="0"/>
                 <w:sz w:val="18"/>
               </w:rPr>
@@ -8784,7 +9075,7 @@
             <w:r/>
             <w:r>
               <w:rPr>
-                <w:rFonts w:ascii="FangSong_GB2312" w:hAnsi="FangSong_GB2312" w:eastAsia="FangSong_GB2312" w:cs="FangSong_GB2312"/>
+                <w:rFonts w:ascii="Songti SC" w:hAnsi="Songti SC" w:eastAsia="Songti SC" w:cs="Songti SC"/>
                 <w:b w:val="0"/>
                 <w:sz w:val="18"/>
               </w:rPr>
@@ -8810,7 +9101,7 @@
             <w:r/>
             <w:r>
               <w:rPr>
-                <w:rFonts w:ascii="FangSong_GB2312" w:hAnsi="FangSong_GB2312" w:eastAsia="FangSong_GB2312" w:cs="FangSong_GB2312"/>
+                <w:rFonts w:ascii="Songti SC" w:hAnsi="Songti SC" w:eastAsia="Songti SC" w:cs="Songti SC"/>
                 <w:b w:val="0"/>
                 <w:sz w:val="18"/>
               </w:rPr>
@@ -8836,7 +9127,7 @@
             <w:r/>
             <w:r>
               <w:rPr>
-                <w:rFonts w:ascii="FangSong_GB2312" w:hAnsi="FangSong_GB2312" w:eastAsia="FangSong_GB2312" w:cs="FangSong_GB2312"/>
+                <w:rFonts w:ascii="Songti SC" w:hAnsi="Songti SC" w:eastAsia="Songti SC" w:cs="Songti SC"/>
                 <w:b w:val="0"/>
                 <w:sz w:val="18"/>
               </w:rPr>
@@ -8862,7 +9153,7 @@
             <w:r/>
             <w:r>
               <w:rPr>
-                <w:rFonts w:ascii="FangSong_GB2312" w:hAnsi="FangSong_GB2312" w:eastAsia="FangSong_GB2312" w:cs="FangSong_GB2312"/>
+                <w:rFonts w:ascii="Songti SC" w:hAnsi="Songti SC" w:eastAsia="Songti SC" w:cs="Songti SC"/>
                 <w:b w:val="0"/>
                 <w:sz w:val="18"/>
               </w:rPr>
@@ -8890,7 +9181,7 @@
             <w:r/>
             <w:r>
               <w:rPr>
-                <w:rFonts w:ascii="FangSong_GB2312" w:hAnsi="FangSong_GB2312" w:eastAsia="FangSong_GB2312" w:cs="FangSong_GB2312"/>
+                <w:rFonts w:ascii="Songti SC" w:hAnsi="Songti SC" w:eastAsia="Songti SC" w:cs="Songti SC"/>
                 <w:b w:val="0"/>
                 <w:sz w:val="18"/>
               </w:rPr>
@@ -8916,7 +9207,7 @@
             <w:r/>
             <w:r>
               <w:rPr>
-                <w:rFonts w:ascii="FangSong_GB2312" w:hAnsi="FangSong_GB2312" w:eastAsia="FangSong_GB2312" w:cs="FangSong_GB2312"/>
+                <w:rFonts w:ascii="Songti SC" w:hAnsi="Songti SC" w:eastAsia="Songti SC" w:cs="Songti SC"/>
                 <w:b w:val="0"/>
                 <w:sz w:val="18"/>
               </w:rPr>
@@ -8942,7 +9233,7 @@
             <w:r/>
             <w:r>
               <w:rPr>
-                <w:rFonts w:ascii="FangSong_GB2312" w:hAnsi="FangSong_GB2312" w:eastAsia="FangSong_GB2312" w:cs="FangSong_GB2312"/>
+                <w:rFonts w:ascii="Songti SC" w:hAnsi="Songti SC" w:eastAsia="Songti SC" w:cs="Songti SC"/>
                 <w:b w:val="0"/>
                 <w:sz w:val="18"/>
               </w:rPr>
@@ -8968,7 +9259,7 @@
             <w:r/>
             <w:r>
               <w:rPr>
-                <w:rFonts w:ascii="FangSong_GB2312" w:hAnsi="FangSong_GB2312" w:eastAsia="FangSong_GB2312" w:cs="FangSong_GB2312"/>
+                <w:rFonts w:ascii="Songti SC" w:hAnsi="Songti SC" w:eastAsia="Songti SC" w:cs="Songti SC"/>
                 <w:b w:val="0"/>
                 <w:sz w:val="18"/>
               </w:rPr>
@@ -8994,7 +9285,7 @@
             <w:r/>
             <w:r>
               <w:rPr>
-                <w:rFonts w:ascii="FangSong_GB2312" w:hAnsi="FangSong_GB2312" w:eastAsia="FangSong_GB2312" w:cs="FangSong_GB2312"/>
+                <w:rFonts w:ascii="Songti SC" w:hAnsi="Songti SC" w:eastAsia="Songti SC" w:cs="Songti SC"/>
                 <w:b w:val="0"/>
                 <w:sz w:val="18"/>
               </w:rPr>
@@ -9022,7 +9313,7 @@
             <w:r/>
             <w:r>
               <w:rPr>
-                <w:rFonts w:ascii="FangSong_GB2312" w:hAnsi="FangSong_GB2312" w:eastAsia="FangSong_GB2312" w:cs="FangSong_GB2312"/>
+                <w:rFonts w:ascii="Songti SC" w:hAnsi="Songti SC" w:eastAsia="Songti SC" w:cs="Songti SC"/>
                 <w:b w:val="0"/>
                 <w:sz w:val="18"/>
               </w:rPr>
@@ -9048,7 +9339,7 @@
             <w:r/>
             <w:r>
               <w:rPr>
-                <w:rFonts w:ascii="FangSong_GB2312" w:hAnsi="FangSong_GB2312" w:eastAsia="FangSong_GB2312" w:cs="FangSong_GB2312"/>
+                <w:rFonts w:ascii="Songti SC" w:hAnsi="Songti SC" w:eastAsia="Songti SC" w:cs="Songti SC"/>
                 <w:b w:val="0"/>
                 <w:sz w:val="18"/>
               </w:rPr>
@@ -9074,7 +9365,7 @@
             <w:r/>
             <w:r>
               <w:rPr>
-                <w:rFonts w:ascii="FangSong_GB2312" w:hAnsi="FangSong_GB2312" w:eastAsia="FangSong_GB2312" w:cs="FangSong_GB2312"/>
+                <w:rFonts w:ascii="Songti SC" w:hAnsi="Songti SC" w:eastAsia="Songti SC" w:cs="Songti SC"/>
                 <w:b w:val="0"/>
                 <w:sz w:val="18"/>
               </w:rPr>
@@ -9100,7 +9391,7 @@
             <w:r/>
             <w:r>
               <w:rPr>
-                <w:rFonts w:ascii="FangSong_GB2312" w:hAnsi="FangSong_GB2312" w:eastAsia="FangSong_GB2312" w:cs="FangSong_GB2312"/>
+                <w:rFonts w:ascii="Songti SC" w:hAnsi="Songti SC" w:eastAsia="Songti SC" w:cs="Songti SC"/>
                 <w:b w:val="0"/>
                 <w:sz w:val="18"/>
               </w:rPr>
@@ -9126,7 +9417,7 @@
             <w:r/>
             <w:r>
               <w:rPr>
-                <w:rFonts w:ascii="FangSong_GB2312" w:hAnsi="FangSong_GB2312" w:eastAsia="FangSong_GB2312" w:cs="FangSong_GB2312"/>
+                <w:rFonts w:ascii="Songti SC" w:hAnsi="Songti SC" w:eastAsia="Songti SC" w:cs="Songti SC"/>
                 <w:b w:val="0"/>
                 <w:sz w:val="18"/>
               </w:rPr>
@@ -9147,7 +9438,7 @@
       </w:pPr>
       <w:r>
         <w:rPr>
-          <w:rFonts w:ascii="FangSong_GB2312" w:hAnsi="FangSong_GB2312" w:eastAsia="FangSong_GB2312" w:cs="FangSong_GB2312"/>
+          <w:rFonts w:ascii="Songti SC" w:hAnsi="Songti SC" w:eastAsia="Songti SC" w:cs="Songti SC"/>
           <w:b w:val="0"/>
           <w:sz w:val="22"/>
         </w:rPr>
@@ -9168,7 +9459,7 @@
       </w:pPr>
       <w:r>
         <w:rPr>
-          <w:rFonts w:ascii="FangSong_GB2312" w:hAnsi="FangSong_GB2312" w:eastAsia="FangSong_GB2312" w:cs="FangSong_GB2312"/>
+          <w:rFonts w:ascii="Songti SC" w:hAnsi="Songti SC" w:eastAsia="Songti SC" w:cs="Songti SC"/>
           <w:b w:val="0"/>
           <w:sz w:val="22"/>
         </w:rPr>
@@ -9196,7 +9487,7 @@
     </w:pPr>
     <w:r>
       <w:rPr>
-        <w:rFonts w:ascii="FangSong_GB2312" w:hAnsi="FangSong_GB2312" w:eastAsia="FangSong_GB2312" w:cs="FangSong_GB2312"/>
+        <w:rFonts w:ascii="Songti SC" w:hAnsi="Songti SC" w:eastAsia="Songti SC" w:cs="Songti SC"/>
         <w:color w:val="666666"/>
         <w:sz w:val="18"/>
       </w:rPr>
@@ -9207,7 +9498,7 @@
     </w:r>
     <w:r>
       <w:rPr>
-        <w:rFonts w:ascii="FangSong_GB2312" w:hAnsi="FangSong_GB2312" w:eastAsia="FangSong_GB2312" w:cs="FangSong_GB2312"/>
+        <w:rFonts w:ascii="Songti SC" w:hAnsi="Songti SC" w:eastAsia="Songti SC" w:cs="Songti SC"/>
         <w:color w:val="666666"/>
         <w:sz w:val="18"/>
       </w:rPr>
@@ -9226,7 +9517,7 @@
     </w:pPr>
     <w:r>
       <w:rPr>
-        <w:rFonts w:ascii="FangSong_GB2312" w:hAnsi="FangSong_GB2312" w:eastAsia="FangSong_GB2312" w:cs="FangSong_GB2312"/>
+        <w:rFonts w:ascii="Songti SC" w:hAnsi="Songti SC" w:eastAsia="Songti SC" w:cs="Songti SC"/>
         <w:color w:val="666666"/>
         <w:sz w:val="17"/>
       </w:rPr>
@@ -9641,7 +9932,7 @@
       <w:spacing w:before="0" w:after="120" w:line="300" w:lineRule="auto"/>
     </w:pPr>
     <w:rPr>
-      <w:rFonts w:ascii="FangSong_GB2312" w:hAnsi="FangSong_GB2312" w:eastAsia="FangSong_GB2312" w:cs="FangSong_GB2312"/>
+      <w:rFonts w:ascii="Songti SC" w:hAnsi="Songti SC" w:eastAsia="Songti SC" w:cs="Songti SC"/>
       <w:sz w:val="22"/>
     </w:rPr>
   </w:style>
@@ -9704,7 +9995,7 @@
       <w:outlineLvl w:val="0"/>
     </w:pPr>
     <w:rPr>
-      <w:rFonts w:asciiTheme="majorHAnsi" w:eastAsiaTheme="majorEastAsia" w:hAnsiTheme="majorHAnsi" w:cstheme="majorBidi" w:ascii="FangSong_GB2312" w:hAnsi="FangSong_GB2312" w:eastAsia="FangSong_GB2312" w:cs="FangSong_GB2312"/>
+      <w:rFonts w:asciiTheme="majorHAnsi" w:eastAsiaTheme="majorEastAsia" w:hAnsiTheme="majorHAnsi" w:cstheme="majorBidi" w:ascii="Songti SC" w:hAnsi="Songti SC" w:eastAsia="Songti SC" w:cs="Songti SC"/>
       <w:b/>
       <w:bCs/>
       <w:color w:val="2E74B5"/>
@@ -9728,7 +10019,7 @@
       <w:outlineLvl w:val="1"/>
     </w:pPr>
     <w:rPr>
-      <w:rFonts w:asciiTheme="majorHAnsi" w:eastAsiaTheme="majorEastAsia" w:hAnsiTheme="majorHAnsi" w:cstheme="majorBidi" w:ascii="FangSong_GB2312" w:hAnsi="FangSong_GB2312" w:eastAsia="FangSong_GB2312" w:cs="FangSong_GB2312"/>
+      <w:rFonts w:asciiTheme="majorHAnsi" w:eastAsiaTheme="majorEastAsia" w:hAnsiTheme="majorHAnsi" w:cstheme="majorBidi" w:ascii="Songti SC" w:hAnsi="Songti SC" w:eastAsia="Songti SC" w:cs="Songti SC"/>
       <w:b/>
       <w:bCs/>
       <w:color w:val="2E74B5"/>
@@ -9752,7 +10043,7 @@
       <w:outlineLvl w:val="2"/>
     </w:pPr>
     <w:rPr>
-      <w:rFonts w:asciiTheme="majorHAnsi" w:eastAsiaTheme="majorEastAsia" w:hAnsiTheme="majorHAnsi" w:cstheme="majorBidi" w:ascii="FangSong_GB2312" w:hAnsi="FangSong_GB2312" w:eastAsia="FangSong_GB2312" w:cs="FangSong_GB2312"/>
+      <w:rFonts w:asciiTheme="majorHAnsi" w:eastAsiaTheme="majorEastAsia" w:hAnsiTheme="majorHAnsi" w:cstheme="majorBidi" w:ascii="Songti SC" w:hAnsi="Songti SC" w:eastAsia="Songti SC" w:cs="Songti SC"/>
       <w:b/>
       <w:bCs/>
       <w:color w:val="1F4D78"/>
@@ -9996,7 +10287,7 @@
       <w:jc w:val="center"/>
     </w:pPr>
     <w:rPr>
-      <w:rFonts w:asciiTheme="majorHAnsi" w:eastAsiaTheme="majorEastAsia" w:hAnsiTheme="majorHAnsi" w:cstheme="majorBidi" w:ascii="FangSong_GB2312" w:hAnsi="FangSong_GB2312" w:eastAsia="FangSong_GB2312" w:cs="FangSong_GB2312"/>
+      <w:rFonts w:asciiTheme="majorHAnsi" w:eastAsiaTheme="majorEastAsia" w:hAnsiTheme="majorHAnsi" w:cstheme="majorBidi" w:ascii="Songti SC" w:hAnsi="Songti SC" w:eastAsia="Songti SC" w:cs="Songti SC"/>
       <w:b w:val="0"/>
       <w:color w:val="000000"/>
       <w:spacing w:val="5"/>
@@ -10180,7 +10471,7 @@
       <w:contextualSpacing/>
     </w:pPr>
     <w:rPr>
-      <w:rFonts w:ascii="FangSong_GB2312" w:hAnsi="FangSong_GB2312" w:eastAsia="FangSong_GB2312" w:cs="FangSong_GB2312"/>
+      <w:rFonts w:ascii="Songti SC" w:hAnsi="Songti SC" w:eastAsia="Songti SC" w:cs="Songti SC"/>
       <w:sz w:val="22"/>
     </w:rPr>
   </w:style>
@@ -10225,7 +10516,7 @@
       <w:contextualSpacing/>
     </w:pPr>
     <w:rPr>
-      <w:rFonts w:ascii="FangSong_GB2312" w:hAnsi="FangSong_GB2312" w:eastAsia="FangSong_GB2312" w:cs="FangSong_GB2312"/>
+      <w:rFonts w:ascii="Songti SC" w:hAnsi="Songti SC" w:eastAsia="Songti SC" w:cs="Songti SC"/>
       <w:sz w:val="22"/>
     </w:rPr>
   </w:style>
